--- a/Resume-Nicholas-Kane-Lewis.docx
+++ b/Resume-Nicholas-Kane-Lewis.docx
@@ -1,11 +1,12 @@
 
 <file path=word/document.xml><?xml version="1.0" encoding="utf-8"?>
-<w:document xmlns:mc="http://schemas.openxmlformats.org/markup-compatibility/2006" xmlns:o="urn:schemas-microsoft-com:office:office" xmlns:r="http://schemas.openxmlformats.org/officeDocument/2006/relationships" xmlns:m="http://schemas.openxmlformats.org/officeDocument/2006/math" xmlns:v="urn:schemas-microsoft-com:vml" xmlns:wp="http://schemas.openxmlformats.org/drawingml/2006/wordprocessingDrawing" xmlns:w10="urn:schemas-microsoft-com:office:word" xmlns:w="http://schemas.openxmlformats.org/wordprocessingml/2006/main" xmlns:wne="http://schemas.microsoft.com/office/word/2006/wordml" xmlns:sl="http://schemas.openxmlformats.org/schemaLibrary/2006/main" xmlns:a="http://schemas.openxmlformats.org/drawingml/2006/main" xmlns:pic="http://schemas.openxmlformats.org/drawingml/2006/picture" xmlns:c="http://schemas.openxmlformats.org/drawingml/2006/chart" xmlns:lc="http://schemas.openxmlformats.org/drawingml/2006/lockedCanvas" xmlns:dgm="http://schemas.openxmlformats.org/drawingml/2006/diagram" xmlns:wps="http://schemas.microsoft.com/office/word/2010/wordprocessingShape" xmlns:wpg="http://schemas.microsoft.com/office/word/2010/wordprocessingGroup" xmlns:w14="http://schemas.microsoft.com/office/word/2010/wordml" xmlns:w15="http://schemas.microsoft.com/office/word/2012/wordml">
+<w:document xmlns:mc="http://schemas.openxmlformats.org/markup-compatibility/2006" xmlns:o="urn:schemas-microsoft-com:office:office" xmlns:r="http://schemas.openxmlformats.org/officeDocument/2006/relationships" xmlns:m="http://schemas.openxmlformats.org/officeDocument/2006/math" xmlns:v="urn:schemas-microsoft-com:vml" xmlns:wp="http://schemas.openxmlformats.org/drawingml/2006/wordprocessingDrawing" xmlns:w10="urn:schemas-microsoft-com:office:word" xmlns:w="http://schemas.openxmlformats.org/wordprocessingml/2006/main" xmlns:wne="http://schemas.microsoft.com/office/word/2006/wordml" xmlns:sl="http://schemas.openxmlformats.org/schemaLibrary/2006/main" xmlns:a="http://schemas.openxmlformats.org/drawingml/2006/main" xmlns:pic="http://schemas.openxmlformats.org/drawingml/2006/picture" xmlns:c="http://schemas.openxmlformats.org/drawingml/2006/chart" xmlns:lc="http://schemas.openxmlformats.org/drawingml/2006/lockedCanvas" xmlns:dgm="http://schemas.openxmlformats.org/drawingml/2006/diagram" xmlns:wps="http://schemas.microsoft.com/office/word/2010/wordprocessingShape" xmlns:wpg="http://schemas.microsoft.com/office/word/2010/wordprocessingGroup" xmlns:w14="http://schemas.microsoft.com/office/word/2010/wordml" xmlns:w15="http://schemas.microsoft.com/office/word/2012/wordml" xmlns:w16="http://schemas.microsoft.com/office/word/2018/wordml" xmlns:w16cex="http://schemas.microsoft.com/office/word/2018/wordml/cex" xmlns:w16cid="http://schemas.microsoft.com/office/word/2016/wordml/cid" xmlns="http://schemas.microsoft.com/office/tasks/2019/documenttasks" xmlns:cr="http://schemas.microsoft.com/office/comments/2020/reactions">
   <w:body>
     <w:p>
       <w:pPr>
         <w:keepNext w:val="0"/>
         <w:keepLines w:val="0"/>
+        <w:pageBreakBefore w:val="0"/>
         <w:widowControl w:val="0"/>
         <w:pBdr>
           <w:top w:space="0" w:sz="0" w:val="nil"/>
@@ -21,7 +22,9 @@
         <w:rPr>
           <w:rFonts w:ascii="Arial" w:cs="Arial" w:eastAsia="Arial" w:hAnsi="Arial"/>
           <w:b w:val="0"/>
+          <w:bCs w:val="0"/>
           <w:i w:val="0"/>
+          <w:iCs w:val="0"/>
           <w:smallCaps w:val="0"/>
           <w:strike w:val="0"/>
           <w:color w:val="000000"/>
@@ -43,7 +46,7 @@
         <w:tblStyle w:val="Table1"/>
         <w:tblW w:w="10799.0" w:type="dxa"/>
         <w:jc w:val="left"/>
-        <w:tblInd w:w="109.0" w:type="dxa"/>
+        <w:tblInd w:w="0.9999999999999964" w:type="dxa"/>
         <w:tblLayout w:type="fixed"/>
         <w:tblLook w:val="0000"/>
       </w:tblPr>
@@ -59,7 +62,9 @@
       </w:tblGrid>
       <w:tr>
         <w:trPr>
+          <w:cantSplit w:val="0"/>
           <w:trHeight w:val="300" w:hRule="atLeast"/>
+          <w:tblHeader w:val="0"/>
         </w:trPr>
         <w:tc>
           <w:tcPr>
@@ -67,6 +72,7 @@
           </w:tcPr>
           <w:p>
             <w:pPr>
+              <w:pageBreakBefore w:val="0"/>
               <w:spacing w:after="0" w:before="0" w:line="240" w:lineRule="auto"/>
               <w:rPr/>
             </w:pPr>
@@ -75,6 +81,7 @@
             <w:r>
               <w:rPr>
                 <w:b w:val="1"/>
+                <w:bCs w:val="1"/>
                 <w:smallCaps w:val="1"/>
                 <w:sz w:val="36"/>
                 <w:szCs w:val="36"/>
@@ -85,6 +92,7 @@
             <w:r>
               <w:rPr>
                 <w:b w:val="1"/>
+                <w:bCs w:val="1"/>
                 <w:smallCaps w:val="1"/>
                 <w:color w:val="ff0000"/>
                 <w:sz w:val="36"/>
@@ -103,6 +111,7 @@
             <w:pPr>
               <w:keepNext w:val="0"/>
               <w:keepLines w:val="0"/>
+              <w:pageBreakBefore w:val="0"/>
               <w:widowControl w:val="1"/>
               <w:pBdr>
                 <w:top w:space="0" w:sz="0" w:val="nil"/>
@@ -118,7 +127,9 @@
               <w:rPr>
                 <w:rFonts w:ascii="Times New Roman" w:cs="Times New Roman" w:eastAsia="Times New Roman" w:hAnsi="Times New Roman"/>
                 <w:b w:val="0"/>
+                <w:bCs w:val="0"/>
                 <w:i w:val="0"/>
+                <w:iCs w:val="0"/>
                 <w:smallCaps w:val="0"/>
                 <w:strike w:val="0"/>
                 <w:color w:val="00000a"/>
@@ -133,7 +144,9 @@
               <w:rPr>
                 <w:rFonts w:ascii="Times New Roman" w:cs="Times New Roman" w:eastAsia="Times New Roman" w:hAnsi="Times New Roman"/>
                 <w:b w:val="0"/>
+                <w:bCs w:val="0"/>
                 <w:i w:val="0"/>
+                <w:iCs w:val="0"/>
                 <w:smallCaps w:val="0"/>
                 <w:strike w:val="0"/>
                 <w:color w:val="00000a"/>
@@ -151,6 +164,7 @@
             <w:pPr>
               <w:keepNext w:val="0"/>
               <w:keepLines w:val="0"/>
+              <w:pageBreakBefore w:val="0"/>
               <w:widowControl w:val="1"/>
               <w:pBdr>
                 <w:top w:space="0" w:sz="0" w:val="nil"/>
@@ -166,7 +180,9 @@
               <w:rPr>
                 <w:rFonts w:ascii="Times New Roman" w:cs="Times New Roman" w:eastAsia="Times New Roman" w:hAnsi="Times New Roman"/>
                 <w:b w:val="0"/>
+                <w:bCs w:val="0"/>
                 <w:i w:val="0"/>
+                <w:iCs w:val="0"/>
                 <w:smallCaps w:val="0"/>
                 <w:strike w:val="0"/>
                 <w:color w:val="00000a"/>
@@ -181,7 +197,9 @@
               <w:rPr>
                 <w:rFonts w:ascii="Times New Roman" w:cs="Times New Roman" w:eastAsia="Times New Roman" w:hAnsi="Times New Roman"/>
                 <w:b w:val="0"/>
+                <w:bCs w:val="0"/>
                 <w:i w:val="0"/>
+                <w:iCs w:val="0"/>
                 <w:smallCaps w:val="0"/>
                 <w:strike w:val="0"/>
                 <w:color w:val="00000a"/>
@@ -197,6 +215,7 @@
           </w:p>
           <w:p>
             <w:pPr>
+              <w:pageBreakBefore w:val="0"/>
               <w:spacing w:after="0" w:before="0" w:line="240" w:lineRule="auto"/>
               <w:rPr/>
             </w:pPr>
@@ -210,6 +229,7 @@
             <w:r>
               <w:rPr>
                 <w:b w:val="1"/>
+                <w:bCs w:val="1"/>
                 <w:smallCaps w:val="1"/>
                 <w:color w:val="ff0000"/>
                 <w:sz w:val="36"/>
@@ -233,6 +253,7 @@
             <w:pPr>
               <w:keepNext w:val="0"/>
               <w:keepLines w:val="0"/>
+              <w:pageBreakBefore w:val="0"/>
               <w:widowControl w:val="1"/>
               <w:pBdr>
                 <w:top w:space="0" w:sz="0" w:val="nil"/>
@@ -248,7 +269,9 @@
               <w:rPr>
                 <w:rFonts w:ascii="Times New Roman" w:cs="Times New Roman" w:eastAsia="Times New Roman" w:hAnsi="Times New Roman"/>
                 <w:b w:val="0"/>
+                <w:bCs w:val="0"/>
                 <w:i w:val="0"/>
+                <w:iCs w:val="0"/>
                 <w:smallCaps w:val="0"/>
                 <w:strike w:val="0"/>
                 <w:color w:val="00000a"/>
@@ -263,7 +286,9 @@
               <w:rPr>
                 <w:rFonts w:ascii="Times New Roman" w:cs="Times New Roman" w:eastAsia="Times New Roman" w:hAnsi="Times New Roman"/>
                 <w:b w:val="0"/>
+                <w:bCs w:val="0"/>
                 <w:i w:val="0"/>
+                <w:iCs w:val="0"/>
                 <w:smallCaps w:val="0"/>
                 <w:strike w:val="0"/>
                 <w:color w:val="00000a"/>
@@ -277,12 +302,12 @@
                 <wp:inline distB="0" distT="0" distL="0" distR="0">
                   <wp:extent cx="323850" cy="323850"/>
                   <wp:effectExtent b="38100" l="38100" r="38100" t="38100"/>
-                  <wp:docPr id="1" name="image2.png"/>
+                  <wp:docPr id="1" name="image1.png"/>
                   <a:graphic>
                     <a:graphicData uri="http://schemas.openxmlformats.org/drawingml/2006/picture">
                       <pic:pic>
                         <pic:nvPicPr>
-                          <pic:cNvPr id="0" name="image2.png"/>
+                          <pic:cNvPr id="0" name="image1.png"/>
                           <pic:cNvPicPr preferRelativeResize="0"/>
                         </pic:nvPicPr>
                         <pic:blipFill>
@@ -321,6 +346,7 @@
             <w:pPr>
               <w:keepNext w:val="0"/>
               <w:keepLines w:val="0"/>
+              <w:pageBreakBefore w:val="0"/>
               <w:widowControl w:val="1"/>
               <w:pBdr>
                 <w:top w:space="0" w:sz="0" w:val="nil"/>
@@ -336,7 +362,9 @@
               <w:rPr>
                 <w:rFonts w:ascii="Times New Roman" w:cs="Times New Roman" w:eastAsia="Times New Roman" w:hAnsi="Times New Roman"/>
                 <w:b w:val="0"/>
+                <w:bCs w:val="0"/>
                 <w:i w:val="0"/>
+                <w:iCs w:val="0"/>
                 <w:smallCaps w:val="0"/>
                 <w:strike w:val="0"/>
                 <w:color w:val="00000a"/>
@@ -357,6 +385,7 @@
             <w:pPr>
               <w:keepNext w:val="0"/>
               <w:keepLines w:val="0"/>
+              <w:pageBreakBefore w:val="0"/>
               <w:widowControl w:val="1"/>
               <w:pBdr>
                 <w:top w:space="0" w:sz="0" w:val="nil"/>
@@ -372,7 +401,9 @@
               <w:rPr>
                 <w:rFonts w:ascii="Times New Roman" w:cs="Times New Roman" w:eastAsia="Times New Roman" w:hAnsi="Times New Roman"/>
                 <w:b w:val="0"/>
+                <w:bCs w:val="0"/>
                 <w:i w:val="1"/>
+                <w:iCs w:val="1"/>
                 <w:smallCaps w:val="0"/>
                 <w:strike w:val="0"/>
                 <w:color w:val="0070c0"/>
@@ -394,10 +425,12 @@
     </w:tbl>
     <w:p>
       <w:pPr>
+        <w:pageBreakBefore w:val="0"/>
         <w:spacing w:after="0" w:before="0" w:line="240" w:lineRule="auto"/>
         <w:jc w:val="center"/>
         <w:rPr>
           <w:i w:val="1"/>
+          <w:iCs w:val="1"/>
           <w:color w:val="0070c0"/>
           <w:sz w:val="21"/>
           <w:szCs w:val="21"/>
@@ -414,7 +447,7 @@
         <w:tblStyle w:val="Table2"/>
         <w:tblW w:w="10800.0" w:type="dxa"/>
         <w:jc w:val="left"/>
-        <w:tblInd w:w="109.0" w:type="dxa"/>
+        <w:tblInd w:w="0.9999999999999964" w:type="dxa"/>
         <w:tblLayout w:type="fixed"/>
         <w:tblLook w:val="0000"/>
       </w:tblPr>
@@ -428,7 +461,9 @@
       </w:tblGrid>
       <w:tr>
         <w:trPr>
+          <w:cantSplit w:val="0"/>
           <w:trHeight w:val="420" w:hRule="atLeast"/>
+          <w:tblHeader w:val="0"/>
         </w:trPr>
         <w:tc>
           <w:tcPr>
@@ -440,6 +475,7 @@
           </w:tcPr>
           <w:p>
             <w:pPr>
+              <w:pageBreakBefore w:val="0"/>
               <w:spacing w:after="0" w:before="0" w:line="240" w:lineRule="auto"/>
               <w:jc w:val="center"/>
               <w:rPr/>
@@ -447,12 +483,13 @@
             <w:r>
               <w:rPr>
                 <w:b w:val="1"/>
+                <w:bCs w:val="1"/>
                 <w:smallCaps w:val="1"/>
                 <w:sz w:val="21"/>
                 <w:szCs w:val="21"/>
                 <w:rtl w:val="0"/>
               </w:rPr>
-              <w:t xml:space="preserve">   Devops Engineer </w:t>
+              <w:t xml:space="preserve">   Cloud Architect </w:t>
             </w:r>
             <w:r>
               <w:rPr>
@@ -474,6 +511,7 @@
             <w:r>
               <w:rPr>
                 <w:b w:val="1"/>
+                <w:bCs w:val="1"/>
                 <w:smallCaps w:val="1"/>
                 <w:sz w:val="21"/>
                 <w:szCs w:val="21"/>
@@ -501,6 +539,7 @@
             <w:r>
               <w:rPr>
                 <w:b w:val="1"/>
+                <w:bCs w:val="1"/>
                 <w:smallCaps w:val="1"/>
                 <w:sz w:val="21"/>
                 <w:szCs w:val="21"/>
@@ -516,6 +555,7 @@
           </w:p>
           <w:p>
             <w:pPr>
+              <w:pageBreakBefore w:val="0"/>
               <w:spacing w:after="0" w:before="0" w:line="240" w:lineRule="auto"/>
               <w:jc w:val="center"/>
               <w:rPr/>
@@ -523,6 +563,7 @@
             <w:r>
               <w:rPr>
                 <w:i w:val="1"/>
+                <w:iCs w:val="1"/>
                 <w:sz w:val="21"/>
                 <w:szCs w:val="21"/>
                 <w:rtl w:val="0"/>
@@ -533,6 +574,7 @@
               <w:rPr>
                 <w:rFonts w:ascii="Noto Sans Symbols" w:cs="Noto Sans Symbols" w:eastAsia="Noto Sans Symbols" w:hAnsi="Noto Sans Symbols"/>
                 <w:i w:val="1"/>
+                <w:iCs w:val="1"/>
                 <w:sz w:val="21"/>
                 <w:szCs w:val="21"/>
                 <w:rtl w:val="0"/>
@@ -542,6 +584,7 @@
             <w:r>
               <w:rPr>
                 <w:i w:val="1"/>
+                <w:iCs w:val="1"/>
                 <w:sz w:val="21"/>
                 <w:szCs w:val="21"/>
                 <w:rtl w:val="0"/>
@@ -552,6 +595,7 @@
               <w:rPr>
                 <w:rFonts w:ascii="Noto Sans Symbols" w:cs="Noto Sans Symbols" w:eastAsia="Noto Sans Symbols" w:hAnsi="Noto Sans Symbols"/>
                 <w:i w:val="1"/>
+                <w:iCs w:val="1"/>
                 <w:sz w:val="21"/>
                 <w:szCs w:val="21"/>
                 <w:rtl w:val="0"/>
@@ -561,6 +605,7 @@
             <w:r>
               <w:rPr>
                 <w:i w:val="1"/>
+                <w:iCs w:val="1"/>
                 <w:sz w:val="21"/>
                 <w:szCs w:val="21"/>
                 <w:rtl w:val="0"/>
@@ -578,43 +623,30 @@
     </w:tbl>
     <w:p>
       <w:pPr>
-        <w:spacing w:after="0" w:before="0" w:line="240" w:lineRule="auto"/>
+        <w:spacing w:after="0" w:line="240" w:lineRule="auto"/>
         <w:jc w:val="center"/>
-        <w:rPr/>
-      </w:pPr>
-      <w:r>
-        <w:rPr>
-          <w:sz w:val="21"/>
-          <w:szCs w:val="21"/>
-          <w:rtl w:val="0"/>
-        </w:rPr>
-        <w:t xml:space="preserve">Dynamic, detail-or</w:t>
-      </w:r>
-      <w:r>
-        <w:rPr>
-          <w:color w:val="000000"/>
-          <w:sz w:val="21"/>
-          <w:szCs w:val="21"/>
-          <w:rtl w:val="0"/>
-        </w:rPr>
-        <w:t xml:space="preserve">iented Information Technology Professional highly </w:t>
-      </w:r>
-      <w:r>
-        <w:rPr>
-          <w:sz w:val="21"/>
-          <w:szCs w:val="21"/>
-          <w:rtl w:val="0"/>
-        </w:rPr>
-        <w:t xml:space="preserve">regarded for developing and deploying complex infrastructures and technical solutions for industry leaders, including FireEye, RE/MAX, and DoD for over 20 years. Proficient in determining system requirements and resolving technical issues quickly, with a proven track record of enhancing the customer experience through understanding, specialized support, and acute product and service knowledge. Skilled in providing effective leadership in fast-paced, deadline-driven environments. Outstanding presentation and communication skills, understanding business requirements to cross-collaborate and increase profits. Scars that only come from 20 years in IT ;)</w:t>
-      </w:r>
-      <w:r>
-        <w:rPr>
-          <w:rtl w:val="0"/>
-        </w:rPr>
-      </w:r>
-    </w:p>
-    <w:p>
-      <w:pPr>
+        <w:rPr>
+          <w:sz w:val="21"/>
+          <w:szCs w:val="21"/>
+        </w:rPr>
+      </w:pPr>
+      <w:r>
+        <w:rPr>
+          <w:sz w:val="21"/>
+          <w:szCs w:val="21"/>
+          <w:rtl w:val="0"/>
+        </w:rPr>
+        <w:t xml:space="preserve">Cloud and DevOps infrastructure engineer with 20+ years of experience designing, automating, and operating large-scale systems. Specializes in CI/CD platforms, infrastructure-as-code, and cloud-native architecture on AWS. Proven track record modernizing build systems, improving developer productivity, and increasing platform reliability through automation, containerization, and scalable infrastructure design.</w:t>
+      </w:r>
+      <w:r>
+        <w:rPr>
+          <w:rtl w:val="0"/>
+        </w:rPr>
+      </w:r>
+    </w:p>
+    <w:p>
+      <w:pPr>
+        <w:pageBreakBefore w:val="0"/>
         <w:spacing w:after="0" w:before="0" w:line="240" w:lineRule="auto"/>
         <w:jc w:val="center"/>
         <w:rPr>
@@ -633,7 +665,7 @@
         <w:tblStyle w:val="Table3"/>
         <w:tblW w:w="11166.0" w:type="dxa"/>
         <w:jc w:val="left"/>
-        <w:tblInd w:w="-80.0" w:type="dxa"/>
+        <w:tblInd w:w="-178.0" w:type="dxa"/>
         <w:tblLayout w:type="fixed"/>
         <w:tblLook w:val="0000"/>
       </w:tblPr>
@@ -646,6 +678,10 @@
         </w:tblGridChange>
       </w:tblGrid>
       <w:tr>
+        <w:trPr>
+          <w:cantSplit w:val="0"/>
+          <w:tblHeader w:val="0"/>
+        </w:trPr>
         <w:tc>
           <w:tcPr>
             <w:tcBorders>
@@ -658,6 +694,7 @@
           </w:tcPr>
           <w:p>
             <w:pPr>
+              <w:pageBreakBefore w:val="0"/>
               <w:spacing w:after="0" w:before="0" w:line="240" w:lineRule="auto"/>
               <w:jc w:val="center"/>
               <w:rPr/>
@@ -665,6 +702,7 @@
             <w:r>
               <w:rPr>
                 <w:b w:val="1"/>
+                <w:bCs w:val="1"/>
                 <w:smallCaps w:val="1"/>
                 <w:sz w:val="21"/>
                 <w:szCs w:val="21"/>
@@ -682,115 +720,150 @@
             <w:pPr>
               <w:numPr>
                 <w:ilvl w:val="0"/>
-                <w:numId w:val="4"/>
+                <w:numId w:val="3"/>
               </w:numPr>
-              <w:spacing w:after="0" w:before="0" w:line="240" w:lineRule="auto"/>
-              <w:ind w:left="360" w:hanging="360"/>
-              <w:rPr/>
+              <w:spacing w:after="0" w:line="240" w:lineRule="auto"/>
+              <w:ind w:left="360"/>
             </w:pPr>
             <w:r>
               <w:rPr>
-                <w:sz w:val="21"/>
-                <w:szCs w:val="21"/>
-                <w:rtl w:val="0"/>
-              </w:rPr>
-              <w:t xml:space="preserve">Founded and expanded development environment and continuous integration cycle from development to quality assurance to production as a DevOps Engineer at Booj. </w:t>
-            </w:r>
-            <w:r>
-              <w:rPr>
-                <w:rtl w:val="0"/>
-              </w:rPr>
+                <w:rtl w:val="0"/>
+              </w:rPr>
+              <w:t xml:space="preserve">Designed and operated </w:t>
+            </w:r>
+            <w:r>
+              <w:rPr>
+                <w:b w:val="1"/>
+                <w:bCs w:val="1"/>
+                <w:rtl w:val="0"/>
+              </w:rPr>
+              <w:t xml:space="preserve">CI/CD platforms supporting mobile and web applications</w:t>
+            </w:r>
+            <w:r>
+              <w:rPr>
+                <w:rtl w:val="0"/>
+              </w:rPr>
+              <w:t xml:space="preserve">, enabling automated build and deployment pipelines across development, UAT, and production environments.</w:t>
             </w:r>
           </w:p>
           <w:p>
             <w:pPr>
               <w:numPr>
                 <w:ilvl w:val="0"/>
-                <w:numId w:val="4"/>
+                <w:numId w:val="3"/>
               </w:numPr>
-              <w:spacing w:after="0" w:before="0" w:line="240" w:lineRule="auto"/>
-              <w:ind w:left="360" w:hanging="360"/>
-              <w:rPr/>
+              <w:spacing w:after="0" w:line="240" w:lineRule="auto"/>
+              <w:ind w:left="360"/>
             </w:pPr>
             <w:r>
               <w:rPr>
-                <w:sz w:val="21"/>
-                <w:szCs w:val="21"/>
-                <w:rtl w:val="0"/>
-              </w:rPr>
-              <w:t xml:space="preserve">Evaluated the DevOps Maturity of several Fortune 500 companies for Trace3 as well as devised theoretical ultimate DevOps Goals.</w:t>
-            </w:r>
-            <w:r>
-              <w:rPr>
-                <w:rtl w:val="0"/>
-              </w:rPr>
+                <w:rtl w:val="0"/>
+              </w:rPr>
+              <w:t xml:space="preserve">Built and managed </w:t>
+            </w:r>
+            <w:r>
+              <w:rPr>
+                <w:b w:val="1"/>
+                <w:bCs w:val="1"/>
+                <w:rtl w:val="0"/>
+              </w:rPr>
+              <w:t xml:space="preserve">cloud infrastructure using AWS and Terraform</w:t>
+            </w:r>
+            <w:r>
+              <w:rPr>
+                <w:rtl w:val="0"/>
+              </w:rPr>
+              <w:t xml:space="preserve">, provisioning Kubernetes clusters, networking, storage, and application services through Infrastructure as Code, including monitoring, logging, ingress, and CI/CD integration.</w:t>
             </w:r>
           </w:p>
           <w:p>
             <w:pPr>
               <w:numPr>
                 <w:ilvl w:val="0"/>
-                <w:numId w:val="4"/>
+                <w:numId w:val="3"/>
               </w:numPr>
-              <w:spacing w:after="0" w:before="0" w:line="240" w:lineRule="auto"/>
-              <w:ind w:left="360" w:hanging="360"/>
-              <w:rPr/>
+              <w:spacing w:after="0" w:line="240" w:lineRule="auto"/>
+              <w:ind w:left="360"/>
             </w:pPr>
             <w:r>
               <w:rPr>
-                <w:sz w:val="21"/>
-                <w:szCs w:val="21"/>
-                <w:rtl w:val="0"/>
-              </w:rPr>
-              <w:t xml:space="preserve">Provided hands-on server administration, hardware acquisition, installation, capacity planning and troubleshooting for development-related issues.</w:t>
-            </w:r>
-            <w:r>
-              <w:rPr>
-                <w:rtl w:val="0"/>
-              </w:rPr>
+                <w:rtl w:val="0"/>
+              </w:rPr>
+              <w:t xml:space="preserve">Led development of </w:t>
+            </w:r>
+            <w:r>
+              <w:rPr>
+                <w:b w:val="1"/>
+                <w:bCs w:val="1"/>
+                <w:rtl w:val="0"/>
+              </w:rPr>
+              <w:t xml:space="preserve">enterprise CI/CD pipelines and DevOps practices</w:t>
+            </w:r>
+            <w:r>
+              <w:rPr>
+                <w:rtl w:val="0"/>
+              </w:rPr>
+              <w:t xml:space="preserve"> as the first DevOps engineer at Booj.</w:t>
             </w:r>
           </w:p>
           <w:p>
             <w:pPr>
               <w:numPr>
                 <w:ilvl w:val="0"/>
-                <w:numId w:val="2"/>
+                <w:numId w:val="3"/>
               </w:numPr>
-              <w:spacing w:after="0" w:before="0" w:line="240" w:lineRule="auto"/>
-              <w:ind w:left="360" w:hanging="360"/>
-              <w:rPr/>
+              <w:spacing w:after="0" w:line="240" w:lineRule="auto"/>
+              <w:ind w:left="360"/>
             </w:pPr>
             <w:r>
               <w:rPr>
-                <w:sz w:val="21"/>
-                <w:szCs w:val="21"/>
-                <w:rtl w:val="0"/>
-              </w:rPr>
-              <w:t xml:space="preserve">Collaborated on a team at FireEye/Mandiant that maintained production systems providing services, including processing network packet captures, analysis of malware, proxy connections to appliances at customer sites, remote management of appliances on compromised networks, and database and website services.</w:t>
-            </w:r>
-            <w:r>
-              <w:rPr>
-                <w:rtl w:val="0"/>
-              </w:rPr>
+                <w:rtl w:val="0"/>
+              </w:rPr>
+              <w:t xml:space="preserve">Evaluated </w:t>
+            </w:r>
+            <w:r>
+              <w:rPr>
+                <w:b w:val="1"/>
+                <w:bCs w:val="1"/>
+                <w:rtl w:val="0"/>
+              </w:rPr>
+              <w:t xml:space="preserve">DevOps maturity for Fortune 500 organizations</w:t>
+            </w:r>
+            <w:r>
+              <w:rPr>
+                <w:rtl w:val="0"/>
+              </w:rPr>
+              <w:t xml:space="preserve"> while consulting at Trace3, identifying automation and platform engineering opportunities.</w:t>
             </w:r>
           </w:p>
           <w:p>
             <w:pPr>
               <w:numPr>
                 <w:ilvl w:val="0"/>
-                <w:numId w:val="2"/>
+                <w:numId w:val="3"/>
               </w:numPr>
-              <w:spacing w:after="0" w:before="0" w:line="240" w:lineRule="auto"/>
-              <w:ind w:left="360" w:hanging="360"/>
-              <w:rPr/>
+              <w:spacing w:after="0" w:line="240" w:lineRule="auto"/>
+              <w:ind w:left="360"/>
             </w:pPr>
             <w:r>
               <w:rPr>
-                <w:sz w:val="21"/>
-                <w:szCs w:val="21"/>
-                <w:rtl w:val="0"/>
-              </w:rPr>
-              <w:t xml:space="preserve">Built and maintained a development environment that provided self-service provisioning of virtual machines by developers, QA, and auditors for full end-to-end testing and QA of production deployments.</w:t>
+                <w:rtl w:val="0"/>
+              </w:rPr>
+              <w:t xml:space="preserve">Supported </w:t>
+            </w:r>
+            <w:r>
+              <w:rPr>
+                <w:b w:val="1"/>
+                <w:bCs w:val="1"/>
+                <w:rtl w:val="0"/>
+              </w:rPr>
+              <w:t xml:space="preserve">large-scale distributed production systems</w:t>
+            </w:r>
+            <w:r>
+              <w:rPr>
+                <w:rtl w:val="0"/>
+              </w:rPr>
+              <w:t xml:space="preserve"> at FireEye/Mandiant used for malware analysis and network security operations.</w:t>
             </w:r>
             <w:r>
               <w:rPr>
@@ -803,6 +876,7 @@
     </w:tbl>
     <w:p>
       <w:pPr>
+        <w:pageBreakBefore w:val="0"/>
         <w:spacing w:after="0" w:before="0" w:line="240" w:lineRule="auto"/>
         <w:rPr>
           <w:sz w:val="21"/>
@@ -820,7 +894,7 @@
         <w:tblStyle w:val="Table4"/>
         <w:tblW w:w="10890.0" w:type="dxa"/>
         <w:jc w:val="left"/>
-        <w:tblInd w:w="18.0" w:type="dxa"/>
+        <w:tblInd w:w="-90.0" w:type="dxa"/>
         <w:tblLayout w:type="fixed"/>
         <w:tblLook w:val="0000"/>
       </w:tblPr>
@@ -837,6 +911,10 @@
         </w:tblGridChange>
       </w:tblGrid>
       <w:tr>
+        <w:trPr>
+          <w:cantSplit w:val="0"/>
+          <w:tblHeader w:val="0"/>
+        </w:trPr>
         <w:tc>
           <w:tcPr>
             <w:gridSpan w:val="3"/>
@@ -848,6 +926,7 @@
           </w:tcPr>
           <w:p>
             <w:pPr>
+              <w:pageBreakBefore w:val="0"/>
               <w:spacing w:after="0" w:before="0" w:line="240" w:lineRule="auto"/>
               <w:jc w:val="center"/>
               <w:rPr/>
@@ -855,6 +934,7 @@
             <w:r>
               <w:rPr>
                 <w:b w:val="1"/>
+                <w:bCs w:val="1"/>
                 <w:smallCaps w:val="1"/>
                 <w:sz w:val="21"/>
                 <w:szCs w:val="21"/>
@@ -872,372 +952,544 @@
       </w:tr>
       <w:tr>
         <w:trPr>
+          <w:cantSplit w:val="0"/>
           <w:trHeight w:val="140" w:hRule="atLeast"/>
+          <w:tblHeader w:val="0"/>
         </w:trPr>
         <w:tc>
           <w:tcPr>
             <w:tcBorders>
-              <w:top w:color="000001" w:space="0" w:sz="4" w:val="single"/>
-              <w:bottom w:color="000001" w:space="0" w:sz="4" w:val="single"/>
+              <w:top w:color="cccccc" w:space="0" w:sz="6" w:val="single"/>
+              <w:left w:color="cccccc" w:space="0" w:sz="6" w:val="single"/>
+              <w:bottom w:color="cccccc" w:space="0" w:sz="6" w:val="single"/>
+              <w:right w:color="cccccc" w:space="0" w:sz="6" w:val="single"/>
             </w:tcBorders>
-            <w:shd w:fill="auto" w:val="clear"/>
+            <w:tcMar>
+              <w:top w:w="0.0" w:type="dxa"/>
+              <w:left w:w="40.0" w:type="dxa"/>
+              <w:bottom w:w="0.0" w:type="dxa"/>
+              <w:right w:w="40.0" w:type="dxa"/>
+            </w:tcMar>
+            <w:vAlign w:val="bottom"/>
           </w:tcPr>
           <w:p>
             <w:pPr>
+              <w:widowControl w:val="0"/>
               <w:numPr>
                 <w:ilvl w:val="0"/>
-                <w:numId w:val="6"/>
+                <w:numId w:val="1"/>
               </w:numPr>
-              <w:spacing w:after="0" w:before="0" w:line="240" w:lineRule="auto"/>
-              <w:ind w:left="360" w:hanging="360"/>
+              <w:spacing w:after="0" w:line="276" w:lineRule="auto"/>
+              <w:jc w:val="center"/>
               <w:rPr/>
             </w:pPr>
-            <w:bookmarkStart w:colFirst="0" w:colLast="0" w:name="_30j0zll" w:id="1"/>
-            <w:bookmarkEnd w:id="1"/>
-            <w:r>
-              <w:rPr>
-                <w:sz w:val="21"/>
-                <w:szCs w:val="21"/>
-                <w:rtl w:val="0"/>
-              </w:rPr>
-              <w:t xml:space="preserve">Architecture</w:t>
-            </w:r>
-            <w:r>
-              <w:rPr>
-                <w:rtl w:val="0"/>
-              </w:rPr>
+            <w:r>
+              <w:rPr>
+                <w:rFonts w:ascii="Arial" w:cs="Arial" w:eastAsia="Arial" w:hAnsi="Arial"/>
+                <w:color w:val="000000"/>
+                <w:rtl w:val="0"/>
+              </w:rPr>
+              <w:t xml:space="preserve">Cloud Architecture</w:t>
             </w:r>
           </w:p>
         </w:tc>
         <w:tc>
           <w:tcPr>
             <w:tcBorders>
-              <w:top w:color="000001" w:space="0" w:sz="4" w:val="single"/>
-              <w:bottom w:color="000001" w:space="0" w:sz="4" w:val="single"/>
+              <w:top w:color="cccccc" w:space="0" w:sz="6" w:val="single"/>
+              <w:left w:color="cccccc" w:space="0" w:sz="6" w:val="single"/>
+              <w:bottom w:color="cccccc" w:space="0" w:sz="6" w:val="single"/>
+              <w:right w:color="cccccc" w:space="0" w:sz="6" w:val="single"/>
             </w:tcBorders>
-            <w:shd w:fill="auto" w:val="clear"/>
+            <w:tcMar>
+              <w:top w:w="0.0" w:type="dxa"/>
+              <w:left w:w="40.0" w:type="dxa"/>
+              <w:bottom w:w="0.0" w:type="dxa"/>
+              <w:right w:w="40.0" w:type="dxa"/>
+            </w:tcMar>
+            <w:vAlign w:val="bottom"/>
           </w:tcPr>
           <w:p>
             <w:pPr>
+              <w:widowControl w:val="0"/>
               <w:numPr>
                 <w:ilvl w:val="0"/>
-                <w:numId w:val="6"/>
+                <w:numId w:val="1"/>
               </w:numPr>
-              <w:spacing w:after="0" w:before="0" w:line="240" w:lineRule="auto"/>
-              <w:ind w:left="360" w:hanging="360"/>
+              <w:spacing w:after="0" w:line="276" w:lineRule="auto"/>
+              <w:jc w:val="center"/>
               <w:rPr/>
             </w:pPr>
             <w:r>
               <w:rPr>
-                <w:sz w:val="21"/>
-                <w:szCs w:val="21"/>
-                <w:rtl w:val="0"/>
-              </w:rPr>
-              <w:t xml:space="preserve">Cloud Migration</w:t>
-            </w:r>
-            <w:r>
-              <w:rPr>
-                <w:rtl w:val="0"/>
-              </w:rPr>
+                <w:rFonts w:ascii="Arial" w:cs="Arial" w:eastAsia="Arial" w:hAnsi="Arial"/>
+                <w:color w:val="000000"/>
+                <w:rtl w:val="0"/>
+              </w:rPr>
+              <w:t xml:space="preserve">Kubernetes &amp; Container Platforms</w:t>
             </w:r>
           </w:p>
         </w:tc>
         <w:tc>
           <w:tcPr>
             <w:tcBorders>
-              <w:top w:color="000001" w:space="0" w:sz="4" w:val="single"/>
-              <w:bottom w:color="000001" w:space="0" w:sz="4" w:val="single"/>
+              <w:top w:color="cccccc" w:space="0" w:sz="6" w:val="single"/>
+              <w:left w:color="cccccc" w:space="0" w:sz="6" w:val="single"/>
+              <w:bottom w:color="cccccc" w:space="0" w:sz="6" w:val="single"/>
+              <w:right w:color="000000" w:space="0" w:sz="6" w:val="single"/>
             </w:tcBorders>
-            <w:shd w:fill="auto" w:val="clear"/>
+            <w:tcMar>
+              <w:top w:w="0.0" w:type="dxa"/>
+              <w:left w:w="0.0" w:type="dxa"/>
+              <w:bottom w:w="0.0" w:type="dxa"/>
+              <w:right w:w="0.0" w:type="dxa"/>
+            </w:tcMar>
+            <w:vAlign w:val="bottom"/>
           </w:tcPr>
           <w:p>
             <w:pPr>
+              <w:widowControl w:val="0"/>
               <w:numPr>
                 <w:ilvl w:val="0"/>
-                <w:numId w:val="6"/>
+                <w:numId w:val="1"/>
               </w:numPr>
-              <w:spacing w:after="0" w:before="0" w:line="240" w:lineRule="auto"/>
-              <w:ind w:left="360" w:hanging="360"/>
+              <w:spacing w:after="0" w:line="276" w:lineRule="auto"/>
+              <w:jc w:val="center"/>
               <w:rPr/>
             </w:pPr>
             <w:r>
               <w:rPr>
-                <w:sz w:val="21"/>
-                <w:szCs w:val="21"/>
-                <w:rtl w:val="0"/>
-              </w:rPr>
-              <w:t xml:space="preserve">Project Management</w:t>
-            </w:r>
-            <w:r>
-              <w:rPr>
-                <w:rtl w:val="0"/>
-              </w:rPr>
+                <w:rFonts w:ascii="Arial" w:cs="Arial" w:eastAsia="Arial" w:hAnsi="Arial"/>
+                <w:color w:val="000000"/>
+                <w:rtl w:val="0"/>
+              </w:rPr>
+              <w:t xml:space="preserve">DevSecOps &amp; Security Automation</w:t>
             </w:r>
           </w:p>
         </w:tc>
       </w:tr>
       <w:tr>
+        <w:trPr>
+          <w:cantSplit w:val="0"/>
+          <w:tblHeader w:val="0"/>
+        </w:trPr>
         <w:tc>
           <w:tcPr>
             <w:tcBorders>
-              <w:top w:color="000001" w:space="0" w:sz="4" w:val="single"/>
-              <w:bottom w:color="000001" w:space="0" w:sz="4" w:val="single"/>
+              <w:top w:color="cccccc" w:space="0" w:sz="6" w:val="single"/>
+              <w:left w:color="cccccc" w:space="0" w:sz="6" w:val="single"/>
+              <w:bottom w:color="cccccc" w:space="0" w:sz="6" w:val="single"/>
+              <w:right w:color="cccccc" w:space="0" w:sz="6" w:val="single"/>
             </w:tcBorders>
-            <w:shd w:fill="auto" w:val="clear"/>
+            <w:tcMar>
+              <w:top w:w="0.0" w:type="dxa"/>
+              <w:left w:w="40.0" w:type="dxa"/>
+              <w:bottom w:w="0.0" w:type="dxa"/>
+              <w:right w:w="40.0" w:type="dxa"/>
+            </w:tcMar>
+            <w:vAlign w:val="bottom"/>
           </w:tcPr>
           <w:p>
             <w:pPr>
+              <w:widowControl w:val="0"/>
               <w:numPr>
                 <w:ilvl w:val="0"/>
-                <w:numId w:val="6"/>
+                <w:numId w:val="1"/>
               </w:numPr>
-              <w:spacing w:after="0" w:before="0" w:line="240" w:lineRule="auto"/>
-              <w:ind w:left="360" w:hanging="360"/>
+              <w:spacing w:after="0" w:line="276" w:lineRule="auto"/>
+              <w:jc w:val="center"/>
               <w:rPr/>
             </w:pPr>
             <w:r>
               <w:rPr>
-                <w:sz w:val="21"/>
-                <w:szCs w:val="21"/>
-                <w:rtl w:val="0"/>
-              </w:rPr>
-              <w:t xml:space="preserve">Network Security</w:t>
-            </w:r>
-            <w:r>
-              <w:rPr>
-                <w:rtl w:val="0"/>
-              </w:rPr>
+                <w:rFonts w:ascii="Arial" w:cs="Arial" w:eastAsia="Arial" w:hAnsi="Arial"/>
+                <w:color w:val="000000"/>
+                <w:rtl w:val="0"/>
+              </w:rPr>
+              <w:t xml:space="preserve">Infrastructure as Code (Terraform)</w:t>
             </w:r>
           </w:p>
         </w:tc>
         <w:tc>
           <w:tcPr>
             <w:tcBorders>
-              <w:top w:color="000001" w:space="0" w:sz="4" w:val="single"/>
-              <w:bottom w:color="000001" w:space="0" w:sz="4" w:val="single"/>
+              <w:top w:color="cccccc" w:space="0" w:sz="6" w:val="single"/>
+              <w:left w:color="cccccc" w:space="0" w:sz="6" w:val="single"/>
+              <w:bottom w:color="cccccc" w:space="0" w:sz="6" w:val="single"/>
+              <w:right w:color="cccccc" w:space="0" w:sz="6" w:val="single"/>
             </w:tcBorders>
-            <w:shd w:fill="auto" w:val="clear"/>
+            <w:tcMar>
+              <w:top w:w="0.0" w:type="dxa"/>
+              <w:left w:w="40.0" w:type="dxa"/>
+              <w:bottom w:w="0.0" w:type="dxa"/>
+              <w:right w:w="40.0" w:type="dxa"/>
+            </w:tcMar>
+            <w:vAlign w:val="bottom"/>
           </w:tcPr>
           <w:p>
             <w:pPr>
+              <w:widowControl w:val="0"/>
               <w:numPr>
                 <w:ilvl w:val="0"/>
-                <w:numId w:val="6"/>
+                <w:numId w:val="1"/>
               </w:numPr>
-              <w:spacing w:after="0" w:before="0" w:line="240" w:lineRule="auto"/>
-              <w:ind w:left="360" w:hanging="360"/>
+              <w:spacing w:after="0" w:line="276" w:lineRule="auto"/>
+              <w:jc w:val="center"/>
               <w:rPr/>
             </w:pPr>
             <w:r>
               <w:rPr>
-                <w:sz w:val="21"/>
-                <w:szCs w:val="21"/>
-                <w:rtl w:val="0"/>
-              </w:rPr>
-              <w:t xml:space="preserve">System Backup/Recovery</w:t>
-            </w:r>
-            <w:r>
-              <w:rPr>
-                <w:rtl w:val="0"/>
-              </w:rPr>
+                <w:rFonts w:ascii="Arial" w:cs="Arial" w:eastAsia="Arial" w:hAnsi="Arial"/>
+                <w:color w:val="000000"/>
+                <w:rtl w:val="0"/>
+              </w:rPr>
+              <w:t xml:space="preserve">AWS Cloud Infrastructure</w:t>
             </w:r>
           </w:p>
         </w:tc>
         <w:tc>
           <w:tcPr>
             <w:tcBorders>
-              <w:top w:color="000001" w:space="0" w:sz="4" w:val="single"/>
-              <w:bottom w:color="000001" w:space="0" w:sz="4" w:val="single"/>
+              <w:top w:color="cccccc" w:space="0" w:sz="6" w:val="single"/>
+              <w:left w:color="cccccc" w:space="0" w:sz="6" w:val="single"/>
+              <w:bottom w:color="cccccc" w:space="0" w:sz="6" w:val="single"/>
+              <w:right w:color="000000" w:space="0" w:sz="6" w:val="single"/>
             </w:tcBorders>
-            <w:shd w:fill="auto" w:val="clear"/>
+            <w:tcMar>
+              <w:top w:w="0.0" w:type="dxa"/>
+              <w:left w:w="0.0" w:type="dxa"/>
+              <w:bottom w:w="0.0" w:type="dxa"/>
+              <w:right w:w="0.0" w:type="dxa"/>
+            </w:tcMar>
+            <w:vAlign w:val="bottom"/>
           </w:tcPr>
           <w:p>
             <w:pPr>
+              <w:widowControl w:val="0"/>
               <w:numPr>
                 <w:ilvl w:val="0"/>
-                <w:numId w:val="6"/>
+                <w:numId w:val="1"/>
               </w:numPr>
-              <w:spacing w:after="0" w:before="0" w:line="240" w:lineRule="auto"/>
-              <w:ind w:left="360" w:hanging="360"/>
+              <w:spacing w:after="0" w:line="276" w:lineRule="auto"/>
+              <w:jc w:val="center"/>
               <w:rPr/>
             </w:pPr>
             <w:r>
               <w:rPr>
-                <w:sz w:val="21"/>
-                <w:szCs w:val="21"/>
-                <w:rtl w:val="0"/>
-              </w:rPr>
-              <w:t xml:space="preserve">Agile</w:t>
-            </w:r>
-            <w:r>
-              <w:rPr>
-                <w:rtl w:val="0"/>
-              </w:rPr>
+                <w:rFonts w:ascii="Arial" w:cs="Arial" w:eastAsia="Arial" w:hAnsi="Arial"/>
+                <w:color w:val="000000"/>
+                <w:rtl w:val="0"/>
+              </w:rPr>
+              <w:t xml:space="preserve">Distributed Systems &amp; Microservices</w:t>
             </w:r>
           </w:p>
         </w:tc>
       </w:tr>
       <w:tr>
+        <w:trPr>
+          <w:cantSplit w:val="0"/>
+          <w:tblHeader w:val="0"/>
+        </w:trPr>
         <w:tc>
           <w:tcPr>
             <w:tcBorders>
-              <w:top w:color="000001" w:space="0" w:sz="4" w:val="single"/>
-              <w:bottom w:color="000001" w:space="0" w:sz="4" w:val="single"/>
+              <w:top w:color="cccccc" w:space="0" w:sz="6" w:val="single"/>
+              <w:left w:color="cccccc" w:space="0" w:sz="6" w:val="single"/>
+              <w:bottom w:color="cccccc" w:space="0" w:sz="6" w:val="single"/>
+              <w:right w:color="cccccc" w:space="0" w:sz="6" w:val="single"/>
             </w:tcBorders>
-            <w:shd w:fill="auto" w:val="clear"/>
+            <w:tcMar>
+              <w:top w:w="0.0" w:type="dxa"/>
+              <w:left w:w="40.0" w:type="dxa"/>
+              <w:bottom w:w="0.0" w:type="dxa"/>
+              <w:right w:w="40.0" w:type="dxa"/>
+            </w:tcMar>
+            <w:vAlign w:val="bottom"/>
           </w:tcPr>
           <w:p>
             <w:pPr>
+              <w:widowControl w:val="0"/>
               <w:numPr>
                 <w:ilvl w:val="0"/>
-                <w:numId w:val="6"/>
+                <w:numId w:val="1"/>
               </w:numPr>
-              <w:spacing w:after="0" w:before="0" w:line="240" w:lineRule="auto"/>
-              <w:ind w:left="360" w:hanging="360"/>
+              <w:spacing w:after="0" w:line="276" w:lineRule="auto"/>
+              <w:jc w:val="center"/>
               <w:rPr/>
             </w:pPr>
             <w:r>
               <w:rPr>
-                <w:sz w:val="21"/>
-                <w:szCs w:val="21"/>
-                <w:rtl w:val="0"/>
-              </w:rPr>
-              <w:t xml:space="preserve">System Maintenance</w:t>
-            </w:r>
-            <w:r>
-              <w:rPr>
-                <w:rtl w:val="0"/>
-              </w:rPr>
+                <w:rFonts w:ascii="Arial" w:cs="Arial" w:eastAsia="Arial" w:hAnsi="Arial"/>
+                <w:color w:val="000000"/>
+                <w:rtl w:val="0"/>
+              </w:rPr>
+              <w:t xml:space="preserve">CI/CD Platform Engineering</w:t>
             </w:r>
           </w:p>
         </w:tc>
         <w:tc>
           <w:tcPr>
             <w:tcBorders>
-              <w:top w:color="000001" w:space="0" w:sz="4" w:val="single"/>
-              <w:bottom w:color="000001" w:space="0" w:sz="4" w:val="single"/>
+              <w:top w:color="cccccc" w:space="0" w:sz="6" w:val="single"/>
+              <w:left w:color="cccccc" w:space="0" w:sz="6" w:val="single"/>
+              <w:bottom w:color="cccccc" w:space="0" w:sz="6" w:val="single"/>
+              <w:right w:color="cccccc" w:space="0" w:sz="6" w:val="single"/>
             </w:tcBorders>
-            <w:shd w:fill="auto" w:val="clear"/>
+            <w:tcMar>
+              <w:top w:w="0.0" w:type="dxa"/>
+              <w:left w:w="40.0" w:type="dxa"/>
+              <w:bottom w:w="0.0" w:type="dxa"/>
+              <w:right w:w="40.0" w:type="dxa"/>
+            </w:tcMar>
+            <w:vAlign w:val="bottom"/>
           </w:tcPr>
           <w:p>
             <w:pPr>
+              <w:widowControl w:val="0"/>
               <w:numPr>
                 <w:ilvl w:val="0"/>
-                <w:numId w:val="6"/>
+                <w:numId w:val="1"/>
               </w:numPr>
-              <w:spacing w:after="0" w:before="0" w:line="240" w:lineRule="auto"/>
-              <w:ind w:left="360" w:hanging="360"/>
-              <w:rPr/>
+              <w:spacing w:after="0" w:line="276" w:lineRule="auto"/>
+              <w:ind w:left="360"/>
+              <w:jc w:val="center"/>
             </w:pPr>
             <w:r>
               <w:rPr>
-                <w:sz w:val="21"/>
-                <w:szCs w:val="21"/>
-                <w:rtl w:val="0"/>
-              </w:rPr>
-              <w:t xml:space="preserve">Scaling</w:t>
-            </w:r>
-            <w:r>
-              <w:rPr>
-                <w:rtl w:val="0"/>
-              </w:rPr>
+                <w:rFonts w:ascii="Arial" w:cs="Arial" w:eastAsia="Arial" w:hAnsi="Arial"/>
+                <w:color w:val="000000"/>
+                <w:rtl w:val="0"/>
+              </w:rPr>
+              <w:t xml:space="preserve">Mobile Build Infrastructure</w:t>
             </w:r>
           </w:p>
         </w:tc>
         <w:tc>
           <w:tcPr>
             <w:tcBorders>
-              <w:top w:color="000001" w:space="0" w:sz="4" w:val="single"/>
-              <w:bottom w:color="000001" w:space="0" w:sz="4" w:val="single"/>
+              <w:top w:color="cccccc" w:space="0" w:sz="6" w:val="single"/>
+              <w:left w:color="cccccc" w:space="0" w:sz="6" w:val="single"/>
+              <w:bottom w:color="cccccc" w:space="0" w:sz="6" w:val="single"/>
+              <w:right w:color="000000" w:space="0" w:sz="6" w:val="single"/>
             </w:tcBorders>
-            <w:shd w:fill="auto" w:val="clear"/>
+            <w:tcMar>
+              <w:top w:w="0.0" w:type="dxa"/>
+              <w:left w:w="0.0" w:type="dxa"/>
+              <w:bottom w:w="0.0" w:type="dxa"/>
+              <w:right w:w="0.0" w:type="dxa"/>
+            </w:tcMar>
+            <w:vAlign w:val="bottom"/>
           </w:tcPr>
           <w:p>
             <w:pPr>
+              <w:widowControl w:val="0"/>
               <w:numPr>
                 <w:ilvl w:val="0"/>
-                <w:numId w:val="6"/>
+                <w:numId w:val="1"/>
               </w:numPr>
-              <w:spacing w:after="0" w:before="0" w:line="240" w:lineRule="auto"/>
-              <w:ind w:left="360" w:hanging="360"/>
+              <w:spacing w:after="0" w:line="276" w:lineRule="auto"/>
+              <w:jc w:val="center"/>
               <w:rPr/>
             </w:pPr>
             <w:r>
               <w:rPr>
-                <w:sz w:val="21"/>
-                <w:szCs w:val="21"/>
-                <w:rtl w:val="0"/>
-              </w:rPr>
-              <w:t xml:space="preserve">CI/CD</w:t>
-            </w:r>
-            <w:r>
-              <w:rPr>
-                <w:rtl w:val="0"/>
-              </w:rPr>
+                <w:rFonts w:ascii="Arial" w:cs="Arial" w:eastAsia="Arial" w:hAnsi="Arial"/>
+                <w:color w:val="000000"/>
+                <w:rtl w:val="0"/>
+              </w:rPr>
+              <w:t xml:space="preserve">Site Reliability Engineering (SRE)</w:t>
             </w:r>
           </w:p>
         </w:tc>
       </w:tr>
       <w:tr>
+        <w:trPr>
+          <w:cantSplit w:val="0"/>
+          <w:trHeight w:val="200" w:hRule="atLeast"/>
+          <w:tblHeader w:val="0"/>
+        </w:trPr>
         <w:tc>
           <w:tcPr>
             <w:tcBorders>
-              <w:top w:color="000001" w:space="0" w:sz="4" w:val="single"/>
-              <w:bottom w:color="000001" w:space="0" w:sz="4" w:val="single"/>
+              <w:top w:color="cccccc" w:space="0" w:sz="6" w:val="single"/>
+              <w:left w:color="cccccc" w:space="0" w:sz="6" w:val="single"/>
+              <w:bottom w:color="cccccc" w:space="0" w:sz="6" w:val="single"/>
+              <w:right w:color="cccccc" w:space="0" w:sz="6" w:val="single"/>
             </w:tcBorders>
-            <w:shd w:fill="auto" w:val="clear"/>
+            <w:tcMar>
+              <w:top w:w="0.0" w:type="dxa"/>
+              <w:left w:w="40.0" w:type="dxa"/>
+              <w:bottom w:w="0.0" w:type="dxa"/>
+              <w:right w:w="40.0" w:type="dxa"/>
+            </w:tcMar>
+            <w:vAlign w:val="bottom"/>
           </w:tcPr>
           <w:p>
             <w:pPr>
+              <w:widowControl w:val="0"/>
               <w:numPr>
                 <w:ilvl w:val="0"/>
-                <w:numId w:val="6"/>
+                <w:numId w:val="1"/>
               </w:numPr>
-              <w:spacing w:after="0" w:before="0" w:line="240" w:lineRule="auto"/>
-              <w:ind w:left="360" w:hanging="360"/>
+              <w:spacing w:after="0" w:line="276" w:lineRule="auto"/>
+              <w:jc w:val="center"/>
               <w:rPr/>
             </w:pPr>
             <w:r>
               <w:rPr>
-                <w:sz w:val="21"/>
-                <w:szCs w:val="21"/>
-                <w:rtl w:val="0"/>
-              </w:rPr>
-              <w:t xml:space="preserve">Virtualization</w:t>
-            </w:r>
-            <w:r>
-              <w:rPr>
-                <w:rtl w:val="0"/>
-              </w:rPr>
+                <w:rFonts w:ascii="Arial" w:cs="Arial" w:eastAsia="Arial" w:hAnsi="Arial"/>
+                <w:color w:val="000000"/>
+                <w:rtl w:val="0"/>
+              </w:rPr>
+              <w:t xml:space="preserve">DevOps &amp; Platform Automation</w:t>
+            </w:r>
+          </w:p>
+        </w:tc>
+        <w:tc>
+          <w:tcPr>
+            <w:vMerge w:val="restart"/>
+            <w:tcBorders>
+              <w:top w:color="cccccc" w:space="0" w:sz="6" w:val="single"/>
+              <w:left w:color="cccccc" w:space="0" w:sz="6" w:val="single"/>
+              <w:bottom w:color="cccccc" w:space="0" w:sz="6" w:val="single"/>
+              <w:right w:color="cccccc" w:space="0" w:sz="6" w:val="single"/>
+            </w:tcBorders>
+            <w:tcMar>
+              <w:top w:w="0.0" w:type="dxa"/>
+              <w:left w:w="40.0" w:type="dxa"/>
+              <w:bottom w:w="0.0" w:type="dxa"/>
+              <w:right w:w="40.0" w:type="dxa"/>
+            </w:tcMar>
+            <w:vAlign w:val="bottom"/>
+          </w:tcPr>
+          <w:p>
+            <w:pPr>
+              <w:widowControl w:val="0"/>
+              <w:numPr>
+                <w:ilvl w:val="0"/>
+                <w:numId w:val="1"/>
+              </w:numPr>
+              <w:spacing w:after="0" w:line="276" w:lineRule="auto"/>
+              <w:jc w:val="center"/>
+              <w:rPr/>
+            </w:pPr>
+            <w:r>
+              <w:rPr>
+                <w:rFonts w:ascii="Arial" w:cs="Arial" w:eastAsia="Arial" w:hAnsi="Arial"/>
+                <w:color w:val="000000"/>
+                <w:rtl w:val="0"/>
+              </w:rPr>
+              <w:t xml:space="preserve">Build Systems &amp; Developer Platforms</w:t>
             </w:r>
           </w:p>
         </w:tc>
         <w:tc>
           <w:tcPr>
             <w:tcBorders>
-              <w:top w:color="000001" w:space="0" w:sz="4" w:val="single"/>
-              <w:bottom w:color="000001" w:space="0" w:sz="4" w:val="single"/>
+              <w:top w:color="cccccc" w:space="0" w:sz="6" w:val="single"/>
+              <w:left w:color="cccccc" w:space="0" w:sz="6" w:val="single"/>
+              <w:bottom w:color="cccccc" w:space="0" w:sz="6" w:val="single"/>
+              <w:right w:color="000000" w:space="0" w:sz="6" w:val="single"/>
             </w:tcBorders>
-            <w:shd w:fill="auto" w:val="clear"/>
+            <w:tcMar>
+              <w:top w:w="0.0" w:type="dxa"/>
+              <w:left w:w="0.0" w:type="dxa"/>
+              <w:bottom w:w="0.0" w:type="dxa"/>
+              <w:right w:w="0.0" w:type="dxa"/>
+            </w:tcMar>
+            <w:vAlign w:val="bottom"/>
           </w:tcPr>
           <w:p>
             <w:pPr>
+              <w:widowControl w:val="0"/>
               <w:numPr>
                 <w:ilvl w:val="0"/>
-                <w:numId w:val="6"/>
+                <w:numId w:val="1"/>
               </w:numPr>
-              <w:spacing w:after="0" w:before="0" w:line="240" w:lineRule="auto"/>
-              <w:ind w:left="360" w:hanging="360"/>
+              <w:spacing w:after="0" w:line="276" w:lineRule="auto"/>
+              <w:jc w:val="center"/>
               <w:rPr/>
             </w:pPr>
             <w:r>
               <w:rPr>
-                <w:sz w:val="21"/>
-                <w:szCs w:val="21"/>
-                <w:rtl w:val="0"/>
-              </w:rPr>
-              <w:t xml:space="preserve">Project Design</w:t>
-            </w:r>
+                <w:rFonts w:ascii="Arial" w:cs="Arial" w:eastAsia="Arial" w:hAnsi="Arial"/>
+                <w:color w:val="000000"/>
+                <w:rtl w:val="0"/>
+              </w:rPr>
+              <w:t xml:space="preserve">Observability &amp; Monitoring</w:t>
+            </w:r>
+          </w:p>
+        </w:tc>
+      </w:tr>
+      <w:tr>
+        <w:trPr>
+          <w:cantSplit w:val="0"/>
+          <w:trHeight w:val="200" w:hRule="atLeast"/>
+          <w:tblHeader w:val="0"/>
+        </w:trPr>
+        <w:tc>
+          <w:tcPr>
+            <w:tcBorders>
+              <w:top w:color="cccccc" w:space="0" w:sz="6" w:val="single"/>
+              <w:left w:color="cccccc" w:space="0" w:sz="6" w:val="single"/>
+              <w:bottom w:color="cccccc" w:space="0" w:sz="6" w:val="single"/>
+              <w:right w:color="000000" w:space="0" w:sz="6" w:val="single"/>
+            </w:tcBorders>
+            <w:tcMar>
+              <w:top w:w="0.0" w:type="dxa"/>
+              <w:left w:w="0.0" w:type="dxa"/>
+              <w:bottom w:w="0.0" w:type="dxa"/>
+              <w:right w:w="0.0" w:type="dxa"/>
+            </w:tcMar>
+            <w:vAlign w:val="bottom"/>
+          </w:tcPr>
+          <w:p>
+            <w:pPr>
+              <w:widowControl w:val="0"/>
+              <w:spacing w:after="0" w:line="276" w:lineRule="auto"/>
+              <w:jc w:val="center"/>
+              <w:rPr>
+                <w:rFonts w:ascii="Arial" w:cs="Arial" w:eastAsia="Arial" w:hAnsi="Arial"/>
+                <w:color w:val="000000"/>
+              </w:rPr>
+            </w:pPr>
+            <w:r>
+              <w:rPr>
+                <w:rFonts w:ascii="Arial" w:cs="Arial" w:eastAsia="Arial" w:hAnsi="Arial"/>
+                <w:color w:val="000000"/>
+                <w:rtl w:val="0"/>
+              </w:rPr>
+              <w:t xml:space="preserve">Automation &amp; Developer Productivity</w:t>
+            </w:r>
+          </w:p>
+        </w:tc>
+        <w:tc>
+          <w:tcPr>
+            <w:vMerge w:val="continue"/>
+            <w:tcBorders>
+              <w:top w:color="cccccc" w:space="0" w:sz="6" w:val="single"/>
+              <w:left w:color="cccccc" w:space="0" w:sz="6" w:val="single"/>
+              <w:bottom w:color="cccccc" w:space="0" w:sz="6" w:val="single"/>
+              <w:right w:color="cccccc" w:space="0" w:sz="6" w:val="single"/>
+            </w:tcBorders>
+            <w:tcMar>
+              <w:top w:w="0.0" w:type="dxa"/>
+              <w:left w:w="40.0" w:type="dxa"/>
+              <w:bottom w:w="0.0" w:type="dxa"/>
+              <w:right w:w="40.0" w:type="dxa"/>
+            </w:tcMar>
+            <w:vAlign w:val="bottom"/>
+          </w:tcPr>
+          <w:p>
+            <w:pPr>
+              <w:widowControl w:val="0"/>
+              <w:spacing w:after="0" w:before="0" w:line="240" w:lineRule="auto"/>
+              <w:ind w:left="0" w:firstLine="0"/>
+              <w:rPr>
+                <w:rFonts w:ascii="Arial" w:cs="Arial" w:eastAsia="Arial" w:hAnsi="Arial"/>
+                <w:color w:val="000000"/>
+              </w:rPr>
+            </w:pPr>
             <w:r>
               <w:rPr>
                 <w:rtl w:val="0"/>
@@ -1248,33 +1500,36 @@
         <w:tc>
           <w:tcPr>
             <w:tcBorders>
-              <w:top w:color="000001" w:space="0" w:sz="4" w:val="single"/>
-              <w:bottom w:color="000001" w:space="0" w:sz="4" w:val="single"/>
+              <w:top w:color="cccccc" w:space="0" w:sz="6" w:val="single"/>
+              <w:left w:color="cccccc" w:space="0" w:sz="6" w:val="single"/>
+              <w:bottom w:color="cccccc" w:space="0" w:sz="6" w:val="single"/>
+              <w:right w:color="000000" w:space="0" w:sz="6" w:val="single"/>
             </w:tcBorders>
-            <w:shd w:fill="auto" w:val="clear"/>
+            <w:tcMar>
+              <w:top w:w="0.0" w:type="dxa"/>
+              <w:left w:w="0.0" w:type="dxa"/>
+              <w:bottom w:w="0.0" w:type="dxa"/>
+              <w:right w:w="0.0" w:type="dxa"/>
+            </w:tcMar>
+            <w:vAlign w:val="bottom"/>
           </w:tcPr>
           <w:p>
             <w:pPr>
-              <w:numPr>
-                <w:ilvl w:val="0"/>
-                <w:numId w:val="6"/>
-              </w:numPr>
-              <w:spacing w:after="0" w:before="0" w:line="240" w:lineRule="auto"/>
-              <w:ind w:left="360" w:hanging="360"/>
-              <w:rPr/>
+              <w:widowControl w:val="0"/>
+              <w:spacing w:after="0" w:line="276" w:lineRule="auto"/>
+              <w:jc w:val="center"/>
+              <w:rPr>
+                <w:rFonts w:ascii="Arial" w:cs="Arial" w:eastAsia="Arial" w:hAnsi="Arial"/>
+                <w:color w:val="000000"/>
+              </w:rPr>
             </w:pPr>
             <w:r>
               <w:rPr>
-                <w:sz w:val="21"/>
-                <w:szCs w:val="21"/>
-                <w:rtl w:val="0"/>
-              </w:rPr>
-              <w:t xml:space="preserve">Deployment</w:t>
-            </w:r>
-            <w:r>
-              <w:rPr>
-                <w:rtl w:val="0"/>
-              </w:rPr>
+                <w:rFonts w:ascii="Arial" w:cs="Arial" w:eastAsia="Arial" w:hAnsi="Arial"/>
+                <w:color w:val="000000"/>
+                <w:rtl w:val="0"/>
+              </w:rPr>
+              <w:t xml:space="preserve">System Design &amp; Scalability</w:t>
             </w:r>
           </w:p>
         </w:tc>
@@ -1282,6 +1537,7 @@
     </w:tbl>
     <w:p>
       <w:pPr>
+        <w:pageBreakBefore w:val="0"/>
         <w:spacing w:after="0" w:before="0" w:line="240" w:lineRule="auto"/>
         <w:rPr>
           <w:sz w:val="21"/>
@@ -1299,7 +1555,7 @@
         <w:tblStyle w:val="Table5"/>
         <w:tblW w:w="10935.0" w:type="dxa"/>
         <w:jc w:val="left"/>
-        <w:tblInd w:w="-26.0" w:type="dxa"/>
+        <w:tblInd w:w="-134.0" w:type="dxa"/>
         <w:tblLayout w:type="fixed"/>
         <w:tblLook w:val="0000"/>
       </w:tblPr>
@@ -1312,6 +1568,10 @@
         </w:tblGridChange>
       </w:tblGrid>
       <w:tr>
+        <w:trPr>
+          <w:cantSplit w:val="0"/>
+          <w:tblHeader w:val="0"/>
+        </w:trPr>
         <w:tc>
           <w:tcPr>
             <w:tcBorders>
@@ -1322,6 +1582,7 @@
           </w:tcPr>
           <w:p>
             <w:pPr>
+              <w:pageBreakBefore w:val="0"/>
               <w:spacing w:after="0" w:before="0" w:line="240" w:lineRule="auto"/>
               <w:jc w:val="center"/>
               <w:rPr/>
@@ -1329,6 +1590,7 @@
             <w:r>
               <w:rPr>
                 <w:b w:val="1"/>
+                <w:bCs w:val="1"/>
                 <w:smallCaps w:val="1"/>
                 <w:sz w:val="21"/>
                 <w:szCs w:val="21"/>
@@ -1347,8 +1609,9 @@
     </w:tbl>
     <w:p>
       <w:pPr>
+        <w:pageBreakBefore w:val="0"/>
         <w:tabs>
-          <w:tab w:val="right" w:pos="10368"/>
+          <w:tab w:val="right" w:leader="none" w:pos="10368"/>
         </w:tabs>
         <w:spacing w:after="0" w:before="0" w:line="240" w:lineRule="auto"/>
         <w:jc w:val="center"/>
@@ -1363,9 +1626,9 @@
     <w:p>
       <w:pPr>
         <w:tabs>
-          <w:tab w:val="right" w:pos="10368"/>
+          <w:tab w:val="right" w:leader="none" w:pos="10368"/>
         </w:tabs>
-        <w:spacing w:after="0" w:before="0" w:line="240" w:lineRule="auto"/>
+        <w:spacing w:after="0" w:line="240" w:lineRule="auto"/>
         <w:jc w:val="center"/>
         <w:rPr>
           <w:sz w:val="21"/>
@@ -1375,16 +1638,18 @@
       <w:r>
         <w:rPr>
           <w:b w:val="1"/>
-          <w:sz w:val="21"/>
-          <w:szCs w:val="21"/>
-          <w:rtl w:val="0"/>
-        </w:rPr>
-        <w:t xml:space="preserve">Booj / RE/MAX </w:t>
+          <w:bCs w:val="1"/>
+          <w:sz w:val="21"/>
+          <w:szCs w:val="21"/>
+          <w:rtl w:val="0"/>
+        </w:rPr>
+        <w:t xml:space="preserve">Hays </w:t>
       </w:r>
       <w:r>
         <w:rPr>
           <w:rFonts w:ascii="Noto Sans Symbols" w:cs="Noto Sans Symbols" w:eastAsia="Noto Sans Symbols" w:hAnsi="Noto Sans Symbols"/>
           <w:b w:val="1"/>
+          <w:bCs w:val="1"/>
           <w:sz w:val="21"/>
           <w:szCs w:val="21"/>
           <w:rtl w:val="0"/>
@@ -1394,6 +1659,7 @@
       <w:r>
         <w:rPr>
           <w:b w:val="1"/>
+          <w:bCs w:val="1"/>
           <w:sz w:val="21"/>
           <w:szCs w:val="21"/>
           <w:rtl w:val="0"/>
@@ -1404,6 +1670,7 @@
         <w:rPr>
           <w:rFonts w:ascii="Noto Sans Symbols" w:cs="Noto Sans Symbols" w:eastAsia="Noto Sans Symbols" w:hAnsi="Noto Sans Symbols"/>
           <w:b w:val="1"/>
+          <w:bCs w:val="1"/>
           <w:sz w:val="21"/>
           <w:szCs w:val="21"/>
           <w:rtl w:val="0"/>
@@ -1413,11 +1680,12 @@
       <w:r>
         <w:rPr>
           <w:b w:val="1"/>
-          <w:sz w:val="21"/>
-          <w:szCs w:val="21"/>
-          <w:rtl w:val="0"/>
-        </w:rPr>
-        <w:t xml:space="preserve"> 6/2018 – Present</w:t>
+          <w:bCs w:val="1"/>
+          <w:sz w:val="21"/>
+          <w:szCs w:val="21"/>
+          <w:rtl w:val="0"/>
+        </w:rPr>
+        <w:t xml:space="preserve"> 11/2021 – Present</w:t>
       </w:r>
       <w:r>
         <w:rPr>
@@ -1428,24 +1696,26 @@
     <w:p>
       <w:pPr>
         <w:tabs>
-          <w:tab w:val="right" w:pos="10368"/>
+          <w:tab w:val="right" w:leader="none" w:pos="10368"/>
         </w:tabs>
-        <w:spacing w:after="0" w:before="0" w:line="240" w:lineRule="auto"/>
+        <w:spacing w:after="0" w:line="240" w:lineRule="auto"/>
         <w:jc w:val="center"/>
         <w:rPr>
           <w:b w:val="1"/>
-          <w:sz w:val="21"/>
-          <w:szCs w:val="21"/>
-        </w:rPr>
-      </w:pPr>
-      <w:r>
-        <w:rPr>
-          <w:b w:val="1"/>
-          <w:sz w:val="21"/>
-          <w:szCs w:val="21"/>
-          <w:rtl w:val="0"/>
-        </w:rPr>
-        <w:t xml:space="preserve">DevOps Engineer</w:t>
+          <w:bCs w:val="1"/>
+          <w:sz w:val="21"/>
+          <w:szCs w:val="21"/>
+        </w:rPr>
+      </w:pPr>
+      <w:r>
+        <w:rPr>
+          <w:b w:val="1"/>
+          <w:bCs w:val="1"/>
+          <w:sz w:val="21"/>
+          <w:szCs w:val="21"/>
+          <w:rtl w:val="0"/>
+        </w:rPr>
+        <w:t xml:space="preserve">DevOps Engineer, Charter Communications</w:t>
       </w:r>
     </w:p>
     <w:p>
@@ -1453,10 +1723,643 @@
         <w:widowControl w:val="0"/>
         <w:numPr>
           <w:ilvl w:val="0"/>
-          <w:numId w:val="7"/>
+          <w:numId w:val="2"/>
         </w:numPr>
         <w:tabs>
-          <w:tab w:val="right" w:pos="360"/>
+          <w:tab w:val="right" w:leader="none" w:pos="360"/>
+        </w:tabs>
+        <w:spacing w:after="0" w:line="240" w:lineRule="auto"/>
+        <w:ind w:left="360"/>
+        <w:rPr>
+          <w:color w:val="000000"/>
+          <w:sz w:val="21"/>
+          <w:szCs w:val="21"/>
+        </w:rPr>
+      </w:pPr>
+      <w:r>
+        <w:rPr>
+          <w:color w:val="000000"/>
+          <w:sz w:val="21"/>
+          <w:szCs w:val="21"/>
+          <w:rtl w:val="0"/>
+        </w:rPr>
+        <w:t xml:space="preserve">Operate and improve CI/CD platform infrastructure supporting Android, iOS, and web applications using GitLab CI.</w:t>
+      </w:r>
+    </w:p>
+    <w:p>
+      <w:pPr>
+        <w:widowControl w:val="0"/>
+        <w:numPr>
+          <w:ilvl w:val="0"/>
+          <w:numId w:val="2"/>
+        </w:numPr>
+        <w:tabs>
+          <w:tab w:val="right" w:leader="none" w:pos="360"/>
+        </w:tabs>
+        <w:spacing w:after="0" w:line="240" w:lineRule="auto"/>
+        <w:ind w:left="360"/>
+        <w:rPr>
+          <w:color w:val="000000"/>
+          <w:sz w:val="21"/>
+          <w:szCs w:val="21"/>
+        </w:rPr>
+      </w:pPr>
+      <w:r>
+        <w:rPr>
+          <w:color w:val="000000"/>
+          <w:sz w:val="21"/>
+          <w:szCs w:val="21"/>
+          <w:rtl w:val="0"/>
+        </w:rPr>
+        <w:t xml:space="preserve">Modernized mobile build infrastructure by migrating Android pipelines from Mac Mini hardware to Docker-based containerized builds.</w:t>
+      </w:r>
+    </w:p>
+    <w:p>
+      <w:pPr>
+        <w:widowControl w:val="0"/>
+        <w:numPr>
+          <w:ilvl w:val="0"/>
+          <w:numId w:val="2"/>
+        </w:numPr>
+        <w:tabs>
+          <w:tab w:val="right" w:leader="none" w:pos="360"/>
+        </w:tabs>
+        <w:spacing w:after="0" w:line="240" w:lineRule="auto"/>
+        <w:ind w:left="360"/>
+        <w:rPr>
+          <w:color w:val="000000"/>
+          <w:sz w:val="21"/>
+          <w:szCs w:val="21"/>
+        </w:rPr>
+      </w:pPr>
+      <w:r>
+        <w:rPr>
+          <w:color w:val="000000"/>
+          <w:sz w:val="21"/>
+          <w:szCs w:val="21"/>
+          <w:rtl w:val="0"/>
+        </w:rPr>
+        <w:t xml:space="preserve">Manage macOS build infrastructure used for iOS CI including provisioning and automation of certificate lifecycle and credential rotation.</w:t>
+      </w:r>
+    </w:p>
+    <w:p>
+      <w:pPr>
+        <w:widowControl w:val="0"/>
+        <w:numPr>
+          <w:ilvl w:val="0"/>
+          <w:numId w:val="2"/>
+        </w:numPr>
+        <w:tabs>
+          <w:tab w:val="right" w:leader="none" w:pos="360"/>
+        </w:tabs>
+        <w:spacing w:after="0" w:line="240" w:lineRule="auto"/>
+        <w:ind w:left="360"/>
+        <w:rPr>
+          <w:color w:val="000000"/>
+          <w:sz w:val="21"/>
+          <w:szCs w:val="21"/>
+        </w:rPr>
+      </w:pPr>
+      <w:r>
+        <w:rPr>
+          <w:color w:val="000000"/>
+          <w:sz w:val="21"/>
+          <w:szCs w:val="21"/>
+          <w:rtl w:val="0"/>
+        </w:rPr>
+        <w:t xml:space="preserve">Develop Terraform modules used by GitLab CI pipelines to provision AWS infrastructure including CloudFront and S3 based ingestion services.</w:t>
+      </w:r>
+    </w:p>
+    <w:p>
+      <w:pPr>
+        <w:widowControl w:val="0"/>
+        <w:numPr>
+          <w:ilvl w:val="0"/>
+          <w:numId w:val="2"/>
+        </w:numPr>
+        <w:tabs>
+          <w:tab w:val="right" w:leader="none" w:pos="360"/>
+        </w:tabs>
+        <w:spacing w:after="0" w:line="240" w:lineRule="auto"/>
+        <w:ind w:left="360"/>
+        <w:rPr>
+          <w:color w:val="000000"/>
+          <w:sz w:val="21"/>
+          <w:szCs w:val="21"/>
+        </w:rPr>
+      </w:pPr>
+      <w:r>
+        <w:rPr>
+          <w:color w:val="000000"/>
+          <w:sz w:val="21"/>
+          <w:szCs w:val="21"/>
+          <w:rtl w:val="0"/>
+        </w:rPr>
+        <w:t xml:space="preserve">Integrate automated security scanning into CI pipelines and troubleshoot scan failures affecting application releases.</w:t>
+      </w:r>
+    </w:p>
+    <w:p>
+      <w:pPr>
+        <w:widowControl w:val="0"/>
+        <w:numPr>
+          <w:ilvl w:val="0"/>
+          <w:numId w:val="2"/>
+        </w:numPr>
+        <w:tabs>
+          <w:tab w:val="right" w:leader="none" w:pos="360"/>
+        </w:tabs>
+        <w:spacing w:after="0" w:line="240" w:lineRule="auto"/>
+        <w:ind w:left="360"/>
+        <w:rPr>
+          <w:color w:val="000000"/>
+          <w:sz w:val="21"/>
+          <w:szCs w:val="21"/>
+        </w:rPr>
+      </w:pPr>
+      <w:r>
+        <w:rPr>
+          <w:color w:val="000000"/>
+          <w:sz w:val="21"/>
+          <w:szCs w:val="21"/>
+          <w:rtl w:val="0"/>
+        </w:rPr>
+        <w:t xml:space="preserve">Maintain GitLab monorepo containing infrastructure-as-code, mobile applications, and supporting microservices with custom pipeline tooling.</w:t>
+      </w:r>
+    </w:p>
+    <w:p>
+      <w:pPr>
+        <w:widowControl w:val="0"/>
+        <w:numPr>
+          <w:ilvl w:val="0"/>
+          <w:numId w:val="2"/>
+        </w:numPr>
+        <w:tabs>
+          <w:tab w:val="right" w:leader="none" w:pos="360"/>
+        </w:tabs>
+        <w:spacing w:after="0" w:line="240" w:lineRule="auto"/>
+        <w:ind w:left="360"/>
+        <w:rPr>
+          <w:color w:val="000000"/>
+          <w:sz w:val="21"/>
+          <w:szCs w:val="21"/>
+        </w:rPr>
+      </w:pPr>
+      <w:r>
+        <w:rPr>
+          <w:color w:val="000000"/>
+          <w:sz w:val="21"/>
+          <w:szCs w:val="21"/>
+          <w:rtl w:val="0"/>
+        </w:rPr>
+        <w:t xml:space="preserve">Support development and UAT environments including Terraform-managed AWS infrastructure, Kubernetes deployments, monitoring with Rancher and DataDog, while participating in on-call operations and root cause analysis for incidents impacting CI pipelines, mobile applications, and supporting services.</w:t>
+      </w:r>
+    </w:p>
+    <w:p>
+      <w:pPr>
+        <w:widowControl w:val="0"/>
+        <w:numPr>
+          <w:ilvl w:val="0"/>
+          <w:numId w:val="2"/>
+        </w:numPr>
+        <w:tabs>
+          <w:tab w:val="right" w:leader="none" w:pos="360"/>
+        </w:tabs>
+        <w:spacing w:after="0" w:line="240" w:lineRule="auto"/>
+        <w:ind w:left="360"/>
+        <w:rPr>
+          <w:color w:val="000000"/>
+          <w:sz w:val="21"/>
+          <w:szCs w:val="21"/>
+        </w:rPr>
+      </w:pPr>
+      <w:r>
+        <w:rPr>
+          <w:color w:val="000000"/>
+          <w:sz w:val="21"/>
+          <w:szCs w:val="21"/>
+          <w:rtl w:val="0"/>
+        </w:rPr>
+        <w:t xml:space="preserve">Software Apps/Tools: Jira, GitLab, Artifactory, Node.Js, XCode, Android Studio, VSCode, AWS, Rancher, Kubernetes, DataDog, VS App Center, Firebase</w:t>
+      </w:r>
+    </w:p>
+    <w:p>
+      <w:pPr>
+        <w:pageBreakBefore w:val="0"/>
+        <w:tabs>
+          <w:tab w:val="right" w:leader="none" w:pos="10368"/>
+        </w:tabs>
+        <w:spacing w:after="0" w:before="0" w:line="240" w:lineRule="auto"/>
+        <w:jc w:val="left"/>
+        <w:rPr/>
+      </w:pPr>
+      <w:r>
+        <w:rPr>
+          <w:rtl w:val="0"/>
+        </w:rPr>
+      </w:r>
+    </w:p>
+    <w:p>
+      <w:pPr>
+        <w:pageBreakBefore w:val="0"/>
+        <w:tabs>
+          <w:tab w:val="right" w:leader="none" w:pos="10368"/>
+        </w:tabs>
+        <w:spacing w:after="0" w:before="0" w:line="240" w:lineRule="auto"/>
+        <w:jc w:val="left"/>
+        <w:rPr/>
+      </w:pPr>
+      <w:r>
+        <w:rPr>
+          <w:rtl w:val="0"/>
+        </w:rPr>
+      </w:r>
+    </w:p>
+    <w:p>
+      <w:pPr>
+        <w:pageBreakBefore w:val="0"/>
+        <w:tabs>
+          <w:tab w:val="right" w:leader="none" w:pos="10368"/>
+        </w:tabs>
+        <w:spacing w:after="0" w:line="240" w:lineRule="auto"/>
+        <w:jc w:val="center"/>
+        <w:rPr>
+          <w:sz w:val="21"/>
+          <w:szCs w:val="21"/>
+        </w:rPr>
+      </w:pPr>
+      <w:r>
+        <w:rPr>
+          <w:b w:val="1"/>
+          <w:bCs w:val="1"/>
+          <w:sz w:val="21"/>
+          <w:szCs w:val="21"/>
+          <w:rtl w:val="0"/>
+        </w:rPr>
+        <w:t xml:space="preserve">Fortitude </w:t>
+      </w:r>
+      <w:r>
+        <w:rPr>
+          <w:rFonts w:ascii="Noto Sans Symbols" w:cs="Noto Sans Symbols" w:eastAsia="Noto Sans Symbols" w:hAnsi="Noto Sans Symbols"/>
+          <w:b w:val="1"/>
+          <w:bCs w:val="1"/>
+          <w:sz w:val="21"/>
+          <w:szCs w:val="21"/>
+          <w:rtl w:val="0"/>
+        </w:rPr>
+        <w:t xml:space="preserve">🟇</w:t>
+      </w:r>
+      <w:r>
+        <w:rPr>
+          <w:b w:val="1"/>
+          <w:bCs w:val="1"/>
+          <w:sz w:val="21"/>
+          <w:szCs w:val="21"/>
+          <w:rtl w:val="0"/>
+        </w:rPr>
+        <w:t xml:space="preserve"> Denver, CO </w:t>
+      </w:r>
+      <w:r>
+        <w:rPr>
+          <w:rFonts w:ascii="Noto Sans Symbols" w:cs="Noto Sans Symbols" w:eastAsia="Noto Sans Symbols" w:hAnsi="Noto Sans Symbols"/>
+          <w:b w:val="1"/>
+          <w:bCs w:val="1"/>
+          <w:sz w:val="21"/>
+          <w:szCs w:val="21"/>
+          <w:rtl w:val="0"/>
+        </w:rPr>
+        <w:t xml:space="preserve">🟇</w:t>
+      </w:r>
+      <w:r>
+        <w:rPr>
+          <w:b w:val="1"/>
+          <w:bCs w:val="1"/>
+          <w:sz w:val="21"/>
+          <w:szCs w:val="21"/>
+          <w:rtl w:val="0"/>
+        </w:rPr>
+        <w:t xml:space="preserve"> 11/2019 – 11/2021</w:t>
+      </w:r>
+      <w:r>
+        <w:rPr>
+          <w:rtl w:val="0"/>
+        </w:rPr>
+      </w:r>
+    </w:p>
+    <w:p>
+      <w:pPr>
+        <w:pageBreakBefore w:val="0"/>
+        <w:tabs>
+          <w:tab w:val="right" w:leader="none" w:pos="10368"/>
+        </w:tabs>
+        <w:spacing w:after="0" w:line="240" w:lineRule="auto"/>
+        <w:jc w:val="center"/>
+        <w:rPr>
+          <w:b w:val="1"/>
+          <w:bCs w:val="1"/>
+          <w:sz w:val="21"/>
+          <w:szCs w:val="21"/>
+        </w:rPr>
+      </w:pPr>
+      <w:r>
+        <w:rPr>
+          <w:b w:val="1"/>
+          <w:bCs w:val="1"/>
+          <w:sz w:val="21"/>
+          <w:szCs w:val="21"/>
+          <w:rtl w:val="0"/>
+        </w:rPr>
+        <w:t xml:space="preserve">DevOps Engineer, Dish Networks</w:t>
+      </w:r>
+    </w:p>
+    <w:p>
+      <w:pPr>
+        <w:pageBreakBefore w:val="0"/>
+        <w:widowControl w:val="0"/>
+        <w:numPr>
+          <w:ilvl w:val="0"/>
+          <w:numId w:val="2"/>
+        </w:numPr>
+        <w:tabs>
+          <w:tab w:val="right" w:leader="none" w:pos="360"/>
+        </w:tabs>
+        <w:spacing w:after="0" w:line="240" w:lineRule="auto"/>
+        <w:ind w:left="360"/>
+      </w:pPr>
+      <w:r>
+        <w:rPr>
+          <w:color w:val="000000"/>
+          <w:sz w:val="21"/>
+          <w:szCs w:val="21"/>
+          <w:rtl w:val="0"/>
+        </w:rPr>
+        <w:t xml:space="preserve">Took ownership of +50 OnPrem GitLab pipelines and revisioned their gitlab-ci.yml files leveraging the latest features and utilizing a nested structure. Centralized the gitlab-ci using a repo including its own testing pipeline.</w:t>
+      </w:r>
+    </w:p>
+    <w:p>
+      <w:pPr>
+        <w:pageBreakBefore w:val="0"/>
+        <w:widowControl w:val="0"/>
+        <w:numPr>
+          <w:ilvl w:val="0"/>
+          <w:numId w:val="2"/>
+        </w:numPr>
+        <w:tabs>
+          <w:tab w:val="right" w:leader="none" w:pos="360"/>
+        </w:tabs>
+        <w:spacing w:after="0" w:line="240" w:lineRule="auto"/>
+        <w:ind w:left="360"/>
+      </w:pPr>
+      <w:r>
+        <w:rPr>
+          <w:color w:val="000000"/>
+          <w:sz w:val="21"/>
+          <w:szCs w:val="21"/>
+          <w:rtl w:val="0"/>
+        </w:rPr>
+        <w:t xml:space="preserve">Created automated and on-demand integration test sandboxes using Jenkins &amp; GitLab for automated end-to-end testing within the pipeline and ad hoc.</w:t>
+      </w:r>
+    </w:p>
+    <w:p>
+      <w:pPr>
+        <w:pageBreakBefore w:val="0"/>
+        <w:widowControl w:val="0"/>
+        <w:numPr>
+          <w:ilvl w:val="0"/>
+          <w:numId w:val="2"/>
+        </w:numPr>
+        <w:tabs>
+          <w:tab w:val="right" w:leader="none" w:pos="360"/>
+        </w:tabs>
+        <w:spacing w:after="0" w:line="240" w:lineRule="auto"/>
+        <w:ind w:left="360"/>
+      </w:pPr>
+      <w:r>
+        <w:rPr>
+          <w:color w:val="000000"/>
+          <w:sz w:val="21"/>
+          <w:szCs w:val="21"/>
+          <w:rtl w:val="0"/>
+        </w:rPr>
+        <w:t xml:space="preserve">Updated, Maintenanced, and Documented various infrastructure dependencies in support of our application.</w:t>
+      </w:r>
+    </w:p>
+    <w:p>
+      <w:pPr>
+        <w:pageBreakBefore w:val="0"/>
+        <w:widowControl w:val="0"/>
+        <w:numPr>
+          <w:ilvl w:val="0"/>
+          <w:numId w:val="2"/>
+        </w:numPr>
+        <w:tabs>
+          <w:tab w:val="right" w:leader="none" w:pos="360"/>
+        </w:tabs>
+        <w:spacing w:after="0" w:line="240" w:lineRule="auto"/>
+        <w:ind w:left="360"/>
+        <w:rPr>
+          <w:color w:val="000000"/>
+          <w:sz w:val="21"/>
+          <w:szCs w:val="21"/>
+          <w:u w:val="none"/>
+        </w:rPr>
+      </w:pPr>
+      <w:r>
+        <w:rPr>
+          <w:color w:val="000000"/>
+          <w:sz w:val="21"/>
+          <w:szCs w:val="21"/>
+          <w:rtl w:val="0"/>
+        </w:rPr>
+        <w:t xml:space="preserve">Performed troubleshooting and root cause analysis for various issues with the application, supporting services and infrastructure.</w:t>
+      </w:r>
+    </w:p>
+    <w:p>
+      <w:pPr>
+        <w:pageBreakBefore w:val="0"/>
+        <w:widowControl w:val="0"/>
+        <w:numPr>
+          <w:ilvl w:val="0"/>
+          <w:numId w:val="2"/>
+        </w:numPr>
+        <w:tabs>
+          <w:tab w:val="right" w:leader="none" w:pos="360"/>
+        </w:tabs>
+        <w:spacing w:after="0" w:line="240" w:lineRule="auto"/>
+        <w:ind w:left="360"/>
+        <w:rPr>
+          <w:color w:val="000000"/>
+          <w:sz w:val="21"/>
+          <w:szCs w:val="21"/>
+          <w:u w:val="none"/>
+        </w:rPr>
+      </w:pPr>
+      <w:r>
+        <w:rPr>
+          <w:color w:val="000000"/>
+          <w:sz w:val="21"/>
+          <w:szCs w:val="21"/>
+          <w:rtl w:val="0"/>
+        </w:rPr>
+        <w:t xml:space="preserve">Operating Systems: Ubuntu, Alpine</w:t>
+      </w:r>
+    </w:p>
+    <w:p>
+      <w:pPr>
+        <w:pageBreakBefore w:val="0"/>
+        <w:widowControl w:val="0"/>
+        <w:numPr>
+          <w:ilvl w:val="0"/>
+          <w:numId w:val="2"/>
+        </w:numPr>
+        <w:tabs>
+          <w:tab w:val="right" w:leader="none" w:pos="360"/>
+        </w:tabs>
+        <w:spacing w:after="0" w:line="240" w:lineRule="auto"/>
+        <w:ind w:left="360"/>
+        <w:rPr>
+          <w:color w:val="000000"/>
+          <w:sz w:val="21"/>
+          <w:szCs w:val="21"/>
+        </w:rPr>
+      </w:pPr>
+      <w:r>
+        <w:rPr>
+          <w:color w:val="000000"/>
+          <w:sz w:val="21"/>
+          <w:szCs w:val="21"/>
+          <w:rtl w:val="0"/>
+        </w:rPr>
+        <w:t xml:space="preserve">Software Apps/Tools: Agile, Rally, Jenkins, Artifactory, Node.Js, GitLab CI/CD, Kibana, AWS, Rancher, Kubernetes, Logz.io, Dynatrace</w:t>
+      </w:r>
+    </w:p>
+    <w:p>
+      <w:pPr>
+        <w:pageBreakBefore w:val="0"/>
+        <w:tabs>
+          <w:tab w:val="right" w:leader="none" w:pos="10368"/>
+        </w:tabs>
+        <w:spacing w:after="0" w:before="0" w:line="240" w:lineRule="auto"/>
+        <w:jc w:val="left"/>
+        <w:rPr>
+          <w:b w:val="1"/>
+          <w:bCs w:val="1"/>
+          <w:sz w:val="21"/>
+          <w:szCs w:val="21"/>
+        </w:rPr>
+      </w:pPr>
+      <w:r>
+        <w:rPr>
+          <w:rtl w:val="0"/>
+        </w:rPr>
+      </w:r>
+    </w:p>
+    <w:p>
+      <w:pPr>
+        <w:pageBreakBefore w:val="0"/>
+        <w:tabs>
+          <w:tab w:val="right" w:leader="none" w:pos="10368"/>
+        </w:tabs>
+        <w:spacing w:after="0" w:before="0" w:line="240" w:lineRule="auto"/>
+        <w:jc w:val="center"/>
+        <w:rPr>
+          <w:sz w:val="21"/>
+          <w:szCs w:val="21"/>
+        </w:rPr>
+      </w:pPr>
+      <w:r>
+        <w:rPr>
+          <w:b w:val="1"/>
+          <w:bCs w:val="1"/>
+          <w:sz w:val="21"/>
+          <w:szCs w:val="21"/>
+          <w:rtl w:val="0"/>
+        </w:rPr>
+        <w:t xml:space="preserve">Booj / RE/MAX </w:t>
+      </w:r>
+      <w:r>
+        <w:rPr>
+          <w:rFonts w:ascii="Noto Sans Symbols" w:cs="Noto Sans Symbols" w:eastAsia="Noto Sans Symbols" w:hAnsi="Noto Sans Symbols"/>
+          <w:b w:val="1"/>
+          <w:bCs w:val="1"/>
+          <w:sz w:val="21"/>
+          <w:szCs w:val="21"/>
+          <w:rtl w:val="0"/>
+        </w:rPr>
+        <w:t xml:space="preserve">🟇</w:t>
+      </w:r>
+      <w:r>
+        <w:rPr>
+          <w:b w:val="1"/>
+          <w:bCs w:val="1"/>
+          <w:sz w:val="21"/>
+          <w:szCs w:val="21"/>
+          <w:rtl w:val="0"/>
+        </w:rPr>
+        <w:t xml:space="preserve"> Denver, CO </w:t>
+      </w:r>
+      <w:r>
+        <w:rPr>
+          <w:rFonts w:ascii="Noto Sans Symbols" w:cs="Noto Sans Symbols" w:eastAsia="Noto Sans Symbols" w:hAnsi="Noto Sans Symbols"/>
+          <w:b w:val="1"/>
+          <w:bCs w:val="1"/>
+          <w:sz w:val="21"/>
+          <w:szCs w:val="21"/>
+          <w:rtl w:val="0"/>
+        </w:rPr>
+        <w:t xml:space="preserve">🟇</w:t>
+      </w:r>
+      <w:r>
+        <w:rPr>
+          <w:b w:val="1"/>
+          <w:bCs w:val="1"/>
+          <w:sz w:val="21"/>
+          <w:szCs w:val="21"/>
+          <w:rtl w:val="0"/>
+        </w:rPr>
+        <w:t xml:space="preserve"> 6/2018 – 11/2019</w:t>
+      </w:r>
+      <w:r>
+        <w:rPr>
+          <w:rtl w:val="0"/>
+        </w:rPr>
+      </w:r>
+    </w:p>
+    <w:p>
+      <w:pPr>
+        <w:pageBreakBefore w:val="0"/>
+        <w:tabs>
+          <w:tab w:val="right" w:leader="none" w:pos="10368"/>
+        </w:tabs>
+        <w:spacing w:after="0" w:before="0" w:line="240" w:lineRule="auto"/>
+        <w:jc w:val="center"/>
+        <w:rPr>
+          <w:b w:val="1"/>
+          <w:bCs w:val="1"/>
+          <w:sz w:val="21"/>
+          <w:szCs w:val="21"/>
+        </w:rPr>
+      </w:pPr>
+      <w:r>
+        <w:rPr>
+          <w:b w:val="1"/>
+          <w:bCs w:val="1"/>
+          <w:sz w:val="21"/>
+          <w:szCs w:val="21"/>
+          <w:rtl w:val="0"/>
+        </w:rPr>
+        <w:t xml:space="preserve">DevOps Engineer</w:t>
+      </w:r>
+    </w:p>
+    <w:p>
+      <w:pPr>
+        <w:pageBreakBefore w:val="0"/>
+        <w:widowControl w:val="0"/>
+        <w:numPr>
+          <w:ilvl w:val="0"/>
+          <w:numId w:val="2"/>
+        </w:numPr>
+        <w:tabs>
+          <w:tab w:val="right" w:leader="none" w:pos="360"/>
         </w:tabs>
         <w:spacing w:after="0" w:before="0" w:line="240" w:lineRule="auto"/>
         <w:ind w:left="360" w:hanging="360"/>
@@ -1479,13 +2382,14 @@
     </w:p>
     <w:p>
       <w:pPr>
+        <w:pageBreakBefore w:val="0"/>
         <w:widowControl w:val="0"/>
         <w:numPr>
           <w:ilvl w:val="0"/>
-          <w:numId w:val="7"/>
+          <w:numId w:val="2"/>
         </w:numPr>
         <w:tabs>
-          <w:tab w:val="right" w:pos="360"/>
+          <w:tab w:val="right" w:leader="none" w:pos="360"/>
         </w:tabs>
         <w:spacing w:after="0" w:before="0" w:line="240" w:lineRule="auto"/>
         <w:ind w:left="360" w:hanging="360"/>
@@ -1508,13 +2412,14 @@
     </w:p>
     <w:p>
       <w:pPr>
+        <w:pageBreakBefore w:val="0"/>
         <w:widowControl w:val="0"/>
         <w:numPr>
           <w:ilvl w:val="0"/>
-          <w:numId w:val="7"/>
+          <w:numId w:val="2"/>
         </w:numPr>
         <w:tabs>
-          <w:tab w:val="right" w:pos="360"/>
+          <w:tab w:val="right" w:leader="none" w:pos="360"/>
         </w:tabs>
         <w:spacing w:after="0" w:before="0" w:line="240" w:lineRule="auto"/>
         <w:ind w:left="360" w:hanging="360"/>
@@ -1537,13 +2442,14 @@
     </w:p>
     <w:p>
       <w:pPr>
+        <w:pageBreakBefore w:val="0"/>
         <w:widowControl w:val="0"/>
         <w:numPr>
           <w:ilvl w:val="0"/>
-          <w:numId w:val="7"/>
+          <w:numId w:val="2"/>
         </w:numPr>
         <w:tabs>
-          <w:tab w:val="right" w:pos="360"/>
+          <w:tab w:val="right" w:leader="none" w:pos="360"/>
         </w:tabs>
         <w:spacing w:after="0" w:before="0" w:line="240" w:lineRule="auto"/>
         <w:ind w:left="360" w:hanging="360"/>
@@ -1566,13 +2472,14 @@
     </w:p>
     <w:p>
       <w:pPr>
+        <w:pageBreakBefore w:val="0"/>
         <w:widowControl w:val="0"/>
         <w:numPr>
           <w:ilvl w:val="0"/>
-          <w:numId w:val="7"/>
+          <w:numId w:val="2"/>
         </w:numPr>
         <w:tabs>
-          <w:tab w:val="right" w:pos="360"/>
+          <w:tab w:val="right" w:leader="none" w:pos="360"/>
         </w:tabs>
         <w:spacing w:after="0" w:before="0" w:line="240" w:lineRule="auto"/>
         <w:ind w:left="360" w:hanging="360"/>
@@ -1595,13 +2502,14 @@
     </w:p>
     <w:p>
       <w:pPr>
+        <w:pageBreakBefore w:val="0"/>
         <w:widowControl w:val="0"/>
         <w:numPr>
           <w:ilvl w:val="0"/>
-          <w:numId w:val="7"/>
+          <w:numId w:val="2"/>
         </w:numPr>
         <w:tabs>
-          <w:tab w:val="right" w:pos="360"/>
+          <w:tab w:val="right" w:leader="none" w:pos="360"/>
         </w:tabs>
         <w:spacing w:after="0" w:before="0" w:line="240" w:lineRule="auto"/>
         <w:ind w:left="360" w:hanging="360"/>
@@ -1624,13 +2532,14 @@
     </w:p>
     <w:p>
       <w:pPr>
+        <w:pageBreakBefore w:val="0"/>
         <w:widowControl w:val="0"/>
         <w:numPr>
           <w:ilvl w:val="0"/>
-          <w:numId w:val="7"/>
+          <w:numId w:val="2"/>
         </w:numPr>
         <w:tabs>
-          <w:tab w:val="right" w:pos="360"/>
+          <w:tab w:val="right" w:leader="none" w:pos="360"/>
         </w:tabs>
         <w:spacing w:after="0" w:before="0" w:line="240" w:lineRule="auto"/>
         <w:ind w:left="360" w:hanging="360"/>
@@ -1653,13 +2562,14 @@
     </w:p>
     <w:p>
       <w:pPr>
+        <w:pageBreakBefore w:val="0"/>
         <w:widowControl w:val="0"/>
         <w:numPr>
           <w:ilvl w:val="0"/>
-          <w:numId w:val="7"/>
+          <w:numId w:val="2"/>
         </w:numPr>
         <w:tabs>
-          <w:tab w:val="right" w:pos="360"/>
+          <w:tab w:val="right" w:leader="none" w:pos="360"/>
         </w:tabs>
         <w:spacing w:after="0" w:before="0" w:line="240" w:lineRule="auto"/>
         <w:ind w:left="360" w:hanging="360"/>
@@ -1682,115 +2592,110 @@
     </w:p>
     <w:p>
       <w:pPr>
+        <w:pageBreakBefore w:val="0"/>
         <w:tabs>
-          <w:tab w:val="right" w:pos="10368"/>
+          <w:tab w:val="right" w:leader="none" w:pos="10368"/>
         </w:tabs>
         <w:spacing w:after="0" w:before="0" w:line="240" w:lineRule="auto"/>
+        <w:jc w:val="left"/>
+        <w:rPr>
+          <w:b w:val="1"/>
+          <w:bCs w:val="1"/>
+        </w:rPr>
+      </w:pPr>
+      <w:r>
+        <w:rPr>
+          <w:rtl w:val="0"/>
+        </w:rPr>
+      </w:r>
+    </w:p>
+    <w:p>
+      <w:pPr>
+        <w:pageBreakBefore w:val="0"/>
+        <w:tabs>
+          <w:tab w:val="right" w:leader="none" w:pos="10368"/>
+        </w:tabs>
+        <w:spacing w:after="0" w:before="0" w:line="240" w:lineRule="auto"/>
         <w:jc w:val="center"/>
         <w:rPr>
           <w:b w:val="1"/>
-        </w:rPr>
-      </w:pPr>
-      <w:r>
-        <w:rPr>
-          <w:rtl w:val="0"/>
-        </w:rPr>
-      </w:r>
-    </w:p>
-    <w:p>
-      <w:pPr>
+          <w:bCs w:val="1"/>
+          <w:sz w:val="21"/>
+          <w:szCs w:val="21"/>
+        </w:rPr>
+      </w:pPr>
+      <w:r>
+        <w:rPr>
+          <w:b w:val="1"/>
+          <w:bCs w:val="1"/>
+          <w:sz w:val="21"/>
+          <w:szCs w:val="21"/>
+          <w:rtl w:val="0"/>
+        </w:rPr>
+        <w:t xml:space="preserve">Kane &amp; Associates LLC </w:t>
+      </w:r>
+      <w:r>
+        <w:rPr>
+          <w:rFonts w:ascii="Noto Sans Symbols" w:cs="Noto Sans Symbols" w:eastAsia="Noto Sans Symbols" w:hAnsi="Noto Sans Symbols"/>
+          <w:b w:val="1"/>
+          <w:bCs w:val="1"/>
+          <w:sz w:val="21"/>
+          <w:szCs w:val="21"/>
+          <w:rtl w:val="0"/>
+        </w:rPr>
+        <w:t xml:space="preserve">🟇</w:t>
+      </w:r>
+      <w:r>
+        <w:rPr>
+          <w:b w:val="1"/>
+          <w:bCs w:val="1"/>
+          <w:sz w:val="21"/>
+          <w:szCs w:val="21"/>
+          <w:rtl w:val="0"/>
+        </w:rPr>
+        <w:t xml:space="preserve"> Denver, CO </w:t>
+      </w:r>
+      <w:r>
+        <w:rPr>
+          <w:rFonts w:ascii="Noto Sans Symbols" w:cs="Noto Sans Symbols" w:eastAsia="Noto Sans Symbols" w:hAnsi="Noto Sans Symbols"/>
+          <w:b w:val="1"/>
+          <w:bCs w:val="1"/>
+          <w:sz w:val="21"/>
+          <w:szCs w:val="21"/>
+          <w:rtl w:val="0"/>
+        </w:rPr>
+        <w:t xml:space="preserve">🟇</w:t>
+      </w:r>
+      <w:r>
+        <w:rPr>
+          <w:b w:val="1"/>
+          <w:bCs w:val="1"/>
+          <w:sz w:val="21"/>
+          <w:szCs w:val="21"/>
+          <w:rtl w:val="0"/>
+        </w:rPr>
+        <w:t xml:space="preserve"> 1/2017 – Present</w:t>
+      </w:r>
+    </w:p>
+    <w:p>
+      <w:pPr>
+        <w:pageBreakBefore w:val="0"/>
         <w:tabs>
-          <w:tab w:val="right" w:pos="10368"/>
+          <w:tab w:val="right" w:leader="none" w:pos="10368"/>
         </w:tabs>
         <w:spacing w:after="0" w:before="0" w:line="240" w:lineRule="auto"/>
         <w:jc w:val="center"/>
         <w:rPr>
           <w:b w:val="1"/>
-        </w:rPr>
-      </w:pPr>
-      <w:r>
-        <w:rPr>
-          <w:rtl w:val="0"/>
-        </w:rPr>
-      </w:r>
-    </w:p>
-    <w:p>
-      <w:pPr>
-        <w:tabs>
-          <w:tab w:val="right" w:pos="10368"/>
-        </w:tabs>
-        <w:spacing w:after="0" w:before="0" w:line="240" w:lineRule="auto"/>
-        <w:jc w:val="center"/>
-        <w:rPr>
-          <w:b w:val="1"/>
-          <w:sz w:val="21"/>
-          <w:szCs w:val="21"/>
-        </w:rPr>
-      </w:pPr>
-      <w:r>
-        <w:rPr>
-          <w:b w:val="1"/>
-          <w:sz w:val="21"/>
-          <w:szCs w:val="21"/>
-          <w:rtl w:val="0"/>
-        </w:rPr>
-        <w:t xml:space="preserve">Kane &amp; Associates LLC </w:t>
-      </w:r>
-      <w:r>
-        <w:rPr>
-          <w:rFonts w:ascii="Noto Sans Symbols" w:cs="Noto Sans Symbols" w:eastAsia="Noto Sans Symbols" w:hAnsi="Noto Sans Symbols"/>
-          <w:b w:val="1"/>
-          <w:sz w:val="21"/>
-          <w:szCs w:val="21"/>
-          <w:rtl w:val="0"/>
-        </w:rPr>
-        <w:t xml:space="preserve">🟇</w:t>
-      </w:r>
-      <w:r>
-        <w:rPr>
-          <w:b w:val="1"/>
-          <w:sz w:val="21"/>
-          <w:szCs w:val="21"/>
-          <w:rtl w:val="0"/>
-        </w:rPr>
-        <w:t xml:space="preserve"> Denver, CO </w:t>
-      </w:r>
-      <w:r>
-        <w:rPr>
-          <w:rFonts w:ascii="Noto Sans Symbols" w:cs="Noto Sans Symbols" w:eastAsia="Noto Sans Symbols" w:hAnsi="Noto Sans Symbols"/>
-          <w:b w:val="1"/>
-          <w:sz w:val="21"/>
-          <w:szCs w:val="21"/>
-          <w:rtl w:val="0"/>
-        </w:rPr>
-        <w:t xml:space="preserve">🟇</w:t>
-      </w:r>
-      <w:r>
-        <w:rPr>
-          <w:b w:val="1"/>
-          <w:sz w:val="21"/>
-          <w:szCs w:val="21"/>
-          <w:rtl w:val="0"/>
-        </w:rPr>
-        <w:t xml:space="preserve"> 1/2017 – Present</w:t>
-      </w:r>
-    </w:p>
-    <w:p>
-      <w:pPr>
-        <w:tabs>
-          <w:tab w:val="right" w:pos="10368"/>
-        </w:tabs>
-        <w:spacing w:after="0" w:before="0" w:line="240" w:lineRule="auto"/>
-        <w:jc w:val="center"/>
-        <w:rPr>
-          <w:b w:val="1"/>
-          <w:sz w:val="21"/>
-          <w:szCs w:val="21"/>
-        </w:rPr>
-      </w:pPr>
-      <w:r>
-        <w:rPr>
-          <w:b w:val="1"/>
+          <w:bCs w:val="1"/>
+          <w:sz w:val="21"/>
+          <w:szCs w:val="21"/>
+        </w:rPr>
+      </w:pPr>
+      <w:r>
+        <w:rPr>
+          <w:b w:val="1"/>
+          <w:bCs w:val="1"/>
           <w:sz w:val="21"/>
           <w:szCs w:val="21"/>
           <w:rtl w:val="0"/>
@@ -1800,13 +2705,14 @@
     </w:p>
     <w:p>
       <w:pPr>
+        <w:pageBreakBefore w:val="0"/>
         <w:widowControl w:val="0"/>
         <w:numPr>
           <w:ilvl w:val="0"/>
-          <w:numId w:val="7"/>
+          <w:numId w:val="2"/>
         </w:numPr>
         <w:tabs>
-          <w:tab w:val="right" w:pos="360"/>
+          <w:tab w:val="right" w:leader="none" w:pos="360"/>
         </w:tabs>
         <w:spacing w:after="0" w:before="0" w:line="240" w:lineRule="auto"/>
         <w:ind w:left="360" w:hanging="360"/>
@@ -1829,13 +2735,14 @@
     </w:p>
     <w:p>
       <w:pPr>
+        <w:pageBreakBefore w:val="0"/>
         <w:widowControl w:val="0"/>
         <w:numPr>
           <w:ilvl w:val="0"/>
-          <w:numId w:val="7"/>
+          <w:numId w:val="2"/>
         </w:numPr>
         <w:tabs>
-          <w:tab w:val="right" w:pos="360"/>
+          <w:tab w:val="right" w:leader="none" w:pos="360"/>
         </w:tabs>
         <w:spacing w:after="0" w:before="0" w:line="240" w:lineRule="auto"/>
         <w:ind w:left="360" w:hanging="360"/>
@@ -1858,13 +2765,14 @@
     </w:p>
     <w:p>
       <w:pPr>
+        <w:pageBreakBefore w:val="0"/>
         <w:widowControl w:val="0"/>
         <w:numPr>
           <w:ilvl w:val="0"/>
-          <w:numId w:val="7"/>
+          <w:numId w:val="2"/>
         </w:numPr>
         <w:tabs>
-          <w:tab w:val="right" w:pos="360"/>
+          <w:tab w:val="right" w:leader="none" w:pos="360"/>
         </w:tabs>
         <w:spacing w:after="0" w:before="0" w:line="240" w:lineRule="auto"/>
         <w:ind w:left="360" w:hanging="360"/>
@@ -1887,13 +2795,14 @@
     </w:p>
     <w:p>
       <w:pPr>
+        <w:pageBreakBefore w:val="0"/>
         <w:widowControl w:val="0"/>
         <w:numPr>
           <w:ilvl w:val="0"/>
-          <w:numId w:val="7"/>
+          <w:numId w:val="2"/>
         </w:numPr>
         <w:tabs>
-          <w:tab w:val="right" w:pos="360"/>
+          <w:tab w:val="right" w:leader="none" w:pos="360"/>
         </w:tabs>
         <w:spacing w:after="0" w:before="0" w:line="240" w:lineRule="auto"/>
         <w:ind w:left="360" w:hanging="360"/>
@@ -1916,13 +2825,14 @@
     </w:p>
     <w:p>
       <w:pPr>
+        <w:pageBreakBefore w:val="0"/>
         <w:widowControl w:val="0"/>
         <w:numPr>
           <w:ilvl w:val="0"/>
-          <w:numId w:val="7"/>
+          <w:numId w:val="2"/>
         </w:numPr>
         <w:tabs>
-          <w:tab w:val="right" w:pos="360"/>
+          <w:tab w:val="right" w:leader="none" w:pos="360"/>
         </w:tabs>
         <w:spacing w:after="0" w:before="0" w:line="240" w:lineRule="auto"/>
         <w:ind w:left="360" w:hanging="360"/>
@@ -1937,21 +2847,77 @@
         </w:rPr>
         <w:t xml:space="preserve">Coin &amp; Wallet software development on independent and Ethereum blockchains</w:t>
       </w:r>
-      <w:r>
-        <w:rPr>
-          <w:rtl w:val="0"/>
-        </w:rPr>
-      </w:r>
-    </w:p>
-    <w:p>
-      <w:pPr>
+    </w:p>
+    <w:p>
+      <w:pPr>
+        <w:pageBreakBefore w:val="0"/>
         <w:widowControl w:val="0"/>
         <w:numPr>
           <w:ilvl w:val="0"/>
-          <w:numId w:val="7"/>
+          <w:numId w:val="2"/>
         </w:numPr>
         <w:tabs>
-          <w:tab w:val="right" w:pos="360"/>
+          <w:tab w:val="right" w:leader="none" w:pos="360"/>
+        </w:tabs>
+        <w:spacing w:after="0" w:before="0" w:line="240" w:lineRule="auto"/>
+        <w:ind w:left="360" w:hanging="360"/>
+        <w:rPr>
+          <w:color w:val="000000"/>
+          <w:sz w:val="21"/>
+          <w:szCs w:val="21"/>
+          <w:u w:val="none"/>
+        </w:rPr>
+      </w:pPr>
+      <w:r>
+        <w:rPr>
+          <w:color w:val="000000"/>
+          <w:sz w:val="21"/>
+          <w:szCs w:val="21"/>
+          <w:rtl w:val="0"/>
+        </w:rPr>
+        <w:t xml:space="preserve">Manage Turn-Key POS systems. Monitoring, Sales Analysis, Restocking.</w:t>
+      </w:r>
+    </w:p>
+    <w:p>
+      <w:pPr>
+        <w:pageBreakBefore w:val="0"/>
+        <w:widowControl w:val="0"/>
+        <w:numPr>
+          <w:ilvl w:val="0"/>
+          <w:numId w:val="2"/>
+        </w:numPr>
+        <w:tabs>
+          <w:tab w:val="right" w:leader="none" w:pos="360"/>
+        </w:tabs>
+        <w:spacing w:after="0" w:before="0" w:line="240" w:lineRule="auto"/>
+        <w:ind w:left="360" w:hanging="360"/>
+        <w:rPr>
+          <w:color w:val="000000"/>
+          <w:sz w:val="21"/>
+          <w:szCs w:val="21"/>
+          <w:u w:val="none"/>
+        </w:rPr>
+      </w:pPr>
+      <w:r>
+        <w:rPr>
+          <w:color w:val="000000"/>
+          <w:sz w:val="21"/>
+          <w:szCs w:val="21"/>
+          <w:rtl w:val="0"/>
+        </w:rPr>
+        <w:t xml:space="preserve">Oversee E-Commerce sites and sales support.</w:t>
+      </w:r>
+    </w:p>
+    <w:p>
+      <w:pPr>
+        <w:pageBreakBefore w:val="0"/>
+        <w:widowControl w:val="0"/>
+        <w:numPr>
+          <w:ilvl w:val="0"/>
+          <w:numId w:val="2"/>
+        </w:numPr>
+        <w:tabs>
+          <w:tab w:val="right" w:leader="none" w:pos="360"/>
         </w:tabs>
         <w:spacing w:after="0" w:before="0" w:line="240" w:lineRule="auto"/>
         <w:ind w:left="360" w:hanging="360"/>
@@ -1973,13 +2939,14 @@
     </w:p>
     <w:p>
       <w:pPr>
+        <w:pageBreakBefore w:val="0"/>
         <w:widowControl w:val="0"/>
         <w:numPr>
           <w:ilvl w:val="0"/>
-          <w:numId w:val="7"/>
+          <w:numId w:val="2"/>
         </w:numPr>
         <w:tabs>
-          <w:tab w:val="right" w:pos="360"/>
+          <w:tab w:val="right" w:leader="none" w:pos="360"/>
         </w:tabs>
         <w:spacing w:after="0" w:before="0" w:line="240" w:lineRule="auto"/>
         <w:ind w:left="360" w:hanging="360"/>
@@ -2002,8 +2969,9 @@
     </w:p>
     <w:p>
       <w:pPr>
+        <w:pageBreakBefore w:val="0"/>
         <w:tabs>
-          <w:tab w:val="right" w:pos="10368"/>
+          <w:tab w:val="right" w:leader="none" w:pos="10368"/>
         </w:tabs>
         <w:spacing w:after="0" w:before="0" w:line="240" w:lineRule="auto"/>
         <w:jc w:val="left"/>
@@ -2017,20 +2985,23 @@
     </w:p>
     <w:p>
       <w:pPr>
+        <w:pageBreakBefore w:val="0"/>
         <w:tabs>
-          <w:tab w:val="right" w:pos="10368"/>
+          <w:tab w:val="right" w:leader="none" w:pos="10368"/>
         </w:tabs>
         <w:spacing w:after="0" w:before="0" w:line="240" w:lineRule="auto"/>
         <w:jc w:val="center"/>
         <w:rPr>
           <w:b w:val="1"/>
-          <w:sz w:val="21"/>
-          <w:szCs w:val="21"/>
-        </w:rPr>
-      </w:pPr>
-      <w:r>
-        <w:rPr>
-          <w:b w:val="1"/>
+          <w:bCs w:val="1"/>
+          <w:sz w:val="21"/>
+          <w:szCs w:val="21"/>
+        </w:rPr>
+      </w:pPr>
+      <w:r>
+        <w:rPr>
+          <w:b w:val="1"/>
+          <w:bCs w:val="1"/>
           <w:sz w:val="21"/>
           <w:szCs w:val="21"/>
           <w:rtl w:val="0"/>
@@ -2041,6 +3012,7 @@
         <w:rPr>
           <w:rFonts w:ascii="Noto Sans Symbols" w:cs="Noto Sans Symbols" w:eastAsia="Noto Sans Symbols" w:hAnsi="Noto Sans Symbols"/>
           <w:b w:val="1"/>
+          <w:bCs w:val="1"/>
           <w:sz w:val="21"/>
           <w:szCs w:val="21"/>
           <w:rtl w:val="0"/>
@@ -2050,6 +3022,7 @@
       <w:r>
         <w:rPr>
           <w:b w:val="1"/>
+          <w:bCs w:val="1"/>
           <w:sz w:val="21"/>
           <w:szCs w:val="21"/>
           <w:rtl w:val="0"/>
@@ -2060,6 +3033,7 @@
         <w:rPr>
           <w:rFonts w:ascii="Noto Sans Symbols" w:cs="Noto Sans Symbols" w:eastAsia="Noto Sans Symbols" w:hAnsi="Noto Sans Symbols"/>
           <w:b w:val="1"/>
+          <w:bCs w:val="1"/>
           <w:sz w:val="21"/>
           <w:szCs w:val="21"/>
           <w:rtl w:val="0"/>
@@ -2069,6 +3043,7 @@
       <w:r>
         <w:rPr>
           <w:b w:val="1"/>
+          <w:bCs w:val="1"/>
           <w:sz w:val="21"/>
           <w:szCs w:val="21"/>
           <w:rtl w:val="0"/>
@@ -2078,36 +3053,40 @@
     </w:p>
     <w:p>
       <w:pPr>
+        <w:pageBreakBefore w:val="0"/>
         <w:tabs>
-          <w:tab w:val="right" w:pos="10368"/>
+          <w:tab w:val="right" w:leader="none" w:pos="10368"/>
         </w:tabs>
         <w:spacing w:after="0" w:before="0" w:line="240" w:lineRule="auto"/>
         <w:jc w:val="center"/>
         <w:rPr>
           <w:b w:val="1"/>
-          <w:sz w:val="21"/>
-          <w:szCs w:val="21"/>
-        </w:rPr>
-      </w:pPr>
-      <w:r>
-        <w:rPr>
-          <w:b w:val="1"/>
-          <w:sz w:val="21"/>
-          <w:szCs w:val="21"/>
-          <w:rtl w:val="0"/>
-        </w:rPr>
-        <w:t xml:space="preserve">DevOps Engineer, Charter</w:t>
-      </w:r>
-    </w:p>
-    <w:p>
-      <w:pPr>
+          <w:bCs w:val="1"/>
+          <w:sz w:val="21"/>
+          <w:szCs w:val="21"/>
+        </w:rPr>
+      </w:pPr>
+      <w:r>
+        <w:rPr>
+          <w:b w:val="1"/>
+          <w:bCs w:val="1"/>
+          <w:sz w:val="21"/>
+          <w:szCs w:val="21"/>
+          <w:rtl w:val="0"/>
+        </w:rPr>
+        <w:t xml:space="preserve">DevOps Engineer, Charter Communications</w:t>
+      </w:r>
+    </w:p>
+    <w:p>
+      <w:pPr>
+        <w:pageBreakBefore w:val="0"/>
         <w:widowControl w:val="0"/>
         <w:numPr>
           <w:ilvl w:val="0"/>
-          <w:numId w:val="7"/>
+          <w:numId w:val="2"/>
         </w:numPr>
         <w:tabs>
-          <w:tab w:val="right" w:pos="360"/>
+          <w:tab w:val="right" w:leader="none" w:pos="360"/>
         </w:tabs>
         <w:spacing w:after="0" w:before="0" w:line="240" w:lineRule="auto"/>
         <w:ind w:left="360" w:hanging="360"/>
@@ -2130,13 +3109,14 @@
     </w:p>
     <w:p>
       <w:pPr>
+        <w:pageBreakBefore w:val="0"/>
         <w:widowControl w:val="0"/>
         <w:numPr>
           <w:ilvl w:val="0"/>
-          <w:numId w:val="7"/>
+          <w:numId w:val="2"/>
         </w:numPr>
         <w:tabs>
-          <w:tab w:val="right" w:pos="360"/>
+          <w:tab w:val="right" w:leader="none" w:pos="360"/>
         </w:tabs>
         <w:spacing w:after="0" w:before="0" w:line="240" w:lineRule="auto"/>
         <w:ind w:left="360" w:hanging="360"/>
@@ -2159,20 +3139,21 @@
     </w:p>
     <w:p>
       <w:pPr>
+        <w:pageBreakBefore w:val="0"/>
         <w:widowControl w:val="0"/>
         <w:numPr>
           <w:ilvl w:val="0"/>
-          <w:numId w:val="7"/>
+          <w:numId w:val="2"/>
         </w:numPr>
         <w:tabs>
-          <w:tab w:val="right" w:pos="360"/>
+          <w:tab w:val="right" w:leader="none" w:pos="360"/>
         </w:tabs>
         <w:spacing w:after="0" w:before="0" w:line="240" w:lineRule="auto"/>
         <w:ind w:left="360" w:hanging="360"/>
         <w:rPr/>
       </w:pPr>
-      <w:bookmarkStart w:colFirst="0" w:colLast="0" w:name="_1fob9te" w:id="2"/>
-      <w:bookmarkEnd w:id="2"/>
+      <w:bookmarkStart w:colFirst="0" w:colLast="0" w:name="_1fob9te" w:id="1"/>
+      <w:bookmarkEnd w:id="1"/>
       <w:r>
         <w:rPr>
           <w:color w:val="000000"/>
@@ -2190,13 +3171,14 @@
     </w:p>
     <w:p>
       <w:pPr>
+        <w:pageBreakBefore w:val="0"/>
         <w:widowControl w:val="0"/>
         <w:numPr>
           <w:ilvl w:val="0"/>
-          <w:numId w:val="7"/>
+          <w:numId w:val="2"/>
         </w:numPr>
         <w:tabs>
-          <w:tab w:val="right" w:pos="360"/>
+          <w:tab w:val="right" w:leader="none" w:pos="360"/>
         </w:tabs>
         <w:spacing w:after="0" w:before="0" w:line="240" w:lineRule="auto"/>
         <w:ind w:left="360" w:hanging="360"/>
@@ -2218,13 +3200,14 @@
     </w:p>
     <w:p>
       <w:pPr>
+        <w:pageBreakBefore w:val="0"/>
         <w:widowControl w:val="0"/>
         <w:numPr>
           <w:ilvl w:val="0"/>
-          <w:numId w:val="7"/>
+          <w:numId w:val="2"/>
         </w:numPr>
         <w:tabs>
-          <w:tab w:val="right" w:pos="360"/>
+          <w:tab w:val="right" w:leader="none" w:pos="360"/>
         </w:tabs>
         <w:spacing w:after="0" w:before="0" w:line="240" w:lineRule="auto"/>
         <w:ind w:left="360" w:hanging="360"/>
@@ -2247,9 +3230,10 @@
     </w:p>
     <w:p>
       <w:pPr>
+        <w:pageBreakBefore w:val="0"/>
         <w:widowControl w:val="0"/>
         <w:tabs>
-          <w:tab w:val="right" w:pos="360"/>
+          <w:tab w:val="right" w:leader="none" w:pos="360"/>
         </w:tabs>
         <w:spacing w:after="0" w:before="0" w:line="240" w:lineRule="auto"/>
         <w:jc w:val="left"/>
@@ -2263,8 +3247,43 @@
     </w:p>
     <w:p>
       <w:pPr>
+        <w:pageBreakBefore w:val="0"/>
+        <w:widowControl w:val="0"/>
         <w:tabs>
-          <w:tab w:val="right" w:pos="10368"/>
+          <w:tab w:val="right" w:leader="none" w:pos="360"/>
+        </w:tabs>
+        <w:spacing w:after="0" w:before="0" w:line="240" w:lineRule="auto"/>
+        <w:jc w:val="left"/>
+        <w:rPr/>
+      </w:pPr>
+      <w:r>
+        <w:rPr>
+          <w:rtl w:val="0"/>
+        </w:rPr>
+      </w:r>
+    </w:p>
+    <w:p>
+      <w:pPr>
+        <w:pageBreakBefore w:val="0"/>
+        <w:widowControl w:val="0"/>
+        <w:tabs>
+          <w:tab w:val="right" w:leader="none" w:pos="360"/>
+        </w:tabs>
+        <w:spacing w:after="0" w:before="0" w:line="240" w:lineRule="auto"/>
+        <w:jc w:val="left"/>
+        <w:rPr/>
+      </w:pPr>
+      <w:r>
+        <w:rPr>
+          <w:rtl w:val="0"/>
+        </w:rPr>
+      </w:r>
+    </w:p>
+    <w:p>
+      <w:pPr>
+        <w:pageBreakBefore w:val="0"/>
+        <w:tabs>
+          <w:tab w:val="right" w:leader="none" w:pos="10368"/>
         </w:tabs>
         <w:spacing w:after="0" w:before="0" w:line="240" w:lineRule="auto"/>
         <w:jc w:val="center"/>
@@ -2273,6 +3292,7 @@
       <w:r>
         <w:rPr>
           <w:b w:val="1"/>
+          <w:bCs w:val="1"/>
           <w:sz w:val="21"/>
           <w:szCs w:val="21"/>
           <w:rtl w:val="0"/>
@@ -2283,6 +3303,7 @@
         <w:rPr>
           <w:rFonts w:ascii="Noto Sans Symbols" w:cs="Noto Sans Symbols" w:eastAsia="Noto Sans Symbols" w:hAnsi="Noto Sans Symbols"/>
           <w:b w:val="1"/>
+          <w:bCs w:val="1"/>
           <w:sz w:val="21"/>
           <w:szCs w:val="21"/>
           <w:rtl w:val="0"/>
@@ -2292,6 +3313,7 @@
       <w:r>
         <w:rPr>
           <w:b w:val="1"/>
+          <w:bCs w:val="1"/>
           <w:sz w:val="21"/>
           <w:szCs w:val="21"/>
           <w:rtl w:val="0"/>
@@ -2302,6 +3324,7 @@
         <w:rPr>
           <w:rFonts w:ascii="Noto Sans Symbols" w:cs="Noto Sans Symbols" w:eastAsia="Noto Sans Symbols" w:hAnsi="Noto Sans Symbols"/>
           <w:b w:val="1"/>
+          <w:bCs w:val="1"/>
           <w:sz w:val="21"/>
           <w:szCs w:val="21"/>
           <w:rtl w:val="0"/>
@@ -2311,6 +3334,7 @@
       <w:r>
         <w:rPr>
           <w:b w:val="1"/>
+          <w:bCs w:val="1"/>
           <w:sz w:val="21"/>
           <w:szCs w:val="21"/>
           <w:rtl w:val="0"/>
@@ -2325,8 +3349,9 @@
     </w:p>
     <w:p>
       <w:pPr>
+        <w:pageBreakBefore w:val="0"/>
         <w:tabs>
-          <w:tab w:val="right" w:pos="10368"/>
+          <w:tab w:val="right" w:leader="none" w:pos="10368"/>
         </w:tabs>
         <w:spacing w:after="0" w:before="0" w:line="240" w:lineRule="auto"/>
         <w:jc w:val="center"/>
@@ -2335,6 +3360,7 @@
       <w:r>
         <w:rPr>
           <w:b w:val="1"/>
+          <w:bCs w:val="1"/>
           <w:sz w:val="21"/>
           <w:szCs w:val="21"/>
           <w:rtl w:val="0"/>
@@ -2349,13 +3375,14 @@
     </w:p>
     <w:p>
       <w:pPr>
+        <w:pageBreakBefore w:val="0"/>
         <w:widowControl w:val="0"/>
         <w:numPr>
           <w:ilvl w:val="0"/>
-          <w:numId w:val="7"/>
+          <w:numId w:val="2"/>
         </w:numPr>
         <w:tabs>
-          <w:tab w:val="right" w:pos="360"/>
+          <w:tab w:val="right" w:leader="none" w:pos="360"/>
         </w:tabs>
         <w:spacing w:after="0" w:before="0" w:line="240" w:lineRule="auto"/>
         <w:ind w:left="360" w:hanging="360"/>
@@ -2378,13 +3405,14 @@
     </w:p>
     <w:p>
       <w:pPr>
+        <w:pageBreakBefore w:val="0"/>
         <w:widowControl w:val="0"/>
         <w:numPr>
           <w:ilvl w:val="0"/>
-          <w:numId w:val="7"/>
+          <w:numId w:val="2"/>
         </w:numPr>
         <w:tabs>
-          <w:tab w:val="right" w:pos="360"/>
+          <w:tab w:val="right" w:leader="none" w:pos="360"/>
         </w:tabs>
         <w:spacing w:after="0" w:before="0" w:line="240" w:lineRule="auto"/>
         <w:ind w:left="360" w:hanging="360"/>
@@ -2407,13 +3435,14 @@
     </w:p>
     <w:p>
       <w:pPr>
+        <w:pageBreakBefore w:val="0"/>
         <w:widowControl w:val="0"/>
         <w:numPr>
           <w:ilvl w:val="0"/>
-          <w:numId w:val="7"/>
+          <w:numId w:val="2"/>
         </w:numPr>
         <w:tabs>
-          <w:tab w:val="right" w:pos="360"/>
+          <w:tab w:val="right" w:leader="none" w:pos="360"/>
         </w:tabs>
         <w:spacing w:after="0" w:before="0" w:line="240" w:lineRule="auto"/>
         <w:ind w:left="360" w:hanging="360"/>
@@ -2436,13 +3465,14 @@
     </w:p>
     <w:p>
       <w:pPr>
+        <w:pageBreakBefore w:val="0"/>
         <w:widowControl w:val="0"/>
         <w:numPr>
           <w:ilvl w:val="0"/>
-          <w:numId w:val="7"/>
+          <w:numId w:val="2"/>
         </w:numPr>
         <w:tabs>
-          <w:tab w:val="right" w:pos="360"/>
+          <w:tab w:val="right" w:leader="none" w:pos="360"/>
         </w:tabs>
         <w:spacing w:after="0" w:before="0" w:line="240" w:lineRule="auto"/>
         <w:ind w:left="360" w:hanging="360"/>
@@ -2464,20 +3494,21 @@
     </w:p>
     <w:p>
       <w:pPr>
+        <w:pageBreakBefore w:val="0"/>
         <w:widowControl w:val="0"/>
         <w:numPr>
           <w:ilvl w:val="0"/>
-          <w:numId w:val="7"/>
+          <w:numId w:val="2"/>
         </w:numPr>
         <w:tabs>
-          <w:tab w:val="right" w:pos="360"/>
+          <w:tab w:val="right" w:leader="none" w:pos="360"/>
         </w:tabs>
         <w:spacing w:after="0" w:before="0" w:line="240" w:lineRule="auto"/>
         <w:ind w:left="360" w:hanging="360"/>
         <w:rPr/>
       </w:pPr>
-      <w:bookmarkStart w:colFirst="0" w:colLast="0" w:name="_3znysh7" w:id="3"/>
-      <w:bookmarkEnd w:id="3"/>
+      <w:bookmarkStart w:colFirst="0" w:colLast="0" w:name="_3znysh7" w:id="2"/>
+      <w:bookmarkEnd w:id="2"/>
       <w:r>
         <w:rPr>
           <w:sz w:val="21"/>
@@ -2494,13 +3525,14 @@
     </w:p>
     <w:p>
       <w:pPr>
+        <w:pageBreakBefore w:val="0"/>
         <w:widowControl w:val="0"/>
         <w:numPr>
           <w:ilvl w:val="0"/>
-          <w:numId w:val="7"/>
+          <w:numId w:val="2"/>
         </w:numPr>
         <w:tabs>
-          <w:tab w:val="right" w:pos="360"/>
+          <w:tab w:val="right" w:leader="none" w:pos="360"/>
         </w:tabs>
         <w:spacing w:after="0" w:before="0" w:line="240" w:lineRule="auto"/>
         <w:ind w:left="360" w:hanging="360"/>
@@ -2531,8 +3563,25 @@
     </w:p>
     <w:p>
       <w:pPr>
+        <w:pageBreakBefore w:val="0"/>
         <w:tabs>
-          <w:tab w:val="right" w:pos="10368"/>
+          <w:tab w:val="right" w:leader="none" w:pos="10368"/>
+        </w:tabs>
+        <w:spacing w:after="0" w:before="0" w:line="240" w:lineRule="auto"/>
+        <w:jc w:val="left"/>
+        <w:rPr/>
+      </w:pPr>
+      <w:r>
+        <w:rPr>
+          <w:rtl w:val="0"/>
+        </w:rPr>
+      </w:r>
+    </w:p>
+    <w:p>
+      <w:pPr>
+        <w:pageBreakBefore w:val="0"/>
+        <w:tabs>
+          <w:tab w:val="right" w:leader="none" w:pos="10368"/>
         </w:tabs>
         <w:spacing w:after="0" w:before="0" w:line="240" w:lineRule="auto"/>
         <w:jc w:val="center"/>
@@ -2540,14 +3589,67 @@
       </w:pPr>
       <w:r>
         <w:rPr>
-          <w:rtl w:val="0"/>
-        </w:rPr>
-      </w:r>
-    </w:p>
-    <w:p>
-      <w:pPr>
+          <w:b w:val="1"/>
+          <w:bCs w:val="1"/>
+          <w:sz w:val="21"/>
+          <w:szCs w:val="21"/>
+          <w:rtl w:val="0"/>
+        </w:rPr>
+        <w:t xml:space="preserve">TekSystems </w:t>
+      </w:r>
+      <w:r>
+        <w:rPr>
+          <w:rFonts w:ascii="Noto Sans Symbols" w:cs="Noto Sans Symbols" w:eastAsia="Noto Sans Symbols" w:hAnsi="Noto Sans Symbols"/>
+          <w:b w:val="1"/>
+          <w:bCs w:val="1"/>
+          <w:sz w:val="21"/>
+          <w:szCs w:val="21"/>
+          <w:rtl w:val="0"/>
+        </w:rPr>
+        <w:t xml:space="preserve">🟇</w:t>
+      </w:r>
+      <w:r>
+        <w:rPr>
+          <w:b w:val="1"/>
+          <w:bCs w:val="1"/>
+          <w:sz w:val="21"/>
+          <w:szCs w:val="21"/>
+          <w:rtl w:val="0"/>
+        </w:rPr>
+        <w:t xml:space="preserve"> Denver, CO </w:t>
+      </w:r>
+      <w:r>
+        <w:rPr>
+          <w:rFonts w:ascii="Noto Sans Symbols" w:cs="Noto Sans Symbols" w:eastAsia="Noto Sans Symbols" w:hAnsi="Noto Sans Symbols"/>
+          <w:b w:val="1"/>
+          <w:bCs w:val="1"/>
+          <w:sz w:val="21"/>
+          <w:szCs w:val="21"/>
+          <w:rtl w:val="0"/>
+        </w:rPr>
+        <w:t xml:space="preserve">🟇</w:t>
+      </w:r>
+      <w:r>
+        <w:rPr>
+          <w:b w:val="1"/>
+          <w:bCs w:val="1"/>
+          <w:sz w:val="21"/>
+          <w:szCs w:val="21"/>
+          <w:rtl w:val="0"/>
+        </w:rPr>
+        <w:t xml:space="preserve"> 6/2016 – 6/2017 </w:t>
+      </w:r>
+      <w:r>
+        <w:rPr>
+          <w:rtl w:val="0"/>
+        </w:rPr>
+      </w:r>
+    </w:p>
+    <w:p>
+      <w:pPr>
+        <w:pageBreakBefore w:val="0"/>
         <w:tabs>
-          <w:tab w:val="right" w:pos="10368"/>
+          <w:tab w:val="right" w:leader="none" w:pos="10368"/>
         </w:tabs>
         <w:spacing w:after="0" w:before="0" w:line="240" w:lineRule="auto"/>
         <w:jc w:val="center"/>
@@ -2556,61 +3658,208 @@
       <w:r>
         <w:rPr>
           <w:b w:val="1"/>
-          <w:sz w:val="21"/>
-          <w:szCs w:val="21"/>
-          <w:rtl w:val="0"/>
-        </w:rPr>
-        <w:t xml:space="preserve">TekSystems </w:t>
-      </w:r>
-      <w:r>
-        <w:rPr>
-          <w:rFonts w:ascii="Noto Sans Symbols" w:cs="Noto Sans Symbols" w:eastAsia="Noto Sans Symbols" w:hAnsi="Noto Sans Symbols"/>
-          <w:b w:val="1"/>
-          <w:sz w:val="21"/>
-          <w:szCs w:val="21"/>
-          <w:rtl w:val="0"/>
-        </w:rPr>
-        <w:t xml:space="preserve">🟇</w:t>
-      </w:r>
-      <w:r>
-        <w:rPr>
-          <w:b w:val="1"/>
-          <w:sz w:val="21"/>
-          <w:szCs w:val="21"/>
-          <w:rtl w:val="0"/>
-        </w:rPr>
-        <w:t xml:space="preserve"> Denver, CO </w:t>
-      </w:r>
-      <w:r>
-        <w:rPr>
-          <w:rFonts w:ascii="Noto Sans Symbols" w:cs="Noto Sans Symbols" w:eastAsia="Noto Sans Symbols" w:hAnsi="Noto Sans Symbols"/>
-          <w:b w:val="1"/>
-          <w:sz w:val="21"/>
-          <w:szCs w:val="21"/>
-          <w:rtl w:val="0"/>
-        </w:rPr>
-        <w:t xml:space="preserve">🟇</w:t>
-      </w:r>
-      <w:r>
-        <w:rPr>
-          <w:b w:val="1"/>
-          <w:sz w:val="21"/>
-          <w:szCs w:val="21"/>
-          <w:rtl w:val="0"/>
-        </w:rPr>
-        <w:t xml:space="preserve"> 6/2016 – 6/2017 </w:t>
-      </w:r>
-      <w:r>
-        <w:rPr>
-          <w:rtl w:val="0"/>
-        </w:rPr>
-      </w:r>
-    </w:p>
-    <w:p>
-      <w:pPr>
-        <w:tabs>
-          <w:tab w:val="right" w:pos="10368"/>
-        </w:tabs>
+          <w:bCs w:val="1"/>
+          <w:sz w:val="21"/>
+          <w:szCs w:val="21"/>
+          <w:rtl w:val="0"/>
+        </w:rPr>
+        <w:t xml:space="preserve">DevOps Engineer, Comcast</w:t>
+      </w:r>
+      <w:r>
+        <w:rPr>
+          <w:rtl w:val="0"/>
+        </w:rPr>
+      </w:r>
+    </w:p>
+    <w:p>
+      <w:pPr>
+        <w:pageBreakBefore w:val="0"/>
+        <w:widowControl w:val="0"/>
+        <w:numPr>
+          <w:ilvl w:val="0"/>
+          <w:numId w:val="2"/>
+        </w:numPr>
+        <w:spacing w:after="0" w:before="0" w:line="240" w:lineRule="auto"/>
+        <w:ind w:left="360" w:hanging="360"/>
+        <w:rPr/>
+      </w:pPr>
+      <w:r>
+        <w:rPr>
+          <w:sz w:val="21"/>
+          <w:szCs w:val="21"/>
+          <w:rtl w:val="0"/>
+        </w:rPr>
+        <w:t xml:space="preserve">Maintained and expanded development environment and continuous integration cy</w:t>
+      </w:r>
+      <w:r>
+        <w:rPr>
+          <w:color w:val="000000"/>
+          <w:sz w:val="21"/>
+          <w:szCs w:val="21"/>
+          <w:rtl w:val="0"/>
+        </w:rPr>
+        <w:t xml:space="preserve">cle from development to quality assurance (QA) to production. </w:t>
+      </w:r>
+      <w:r>
+        <w:rPr>
+          <w:rtl w:val="0"/>
+        </w:rPr>
+      </w:r>
+    </w:p>
+    <w:p>
+      <w:pPr>
+        <w:pageBreakBefore w:val="0"/>
+        <w:numPr>
+          <w:ilvl w:val="0"/>
+          <w:numId w:val="2"/>
+        </w:numPr>
+        <w:spacing w:after="0" w:before="0" w:line="240" w:lineRule="auto"/>
+        <w:ind w:left="360" w:hanging="360"/>
+        <w:rPr/>
+      </w:pPr>
+      <w:r>
+        <w:rPr>
+          <w:color w:val="000000"/>
+          <w:sz w:val="21"/>
+          <w:szCs w:val="21"/>
+          <w:rtl w:val="0"/>
+        </w:rPr>
+        <w:t xml:space="preserve">Developed technical solutions by assembling staff, vendor and service resources to ensure technical needs are met.</w:t>
+      </w:r>
+      <w:r>
+        <w:rPr>
+          <w:rtl w:val="0"/>
+        </w:rPr>
+      </w:r>
+    </w:p>
+    <w:p>
+      <w:pPr>
+        <w:pageBreakBefore w:val="0"/>
+        <w:numPr>
+          <w:ilvl w:val="0"/>
+          <w:numId w:val="2"/>
+        </w:numPr>
+        <w:spacing w:after="0" w:before="0" w:line="240" w:lineRule="auto"/>
+        <w:ind w:left="360" w:hanging="360"/>
+        <w:rPr/>
+      </w:pPr>
+      <w:r>
+        <w:rPr>
+          <w:color w:val="000000"/>
+          <w:sz w:val="21"/>
+          <w:szCs w:val="21"/>
+          <w:rtl w:val="0"/>
+        </w:rPr>
+        <w:t xml:space="preserve">Managed Docker hosts using Puppet, Ansible, Rancher, and Jenkins. Monitored with Nagios and Prometheus.</w:t>
+      </w:r>
+      <w:r>
+        <w:rPr>
+          <w:rtl w:val="0"/>
+        </w:rPr>
+      </w:r>
+    </w:p>
+    <w:p>
+      <w:pPr>
+        <w:pageBreakBefore w:val="0"/>
+        <w:widowControl w:val="0"/>
+        <w:numPr>
+          <w:ilvl w:val="0"/>
+          <w:numId w:val="2"/>
+        </w:numPr>
+        <w:spacing w:after="0" w:before="0" w:line="240" w:lineRule="auto"/>
+        <w:ind w:left="360" w:hanging="360"/>
+        <w:rPr/>
+      </w:pPr>
+      <w:r>
+        <w:rPr>
+          <w:color w:val="000000"/>
+          <w:sz w:val="21"/>
+          <w:szCs w:val="21"/>
+          <w:rtl w:val="0"/>
+        </w:rPr>
+        <w:t xml:space="preserve">Provided hands-on server administration, hardware acquisition, installation, capacity planning and troubleshooting for development-related issues.</w:t>
+      </w:r>
+      <w:r>
+        <w:rPr>
+          <w:rtl w:val="0"/>
+        </w:rPr>
+      </w:r>
+    </w:p>
+    <w:p>
+      <w:pPr>
+        <w:pageBreakBefore w:val="0"/>
+        <w:widowControl w:val="0"/>
+        <w:numPr>
+          <w:ilvl w:val="0"/>
+          <w:numId w:val="2"/>
+        </w:numPr>
+        <w:spacing w:after="0" w:before="0" w:line="240" w:lineRule="auto"/>
+        <w:ind w:left="360" w:hanging="360"/>
+        <w:rPr/>
+      </w:pPr>
+      <w:r>
+        <w:rPr>
+          <w:sz w:val="21"/>
+          <w:szCs w:val="21"/>
+          <w:rtl w:val="0"/>
+        </w:rPr>
+        <w:t xml:space="preserve">Operating Systems: Centos, RHEL, Fedora</w:t>
+      </w:r>
+      <w:r>
+        <w:rPr>
+          <w:rtl w:val="0"/>
+        </w:rPr>
+      </w:r>
+    </w:p>
+    <w:p>
+      <w:pPr>
+        <w:pageBreakBefore w:val="0"/>
+        <w:widowControl w:val="0"/>
+        <w:numPr>
+          <w:ilvl w:val="0"/>
+          <w:numId w:val="2"/>
+        </w:numPr>
+        <w:spacing w:after="0" w:before="0" w:line="240" w:lineRule="auto"/>
+        <w:ind w:left="360" w:hanging="360"/>
+        <w:rPr/>
+      </w:pPr>
+      <w:r>
+        <w:rPr>
+          <w:color w:val="000000"/>
+          <w:sz w:val="21"/>
+          <w:szCs w:val="21"/>
+          <w:rtl w:val="0"/>
+        </w:rPr>
+        <w:t xml:space="preserve">Software Apps/Tools: Chef, Jenkins, Docker, ELK, Git, Postfix, Prometheus, Nagios, JAVA, GoLang, Node.js, Vagrant, Rancher, Ansible, Puppet, Terraform, Subversion, Apache, HAProxy, Nginx, OpenStack, VMWare, Python</w:t>
+      </w:r>
+      <w:r>
+        <w:rPr>
+          <w:rtl w:val="0"/>
+        </w:rPr>
+      </w:r>
+    </w:p>
+    <w:p>
+      <w:pPr>
+        <w:pageBreakBefore w:val="0"/>
+        <w:widowControl w:val="0"/>
+        <w:spacing w:after="0" w:before="0" w:line="240" w:lineRule="auto"/>
+        <w:ind w:left="360" w:firstLine="0"/>
+        <w:rPr>
+          <w:color w:val="ff0000"/>
+          <w:sz w:val="21"/>
+          <w:szCs w:val="21"/>
+        </w:rPr>
+      </w:pPr>
+      <w:r>
+        <w:rPr>
+          <w:rtl w:val="0"/>
+        </w:rPr>
+      </w:r>
+    </w:p>
+    <w:p>
+      <w:pPr>
+        <w:pageBreakBefore w:val="0"/>
+        <w:widowControl w:val="0"/>
         <w:spacing w:after="0" w:before="0" w:line="240" w:lineRule="auto"/>
         <w:jc w:val="center"/>
         <w:rPr/>
@@ -2618,24 +3867,92 @@
       <w:r>
         <w:rPr>
           <w:b w:val="1"/>
-          <w:sz w:val="21"/>
-          <w:szCs w:val="21"/>
-          <w:rtl w:val="0"/>
-        </w:rPr>
-        <w:t xml:space="preserve">DevOps Engineer, Comcast</w:t>
-      </w:r>
-      <w:r>
-        <w:rPr>
-          <w:rtl w:val="0"/>
-        </w:rPr>
-      </w:r>
-    </w:p>
-    <w:p>
-      <w:pPr>
+          <w:bCs w:val="1"/>
+          <w:sz w:val="21"/>
+          <w:szCs w:val="21"/>
+          <w:rtl w:val="0"/>
+        </w:rPr>
+        <w:t xml:space="preserve">FireEye/Mandiant </w:t>
+      </w:r>
+      <w:r>
+        <w:rPr>
+          <w:rFonts w:ascii="Noto Sans Symbols" w:cs="Noto Sans Symbols" w:eastAsia="Noto Sans Symbols" w:hAnsi="Noto Sans Symbols"/>
+          <w:b w:val="1"/>
+          <w:bCs w:val="1"/>
+          <w:sz w:val="21"/>
+          <w:szCs w:val="21"/>
+          <w:rtl w:val="0"/>
+        </w:rPr>
+        <w:t xml:space="preserve">🟇</w:t>
+      </w:r>
+      <w:r>
+        <w:rPr>
+          <w:b w:val="1"/>
+          <w:bCs w:val="1"/>
+          <w:sz w:val="21"/>
+          <w:szCs w:val="21"/>
+          <w:rtl w:val="0"/>
+        </w:rPr>
+        <w:t xml:space="preserve"> Alexandria, VA </w:t>
+      </w:r>
+      <w:r>
+        <w:rPr>
+          <w:rFonts w:ascii="Noto Sans Symbols" w:cs="Noto Sans Symbols" w:eastAsia="Noto Sans Symbols" w:hAnsi="Noto Sans Symbols"/>
+          <w:b w:val="1"/>
+          <w:bCs w:val="1"/>
+          <w:sz w:val="21"/>
+          <w:szCs w:val="21"/>
+          <w:rtl w:val="0"/>
+        </w:rPr>
+        <w:t xml:space="preserve">🟇</w:t>
+      </w:r>
+      <w:r>
+        <w:rPr>
+          <w:b w:val="1"/>
+          <w:bCs w:val="1"/>
+          <w:sz w:val="21"/>
+          <w:szCs w:val="21"/>
+          <w:rtl w:val="0"/>
+        </w:rPr>
+        <w:t xml:space="preserve"> 2012 – 4/2016 </w:t>
+      </w:r>
+      <w:r>
+        <w:rPr>
+          <w:rtl w:val="0"/>
+        </w:rPr>
+      </w:r>
+    </w:p>
+    <w:p>
+      <w:pPr>
+        <w:pageBreakBefore w:val="0"/>
+        <w:spacing w:after="0" w:before="0" w:line="240" w:lineRule="auto"/>
+        <w:jc w:val="center"/>
+        <w:rPr/>
+      </w:pPr>
+      <w:r>
+        <w:rPr>
+          <w:b w:val="1"/>
+          <w:bCs w:val="1"/>
+          <w:color w:val="000000"/>
+          <w:sz w:val="21"/>
+          <w:szCs w:val="21"/>
+          <w:rtl w:val="0"/>
+        </w:rPr>
+        <w:t xml:space="preserve">Systems Engineer</w:t>
+      </w:r>
+      <w:r>
+        <w:rPr>
+          <w:rtl w:val="0"/>
+        </w:rPr>
+      </w:r>
+    </w:p>
+    <w:p>
+      <w:pPr>
+        <w:pageBreakBefore w:val="0"/>
         <w:widowControl w:val="0"/>
         <w:numPr>
           <w:ilvl w:val="0"/>
-          <w:numId w:val="7"/>
+          <w:numId w:val="2"/>
         </w:numPr>
         <w:spacing w:after="0" w:before="0" w:line="240" w:lineRule="auto"/>
         <w:ind w:left="360" w:hanging="360"/>
@@ -2643,32 +3960,26 @@
       </w:pPr>
       <w:r>
         <w:rPr>
-          <w:sz w:val="21"/>
-          <w:szCs w:val="21"/>
-          <w:rtl w:val="0"/>
-        </w:rPr>
-        <w:t xml:space="preserve">Maintained and expanded development environment and continuous integration cy</w:t>
-      </w:r>
-      <w:r>
-        <w:rPr>
-          <w:color w:val="000000"/>
-          <w:sz w:val="21"/>
-          <w:szCs w:val="21"/>
-          <w:rtl w:val="0"/>
-        </w:rPr>
-        <w:t xml:space="preserve">cle from development to quality assurance (QA) to production. </w:t>
-      </w:r>
-      <w:r>
-        <w:rPr>
-          <w:rtl w:val="0"/>
-        </w:rPr>
-      </w:r>
-    </w:p>
-    <w:p>
-      <w:pPr>
+          <w:color w:val="000000"/>
+          <w:sz w:val="21"/>
+          <w:szCs w:val="21"/>
+          <w:rtl w:val="0"/>
+        </w:rPr>
+        <w:t xml:space="preserve">Collaborated on a team that maintained production systems providing services, including processing network packet captures, analysis of malware, proxy connections to appliances at customer sites, remote management of appliances on compromised networks, and database and website services.</w:t>
+      </w:r>
+      <w:r>
+        <w:rPr>
+          <w:rtl w:val="0"/>
+        </w:rPr>
+      </w:r>
+    </w:p>
+    <w:p>
+      <w:pPr>
+        <w:pageBreakBefore w:val="0"/>
+        <w:widowControl w:val="0"/>
         <w:numPr>
           <w:ilvl w:val="0"/>
-          <w:numId w:val="7"/>
+          <w:numId w:val="2"/>
         </w:numPr>
         <w:spacing w:after="0" w:before="0" w:line="240" w:lineRule="auto"/>
         <w:ind w:left="360" w:hanging="360"/>
@@ -2681,19 +3992,21 @@
           <w:szCs w:val="21"/>
           <w:rtl w:val="0"/>
         </w:rPr>
-        <w:t xml:space="preserve">Developed technical solutions by assembling staff, vendor and service resources to ensure technical needs are met.</w:t>
-      </w:r>
-      <w:r>
-        <w:rPr>
-          <w:rtl w:val="0"/>
-        </w:rPr>
-      </w:r>
-    </w:p>
-    <w:p>
-      <w:pPr>
+        <w:t xml:space="preserve">Built and maintained a development environment that provided self-service provisioning of virtual machines by developers, QA, and auditors for full end-to-end testing and QA of production deployments.</w:t>
+      </w:r>
+      <w:r>
+        <w:rPr>
+          <w:rtl w:val="0"/>
+        </w:rPr>
+      </w:r>
+    </w:p>
+    <w:p>
+      <w:pPr>
+        <w:pageBreakBefore w:val="0"/>
+        <w:widowControl w:val="0"/>
         <w:numPr>
           <w:ilvl w:val="0"/>
-          <w:numId w:val="7"/>
+          <w:numId w:val="2"/>
         </w:numPr>
         <w:spacing w:after="0" w:before="0" w:line="240" w:lineRule="auto"/>
         <w:ind w:left="360" w:hanging="360"/>
@@ -2706,20 +4019,21 @@
           <w:szCs w:val="21"/>
           <w:rtl w:val="0"/>
         </w:rPr>
-        <w:t xml:space="preserve">Managed Docker hosts using Puppet, Ansible, Rancher, and Jenkins. Monitored with Nagios and Prometheus.</w:t>
-      </w:r>
-      <w:r>
-        <w:rPr>
-          <w:rtl w:val="0"/>
-        </w:rPr>
-      </w:r>
-    </w:p>
-    <w:p>
-      <w:pPr>
+        <w:t xml:space="preserve">Built and maintained data storage solution which was in production in Singapore, Germany, Japan, and Virginia.</w:t>
+      </w:r>
+      <w:r>
+        <w:rPr>
+          <w:rtl w:val="0"/>
+        </w:rPr>
+      </w:r>
+    </w:p>
+    <w:p>
+      <w:pPr>
+        <w:pageBreakBefore w:val="0"/>
         <w:widowControl w:val="0"/>
         <w:numPr>
           <w:ilvl w:val="0"/>
-          <w:numId w:val="7"/>
+          <w:numId w:val="2"/>
         </w:numPr>
         <w:spacing w:after="0" w:before="0" w:line="240" w:lineRule="auto"/>
         <w:ind w:left="360" w:hanging="360"/>
@@ -2732,20 +4046,21 @@
           <w:szCs w:val="21"/>
           <w:rtl w:val="0"/>
         </w:rPr>
-        <w:t xml:space="preserve">Provided hands-on server administration, hardware acquisition, installation, capacity planning and troubleshooting for development-related issues.</w:t>
-      </w:r>
-      <w:r>
-        <w:rPr>
-          <w:rtl w:val="0"/>
-        </w:rPr>
-      </w:r>
-    </w:p>
-    <w:p>
-      <w:pPr>
+        <w:t xml:space="preserve">Setup and maintained initial configuration management using Puppet and Ansible then used Jenkins for testing and deployment </w:t>
+      </w:r>
+      <w:r>
+        <w:rPr>
+          <w:rtl w:val="0"/>
+        </w:rPr>
+      </w:r>
+    </w:p>
+    <w:p>
+      <w:pPr>
+        <w:pageBreakBefore w:val="0"/>
         <w:widowControl w:val="0"/>
         <w:numPr>
           <w:ilvl w:val="0"/>
-          <w:numId w:val="7"/>
+          <w:numId w:val="2"/>
         </w:numPr>
         <w:spacing w:after="0" w:before="0" w:line="240" w:lineRule="auto"/>
         <w:ind w:left="360" w:hanging="360"/>
@@ -2753,24 +4068,26 @@
       </w:pPr>
       <w:r>
         <w:rPr>
-          <w:sz w:val="21"/>
-          <w:szCs w:val="21"/>
-          <w:rtl w:val="0"/>
-        </w:rPr>
-        <w:t xml:space="preserve">Operating Systems: Centos, RHEL, Fedora</w:t>
-      </w:r>
-      <w:r>
-        <w:rPr>
-          <w:rtl w:val="0"/>
-        </w:rPr>
-      </w:r>
-    </w:p>
-    <w:p>
-      <w:pPr>
+          <w:color w:val="000000"/>
+          <w:sz w:val="21"/>
+          <w:szCs w:val="21"/>
+          <w:rtl w:val="0"/>
+        </w:rPr>
+        <w:t xml:space="preserve">Maintained and expanded virtual machines (OpenStack, VMWare, AWS) for use by malware analysts worldwide to monitor malicious activity in comprised environments.</w:t>
+      </w:r>
+      <w:r>
+        <w:rPr>
+          <w:rtl w:val="0"/>
+        </w:rPr>
+      </w:r>
+    </w:p>
+    <w:p>
+      <w:pPr>
+        <w:pageBreakBefore w:val="0"/>
         <w:widowControl w:val="0"/>
         <w:numPr>
           <w:ilvl w:val="0"/>
-          <w:numId w:val="7"/>
+          <w:numId w:val="2"/>
         </w:numPr>
         <w:spacing w:after="0" w:before="0" w:line="240" w:lineRule="auto"/>
         <w:ind w:left="360" w:hanging="360"/>
@@ -2783,33 +4100,113 @@
           <w:szCs w:val="21"/>
           <w:rtl w:val="0"/>
         </w:rPr>
-        <w:t xml:space="preserve">Software Apps/Tools: Chef, Jenkins, Docker, ELK, Git, Postfix, Prometheus, Nagios, JAVA, GoLang, Node.js, Vagrant, Rancher, Ansible, Puppet, Terraform, Subversion, Apache, HAProxy, Nginx, OpenStack, VMWare, Python</w:t>
-      </w:r>
-      <w:r>
-        <w:rPr>
-          <w:rtl w:val="0"/>
-        </w:rPr>
-      </w:r>
-    </w:p>
-    <w:p>
-      <w:pPr>
-        <w:widowControl w:val="0"/>
+        <w:t xml:space="preserve">Designed and implemented a monitoring and configuration management scheme for Linux appliances in customer networks around the world. Used a distributed, tiered, redundant Nagios installation and Puppet.</w:t>
+      </w:r>
+    </w:p>
+    <w:p>
+      <w:pPr>
+        <w:pageBreakBefore w:val="0"/>
+        <w:widowControl w:val="0"/>
+        <w:numPr>
+          <w:ilvl w:val="0"/>
+          <w:numId w:val="2"/>
+        </w:numPr>
+        <w:spacing w:after="0" w:before="0" w:line="240" w:lineRule="auto"/>
+        <w:ind w:left="360" w:hanging="360"/>
+        <w:rPr>
+          <w:color w:val="000000"/>
+          <w:sz w:val="21"/>
+          <w:szCs w:val="21"/>
+          <w:u w:val="none"/>
+        </w:rPr>
+      </w:pPr>
+      <w:r>
+        <w:rPr>
+          <w:color w:val="000000"/>
+          <w:sz w:val="21"/>
+          <w:szCs w:val="21"/>
+          <w:rtl w:val="0"/>
+        </w:rPr>
+        <w:t xml:space="preserve">Mentored Jr. Systems Engineers and developed bootstrapping scripts to get them up and running quickly.</w:t>
+      </w:r>
+    </w:p>
+    <w:p>
+      <w:pPr>
+        <w:pageBreakBefore w:val="0"/>
+        <w:widowControl w:val="0"/>
+        <w:numPr>
+          <w:ilvl w:val="0"/>
+          <w:numId w:val="2"/>
+        </w:numPr>
+        <w:spacing w:after="0" w:before="0" w:line="240" w:lineRule="auto"/>
+        <w:ind w:left="360" w:hanging="360"/>
+        <w:rPr/>
+      </w:pPr>
+      <w:r>
+        <w:rPr>
+          <w:sz w:val="21"/>
+          <w:szCs w:val="21"/>
+          <w:rtl w:val="0"/>
+        </w:rPr>
+        <w:t xml:space="preserve">Operating Systems: Centos, RHEL, Fedora, Gentoo, BSD, Windows, Ubuntu</w:t>
+      </w:r>
+      <w:r>
+        <w:rPr>
+          <w:rtl w:val="0"/>
+        </w:rPr>
+      </w:r>
+    </w:p>
+    <w:p>
+      <w:pPr>
+        <w:pageBreakBefore w:val="0"/>
+        <w:widowControl w:val="0"/>
+        <w:numPr>
+          <w:ilvl w:val="0"/>
+          <w:numId w:val="2"/>
+        </w:numPr>
+        <w:spacing w:after="0" w:before="0" w:line="240" w:lineRule="auto"/>
+        <w:ind w:left="360" w:hanging="360"/>
+        <w:rPr/>
+      </w:pPr>
+      <w:r>
+        <w:rPr>
+          <w:color w:val="000000"/>
+          <w:sz w:val="21"/>
+          <w:szCs w:val="21"/>
+          <w:rtl w:val="0"/>
+        </w:rPr>
+        <w:t xml:space="preserve">Software Apps/Tools: Jenkins, Docker, Git, Nagios, JAVA, Node.js, Vagrant, Ansible, Puppet, Subversion, Apache, Nginx, OpenStack, CEPH, VMWare, Xen, Python</w:t>
+      </w:r>
+      <w:r>
+        <w:rPr>
+          <w:rtl w:val="0"/>
+        </w:rPr>
+      </w:r>
+    </w:p>
+    <w:p>
+      <w:pPr>
+        <w:pageBreakBefore w:val="0"/>
+        <w:widowControl w:val="0"/>
+        <w:tabs>
+          <w:tab w:val="right" w:leader="none" w:pos="10368"/>
+        </w:tabs>
         <w:spacing w:after="0" w:before="0" w:line="240" w:lineRule="auto"/>
         <w:ind w:left="360" w:firstLine="0"/>
         <w:rPr>
-          <w:color w:val="ff0000"/>
-          <w:sz w:val="21"/>
-          <w:szCs w:val="21"/>
-        </w:rPr>
-      </w:pPr>
-      <w:r>
-        <w:rPr>
-          <w:rtl w:val="0"/>
-        </w:rPr>
-      </w:r>
-    </w:p>
-    <w:p>
-      <w:pPr>
+          <w:color w:val="000000"/>
+          <w:sz w:val="21"/>
+          <w:szCs w:val="21"/>
+        </w:rPr>
+      </w:pPr>
+      <w:r>
+        <w:rPr>
+          <w:rtl w:val="0"/>
+        </w:rPr>
+      </w:r>
+    </w:p>
+    <w:p>
+      <w:pPr>
+        <w:pageBreakBefore w:val="0"/>
         <w:widowControl w:val="0"/>
         <w:spacing w:after="0" w:before="0" w:line="240" w:lineRule="auto"/>
         <w:jc w:val="center"/>
@@ -2818,16 +4215,18 @@
       <w:r>
         <w:rPr>
           <w:b w:val="1"/>
-          <w:sz w:val="21"/>
-          <w:szCs w:val="21"/>
-          <w:rtl w:val="0"/>
-        </w:rPr>
-        <w:t xml:space="preserve">FireEye/Mandiant </w:t>
+          <w:bCs w:val="1"/>
+          <w:sz w:val="21"/>
+          <w:szCs w:val="21"/>
+          <w:rtl w:val="0"/>
+        </w:rPr>
+        <w:t xml:space="preserve">Mandiant </w:t>
       </w:r>
       <w:r>
         <w:rPr>
           <w:rFonts w:ascii="Noto Sans Symbols" w:cs="Noto Sans Symbols" w:eastAsia="Noto Sans Symbols" w:hAnsi="Noto Sans Symbols"/>
           <w:b w:val="1"/>
+          <w:bCs w:val="1"/>
           <w:sz w:val="21"/>
           <w:szCs w:val="21"/>
           <w:rtl w:val="0"/>
@@ -2837,6 +4236,7 @@
       <w:r>
         <w:rPr>
           <w:b w:val="1"/>
+          <w:bCs w:val="1"/>
           <w:sz w:val="21"/>
           <w:szCs w:val="21"/>
           <w:rtl w:val="0"/>
@@ -2847,6 +4247,7 @@
         <w:rPr>
           <w:rFonts w:ascii="Noto Sans Symbols" w:cs="Noto Sans Symbols" w:eastAsia="Noto Sans Symbols" w:hAnsi="Noto Sans Symbols"/>
           <w:b w:val="1"/>
+          <w:bCs w:val="1"/>
           <w:sz w:val="21"/>
           <w:szCs w:val="21"/>
           <w:rtl w:val="0"/>
@@ -2856,20 +4257,22 @@
       <w:r>
         <w:rPr>
           <w:b w:val="1"/>
-          <w:sz w:val="21"/>
-          <w:szCs w:val="21"/>
-          <w:rtl w:val="0"/>
-        </w:rPr>
-        <w:t xml:space="preserve"> 2012 – 4/2016 </w:t>
-      </w:r>
-      <w:r>
-        <w:rPr>
-          <w:rtl w:val="0"/>
-        </w:rPr>
-      </w:r>
-    </w:p>
-    <w:p>
-      <w:pPr>
+          <w:bCs w:val="1"/>
+          <w:sz w:val="21"/>
+          <w:szCs w:val="21"/>
+          <w:rtl w:val="0"/>
+        </w:rPr>
+        <w:t xml:space="preserve"> 10/2011 – 2012 </w:t>
+      </w:r>
+      <w:r>
+        <w:rPr>
+          <w:rtl w:val="0"/>
+        </w:rPr>
+      </w:r>
+    </w:p>
+    <w:p>
+      <w:pPr>
+        <w:pageBreakBefore w:val="0"/>
         <w:spacing w:after="0" w:before="0" w:line="240" w:lineRule="auto"/>
         <w:jc w:val="center"/>
         <w:rPr/>
@@ -2877,25 +4280,26 @@
       <w:r>
         <w:rPr>
           <w:b w:val="1"/>
-          <w:color w:val="000000"/>
-          <w:sz w:val="21"/>
-          <w:szCs w:val="21"/>
-          <w:rtl w:val="0"/>
-        </w:rPr>
-        <w:t xml:space="preserve">Systems Engineer</w:t>
-      </w:r>
-      <w:r>
-        <w:rPr>
-          <w:rtl w:val="0"/>
-        </w:rPr>
-      </w:r>
-    </w:p>
-    <w:p>
-      <w:pPr>
+          <w:bCs w:val="1"/>
+          <w:sz w:val="21"/>
+          <w:szCs w:val="21"/>
+          <w:rtl w:val="0"/>
+        </w:rPr>
+        <w:t xml:space="preserve">Quality Assurance Systems Engineer</w:t>
+      </w:r>
+      <w:r>
+        <w:rPr>
+          <w:rtl w:val="0"/>
+        </w:rPr>
+      </w:r>
+    </w:p>
+    <w:p>
+      <w:pPr>
+        <w:pageBreakBefore w:val="0"/>
         <w:widowControl w:val="0"/>
         <w:numPr>
           <w:ilvl w:val="0"/>
-          <w:numId w:val="7"/>
+          <w:numId w:val="2"/>
         </w:numPr>
         <w:spacing w:after="0" w:before="0" w:line="240" w:lineRule="auto"/>
         <w:ind w:left="360" w:hanging="360"/>
@@ -2908,20 +4312,21 @@
           <w:szCs w:val="21"/>
           <w:rtl w:val="0"/>
         </w:rPr>
-        <w:t xml:space="preserve">Collaborated on a team that maintained production systems providing services, including processing network packet captures, analysis of malware, proxy connections to appliances at customer sites, remote management of appliances on compromised networks, and database and website services.</w:t>
-      </w:r>
-      <w:r>
-        <w:rPr>
-          <w:rtl w:val="0"/>
-        </w:rPr>
-      </w:r>
-    </w:p>
-    <w:p>
-      <w:pPr>
+        <w:t xml:space="preserve">Maintained virtualization software with four hosts and more than 200 virtual machines within AWS and VMWare environments for use in software testing, bug reproduction, and forensics to enhance quality assurance efforts. </w:t>
+      </w:r>
+      <w:r>
+        <w:rPr>
+          <w:rtl w:val="0"/>
+        </w:rPr>
+      </w:r>
+    </w:p>
+    <w:p>
+      <w:pPr>
+        <w:pageBreakBefore w:val="0"/>
         <w:widowControl w:val="0"/>
         <w:numPr>
           <w:ilvl w:val="0"/>
-          <w:numId w:val="7"/>
+          <w:numId w:val="2"/>
         </w:numPr>
         <w:spacing w:after="0" w:before="0" w:line="240" w:lineRule="auto"/>
         <w:ind w:left="360" w:hanging="360"/>
@@ -2934,20 +4339,21 @@
           <w:szCs w:val="21"/>
           <w:rtl w:val="0"/>
         </w:rPr>
-        <w:t xml:space="preserve">Built and maintained a development environment that provided self-service provisioning of virtual machines by developers, QA, and auditors for full end-to-end testing and QA of production deployments.</w:t>
-      </w:r>
-      <w:r>
-        <w:rPr>
-          <w:rtl w:val="0"/>
-        </w:rPr>
-      </w:r>
-    </w:p>
-    <w:p>
-      <w:pPr>
+        <w:t xml:space="preserve">Built virtual servers for testing to increase testing accuracy. </w:t>
+      </w:r>
+      <w:r>
+        <w:rPr>
+          <w:rtl w:val="0"/>
+        </w:rPr>
+      </w:r>
+    </w:p>
+    <w:p>
+      <w:pPr>
+        <w:pageBreakBefore w:val="0"/>
         <w:widowControl w:val="0"/>
         <w:numPr>
           <w:ilvl w:val="0"/>
-          <w:numId w:val="7"/>
+          <w:numId w:val="2"/>
         </w:numPr>
         <w:spacing w:after="0" w:before="0" w:line="240" w:lineRule="auto"/>
         <w:ind w:left="360" w:hanging="360"/>
@@ -2960,20 +4366,21 @@
           <w:szCs w:val="21"/>
           <w:rtl w:val="0"/>
         </w:rPr>
-        <w:t xml:space="preserve">Built and maintained data storage solution which was in production in Singapore, Germany, Japan, and Virginia.</w:t>
-      </w:r>
-      <w:r>
-        <w:rPr>
-          <w:rtl w:val="0"/>
-        </w:rPr>
-      </w:r>
-    </w:p>
-    <w:p>
-      <w:pPr>
+        <w:t xml:space="preserve">Wrote scripts to automate creation and setup of virtual machines as well as other maintenance and management tasks to increase maintenance efficiency.</w:t>
+      </w:r>
+      <w:r>
+        <w:rPr>
+          <w:rtl w:val="0"/>
+        </w:rPr>
+      </w:r>
+    </w:p>
+    <w:p>
+      <w:pPr>
+        <w:pageBreakBefore w:val="0"/>
         <w:widowControl w:val="0"/>
         <w:numPr>
           <w:ilvl w:val="0"/>
-          <w:numId w:val="7"/>
+          <w:numId w:val="2"/>
         </w:numPr>
         <w:spacing w:after="0" w:before="0" w:line="240" w:lineRule="auto"/>
         <w:ind w:left="360" w:hanging="360"/>
@@ -2986,20 +4393,21 @@
           <w:szCs w:val="21"/>
           <w:rtl w:val="0"/>
         </w:rPr>
-        <w:t xml:space="preserve">Setup and maintained initial configuration management using Puppet and Ansible then used Jenkins for testing and deployment </w:t>
-      </w:r>
-      <w:r>
-        <w:rPr>
-          <w:rtl w:val="0"/>
-        </w:rPr>
-      </w:r>
-    </w:p>
-    <w:p>
-      <w:pPr>
+        <w:t xml:space="preserve">Effectively managed jobs for testing and code building automation and maintained code repository.</w:t>
+      </w:r>
+      <w:r>
+        <w:rPr>
+          <w:rtl w:val="0"/>
+        </w:rPr>
+      </w:r>
+    </w:p>
+    <w:p>
+      <w:pPr>
+        <w:pageBreakBefore w:val="0"/>
         <w:widowControl w:val="0"/>
         <w:numPr>
           <w:ilvl w:val="0"/>
-          <w:numId w:val="7"/>
+          <w:numId w:val="2"/>
         </w:numPr>
         <w:spacing w:after="0" w:before="0" w:line="240" w:lineRule="auto"/>
         <w:ind w:left="360" w:hanging="360"/>
@@ -3007,25 +4415,25 @@
       </w:pPr>
       <w:r>
         <w:rPr>
-          <w:color w:val="000000"/>
-          <w:sz w:val="21"/>
-          <w:szCs w:val="21"/>
-          <w:rtl w:val="0"/>
-        </w:rPr>
-        <w:t xml:space="preserve">Maintained and expanded virtual machines (OpenStack, VMWare, AWS) for use by malware analysts worldwide to monitor malicious activity in comprised environments.</w:t>
-      </w:r>
-      <w:r>
-        <w:rPr>
-          <w:rtl w:val="0"/>
-        </w:rPr>
-      </w:r>
-    </w:p>
-    <w:p>
-      <w:pPr>
+          <w:sz w:val="21"/>
+          <w:szCs w:val="21"/>
+          <w:rtl w:val="0"/>
+        </w:rPr>
+        <w:t xml:space="preserve">Operating Systems: Centos, RHEL, Windows</w:t>
+      </w:r>
+      <w:r>
+        <w:rPr>
+          <w:rtl w:val="0"/>
+        </w:rPr>
+      </w:r>
+    </w:p>
+    <w:p>
+      <w:pPr>
+        <w:pageBreakBefore w:val="0"/>
         <w:widowControl w:val="0"/>
         <w:numPr>
           <w:ilvl w:val="0"/>
-          <w:numId w:val="7"/>
+          <w:numId w:val="2"/>
         </w:numPr>
         <w:spacing w:after="0" w:before="0" w:line="240" w:lineRule="auto"/>
         <w:ind w:left="360" w:hanging="360"/>
@@ -3038,334 +4446,6 @@
           <w:szCs w:val="21"/>
           <w:rtl w:val="0"/>
         </w:rPr>
-        <w:t xml:space="preserve">Designed and implemented a monitoring and configuration management scheme for Linux appliances in customer networks around the world. Used a distributed, tiered, redundant Nagios installation and Puppet.</w:t>
-      </w:r>
-    </w:p>
-    <w:p>
-      <w:pPr>
-        <w:widowControl w:val="0"/>
-        <w:numPr>
-          <w:ilvl w:val="0"/>
-          <w:numId w:val="7"/>
-        </w:numPr>
-        <w:spacing w:after="0" w:before="0" w:line="240" w:lineRule="auto"/>
-        <w:ind w:left="360" w:hanging="360"/>
-        <w:rPr>
-          <w:color w:val="000000"/>
-          <w:sz w:val="21"/>
-          <w:szCs w:val="21"/>
-          <w:u w:val="none"/>
-        </w:rPr>
-      </w:pPr>
-      <w:r>
-        <w:rPr>
-          <w:color w:val="000000"/>
-          <w:sz w:val="21"/>
-          <w:szCs w:val="21"/>
-          <w:rtl w:val="0"/>
-        </w:rPr>
-        <w:t xml:space="preserve">Mentored Jr. Systems Engineers and developed bootstrapping scripts to get them up and running quickly.</w:t>
-      </w:r>
-    </w:p>
-    <w:p>
-      <w:pPr>
-        <w:widowControl w:val="0"/>
-        <w:numPr>
-          <w:ilvl w:val="0"/>
-          <w:numId w:val="7"/>
-        </w:numPr>
-        <w:spacing w:after="0" w:before="0" w:line="240" w:lineRule="auto"/>
-        <w:ind w:left="360" w:hanging="360"/>
-        <w:rPr/>
-      </w:pPr>
-      <w:r>
-        <w:rPr>
-          <w:sz w:val="21"/>
-          <w:szCs w:val="21"/>
-          <w:rtl w:val="0"/>
-        </w:rPr>
-        <w:t xml:space="preserve">Operating Systems: Centos, RHEL, Fedora, Gentoo, BSD, Windows, Ubuntu</w:t>
-      </w:r>
-      <w:r>
-        <w:rPr>
-          <w:rtl w:val="0"/>
-        </w:rPr>
-      </w:r>
-    </w:p>
-    <w:p>
-      <w:pPr>
-        <w:widowControl w:val="0"/>
-        <w:numPr>
-          <w:ilvl w:val="0"/>
-          <w:numId w:val="7"/>
-        </w:numPr>
-        <w:spacing w:after="0" w:before="0" w:line="240" w:lineRule="auto"/>
-        <w:ind w:left="360" w:hanging="360"/>
-        <w:rPr/>
-      </w:pPr>
-      <w:r>
-        <w:rPr>
-          <w:color w:val="000000"/>
-          <w:sz w:val="21"/>
-          <w:szCs w:val="21"/>
-          <w:rtl w:val="0"/>
-        </w:rPr>
-        <w:t xml:space="preserve">Software Apps/Tools: Jenkins, Docker, Git, Nagios, JAVA, Node.js, Vagrant, Ansible, Puppet, Subversion, Apache, Nginx, OpenStack, CEPH, VMWare, Xen, Python</w:t>
-      </w:r>
-      <w:r>
-        <w:rPr>
-          <w:rtl w:val="0"/>
-        </w:rPr>
-      </w:r>
-    </w:p>
-    <w:p>
-      <w:pPr>
-        <w:widowControl w:val="0"/>
-        <w:tabs>
-          <w:tab w:val="right" w:pos="10368"/>
-        </w:tabs>
-        <w:spacing w:after="0" w:before="0" w:line="240" w:lineRule="auto"/>
-        <w:ind w:left="360" w:firstLine="0"/>
-        <w:rPr>
-          <w:color w:val="000000"/>
-          <w:sz w:val="21"/>
-          <w:szCs w:val="21"/>
-        </w:rPr>
-      </w:pPr>
-      <w:r>
-        <w:rPr>
-          <w:rtl w:val="0"/>
-        </w:rPr>
-      </w:r>
-    </w:p>
-    <w:p>
-      <w:pPr>
-        <w:widowControl w:val="0"/>
-        <w:spacing w:after="0" w:before="0" w:line="240" w:lineRule="auto"/>
-        <w:jc w:val="center"/>
-        <w:rPr/>
-      </w:pPr>
-      <w:r>
-        <w:rPr>
-          <w:b w:val="1"/>
-          <w:sz w:val="21"/>
-          <w:szCs w:val="21"/>
-          <w:rtl w:val="0"/>
-        </w:rPr>
-        <w:t xml:space="preserve">Mandiant </w:t>
-      </w:r>
-      <w:r>
-        <w:rPr>
-          <w:rFonts w:ascii="Noto Sans Symbols" w:cs="Noto Sans Symbols" w:eastAsia="Noto Sans Symbols" w:hAnsi="Noto Sans Symbols"/>
-          <w:b w:val="1"/>
-          <w:sz w:val="21"/>
-          <w:szCs w:val="21"/>
-          <w:rtl w:val="0"/>
-        </w:rPr>
-        <w:t xml:space="preserve">🟇</w:t>
-      </w:r>
-      <w:r>
-        <w:rPr>
-          <w:b w:val="1"/>
-          <w:sz w:val="21"/>
-          <w:szCs w:val="21"/>
-          <w:rtl w:val="0"/>
-        </w:rPr>
-        <w:t xml:space="preserve"> Alexandria, VA </w:t>
-      </w:r>
-      <w:r>
-        <w:rPr>
-          <w:rFonts w:ascii="Noto Sans Symbols" w:cs="Noto Sans Symbols" w:eastAsia="Noto Sans Symbols" w:hAnsi="Noto Sans Symbols"/>
-          <w:b w:val="1"/>
-          <w:sz w:val="21"/>
-          <w:szCs w:val="21"/>
-          <w:rtl w:val="0"/>
-        </w:rPr>
-        <w:t xml:space="preserve">🟇</w:t>
-      </w:r>
-      <w:r>
-        <w:rPr>
-          <w:b w:val="1"/>
-          <w:sz w:val="21"/>
-          <w:szCs w:val="21"/>
-          <w:rtl w:val="0"/>
-        </w:rPr>
-        <w:t xml:space="preserve"> 10/2011 – 2012 </w:t>
-      </w:r>
-      <w:r>
-        <w:rPr>
-          <w:rtl w:val="0"/>
-        </w:rPr>
-      </w:r>
-    </w:p>
-    <w:p>
-      <w:pPr>
-        <w:spacing w:after="0" w:before="0" w:line="240" w:lineRule="auto"/>
-        <w:jc w:val="center"/>
-        <w:rPr/>
-      </w:pPr>
-      <w:r>
-        <w:rPr>
-          <w:b w:val="1"/>
-          <w:sz w:val="21"/>
-          <w:szCs w:val="21"/>
-          <w:rtl w:val="0"/>
-        </w:rPr>
-        <w:t xml:space="preserve">Quality Assurance Systems Engineer</w:t>
-      </w:r>
-      <w:r>
-        <w:rPr>
-          <w:rtl w:val="0"/>
-        </w:rPr>
-      </w:r>
-    </w:p>
-    <w:p>
-      <w:pPr>
-        <w:widowControl w:val="0"/>
-        <w:numPr>
-          <w:ilvl w:val="0"/>
-          <w:numId w:val="7"/>
-        </w:numPr>
-        <w:spacing w:after="0" w:before="0" w:line="240" w:lineRule="auto"/>
-        <w:ind w:left="360" w:hanging="360"/>
-        <w:rPr/>
-      </w:pPr>
-      <w:r>
-        <w:rPr>
-          <w:color w:val="000000"/>
-          <w:sz w:val="21"/>
-          <w:szCs w:val="21"/>
-          <w:rtl w:val="0"/>
-        </w:rPr>
-        <w:t xml:space="preserve">Maintained virtualization software with four hosts and more than 200 virtual machines within AWS and VMWare environments for use in software testing, bug reproduction, and forensics to enhance quality assurance efforts. </w:t>
-      </w:r>
-      <w:r>
-        <w:rPr>
-          <w:rtl w:val="0"/>
-        </w:rPr>
-      </w:r>
-    </w:p>
-    <w:p>
-      <w:pPr>
-        <w:widowControl w:val="0"/>
-        <w:numPr>
-          <w:ilvl w:val="0"/>
-          <w:numId w:val="7"/>
-        </w:numPr>
-        <w:spacing w:after="0" w:before="0" w:line="240" w:lineRule="auto"/>
-        <w:ind w:left="360" w:hanging="360"/>
-        <w:rPr/>
-      </w:pPr>
-      <w:r>
-        <w:rPr>
-          <w:color w:val="000000"/>
-          <w:sz w:val="21"/>
-          <w:szCs w:val="21"/>
-          <w:rtl w:val="0"/>
-        </w:rPr>
-        <w:t xml:space="preserve">Built virtual servers for testing to increase testing accuracy. </w:t>
-      </w:r>
-      <w:r>
-        <w:rPr>
-          <w:rtl w:val="0"/>
-        </w:rPr>
-      </w:r>
-    </w:p>
-    <w:p>
-      <w:pPr>
-        <w:widowControl w:val="0"/>
-        <w:numPr>
-          <w:ilvl w:val="0"/>
-          <w:numId w:val="7"/>
-        </w:numPr>
-        <w:spacing w:after="0" w:before="0" w:line="240" w:lineRule="auto"/>
-        <w:ind w:left="360" w:hanging="360"/>
-        <w:rPr/>
-      </w:pPr>
-      <w:r>
-        <w:rPr>
-          <w:color w:val="000000"/>
-          <w:sz w:val="21"/>
-          <w:szCs w:val="21"/>
-          <w:rtl w:val="0"/>
-        </w:rPr>
-        <w:t xml:space="preserve">Wrote scripts to automate creation and setup of virtual machines as well as other maintenance and management tasks to increase maintenance efficiency.</w:t>
-      </w:r>
-      <w:r>
-        <w:rPr>
-          <w:rtl w:val="0"/>
-        </w:rPr>
-      </w:r>
-    </w:p>
-    <w:p>
-      <w:pPr>
-        <w:widowControl w:val="0"/>
-        <w:numPr>
-          <w:ilvl w:val="0"/>
-          <w:numId w:val="7"/>
-        </w:numPr>
-        <w:spacing w:after="0" w:before="0" w:line="240" w:lineRule="auto"/>
-        <w:ind w:left="360" w:hanging="360"/>
-        <w:rPr/>
-      </w:pPr>
-      <w:r>
-        <w:rPr>
-          <w:color w:val="000000"/>
-          <w:sz w:val="21"/>
-          <w:szCs w:val="21"/>
-          <w:rtl w:val="0"/>
-        </w:rPr>
-        <w:t xml:space="preserve">Effectively managed jobs for testing and code building automation and maintained code repository.</w:t>
-      </w:r>
-      <w:r>
-        <w:rPr>
-          <w:rtl w:val="0"/>
-        </w:rPr>
-      </w:r>
-    </w:p>
-    <w:p>
-      <w:pPr>
-        <w:widowControl w:val="0"/>
-        <w:numPr>
-          <w:ilvl w:val="0"/>
-          <w:numId w:val="7"/>
-        </w:numPr>
-        <w:spacing w:after="0" w:before="0" w:line="240" w:lineRule="auto"/>
-        <w:ind w:left="360" w:hanging="360"/>
-        <w:rPr/>
-      </w:pPr>
-      <w:r>
-        <w:rPr>
-          <w:sz w:val="21"/>
-          <w:szCs w:val="21"/>
-          <w:rtl w:val="0"/>
-        </w:rPr>
-        <w:t xml:space="preserve">Operating Systems: Centos, RHEL, Windows</w:t>
-      </w:r>
-      <w:r>
-        <w:rPr>
-          <w:rtl w:val="0"/>
-        </w:rPr>
-      </w:r>
-    </w:p>
-    <w:p>
-      <w:pPr>
-        <w:widowControl w:val="0"/>
-        <w:numPr>
-          <w:ilvl w:val="0"/>
-          <w:numId w:val="7"/>
-        </w:numPr>
-        <w:spacing w:after="0" w:before="0" w:line="240" w:lineRule="auto"/>
-        <w:ind w:left="360" w:hanging="360"/>
-        <w:rPr/>
-      </w:pPr>
-      <w:r>
-        <w:rPr>
-          <w:color w:val="000000"/>
-          <w:sz w:val="21"/>
-          <w:szCs w:val="21"/>
-          <w:rtl w:val="0"/>
-        </w:rPr>
         <w:t xml:space="preserve">Software Apps/Tools: Jenkins, Git, Nagios, JAVA, Node.js, Subversion, Apache, VMWare, Xen, Python</w:t>
       </w:r>
       <w:r>
@@ -3376,1995 +4456,255 @@
     </w:p>
     <w:p>
       <w:pPr>
-        <w:widowControl w:val="0"/>
-        <w:spacing w:after="0" w:before="0" w:line="240" w:lineRule="auto"/>
-        <w:ind w:left="360" w:firstLine="0"/>
-        <w:rPr>
-          <w:color w:val="000000"/>
-          <w:sz w:val="21"/>
-          <w:szCs w:val="21"/>
-        </w:rPr>
-      </w:pPr>
-      <w:r>
-        <w:rPr>
-          <w:rtl w:val="0"/>
-        </w:rPr>
-      </w:r>
-    </w:p>
-    <w:p>
-      <w:pPr>
-        <w:spacing w:after="0" w:before="0" w:line="240" w:lineRule="auto"/>
-        <w:jc w:val="center"/>
-        <w:rPr/>
-      </w:pPr>
-      <w:r>
-        <w:rPr>
-          <w:b w:val="1"/>
-          <w:color w:val="000000"/>
-          <w:sz w:val="21"/>
-          <w:szCs w:val="21"/>
-          <w:rtl w:val="0"/>
-        </w:rPr>
-        <w:t xml:space="preserve">Lockheed Martin </w:t>
-      </w:r>
-      <w:r>
-        <w:rPr>
-          <w:rFonts w:ascii="Noto Sans Symbols" w:cs="Noto Sans Symbols" w:eastAsia="Noto Sans Symbols" w:hAnsi="Noto Sans Symbols"/>
-          <w:b w:val="1"/>
-          <w:color w:val="000000"/>
-          <w:sz w:val="21"/>
-          <w:szCs w:val="21"/>
-          <w:rtl w:val="0"/>
-        </w:rPr>
-        <w:t xml:space="preserve">🟇</w:t>
-      </w:r>
-      <w:r>
-        <w:rPr>
-          <w:b w:val="1"/>
-          <w:color w:val="000000"/>
-          <w:sz w:val="21"/>
-          <w:szCs w:val="21"/>
-          <w:rtl w:val="0"/>
-        </w:rPr>
-        <w:t xml:space="preserve"> Greenbelt, MD </w:t>
-      </w:r>
-      <w:r>
-        <w:rPr>
-          <w:rFonts w:ascii="Noto Sans Symbols" w:cs="Noto Sans Symbols" w:eastAsia="Noto Sans Symbols" w:hAnsi="Noto Sans Symbols"/>
-          <w:b w:val="1"/>
-          <w:color w:val="000000"/>
-          <w:sz w:val="21"/>
-          <w:szCs w:val="21"/>
-          <w:rtl w:val="0"/>
-        </w:rPr>
-        <w:t xml:space="preserve">🟇</w:t>
-      </w:r>
-      <w:r>
-        <w:rPr>
-          <w:b w:val="1"/>
-          <w:color w:val="000000"/>
-          <w:sz w:val="21"/>
-          <w:szCs w:val="21"/>
-          <w:rtl w:val="0"/>
-        </w:rPr>
-        <w:t xml:space="preserve"> 9/2009 – 10/2011  </w:t>
-      </w:r>
-      <w:r>
-        <w:rPr>
-          <w:rtl w:val="0"/>
-        </w:rPr>
-      </w:r>
-    </w:p>
-    <w:p>
-      <w:pPr>
-        <w:spacing w:after="0" w:before="0" w:line="240" w:lineRule="auto"/>
-        <w:jc w:val="center"/>
-        <w:rPr/>
-      </w:pPr>
-      <w:r>
-        <w:rPr>
-          <w:b w:val="1"/>
-          <w:color w:val="000000"/>
-          <w:sz w:val="21"/>
-          <w:szCs w:val="21"/>
-          <w:rtl w:val="0"/>
-        </w:rPr>
-        <w:t xml:space="preserve">Systems Administrator, NASA Goddard Space Flight Center</w:t>
-      </w:r>
-      <w:r>
-        <w:rPr>
-          <w:rtl w:val="0"/>
-        </w:rPr>
-      </w:r>
-    </w:p>
-    <w:p>
-      <w:pPr>
-        <w:widowControl w:val="0"/>
-        <w:numPr>
-          <w:ilvl w:val="0"/>
-          <w:numId w:val="5"/>
-        </w:numPr>
-        <w:spacing w:after="0" w:before="0" w:line="240" w:lineRule="auto"/>
-        <w:ind w:left="360" w:hanging="360"/>
-        <w:rPr/>
-      </w:pPr>
-      <w:r>
-        <w:rPr>
-          <w:color w:val="000000"/>
-          <w:sz w:val="21"/>
-          <w:szCs w:val="21"/>
-          <w:rtl w:val="0"/>
-        </w:rPr>
-        <w:t xml:space="preserve">Maintained security software for more than 14,000 users.</w:t>
-      </w:r>
-      <w:r>
-        <w:rPr>
-          <w:rtl w:val="0"/>
-        </w:rPr>
-      </w:r>
-    </w:p>
-    <w:p>
-      <w:pPr>
-        <w:widowControl w:val="0"/>
-        <w:numPr>
-          <w:ilvl w:val="0"/>
-          <w:numId w:val="5"/>
-        </w:numPr>
-        <w:spacing w:after="0" w:before="0" w:line="240" w:lineRule="auto"/>
-        <w:ind w:left="360" w:hanging="360"/>
-        <w:rPr/>
-      </w:pPr>
-      <w:r>
-        <w:rPr>
-          <w:color w:val="000000"/>
-          <w:sz w:val="21"/>
-          <w:szCs w:val="21"/>
-          <w:rtl w:val="0"/>
-        </w:rPr>
-        <w:t xml:space="preserve">Performed general system administration, including maintenance and patching on print, SQL, and file servers.</w:t>
-      </w:r>
-      <w:r>
-        <w:rPr>
-          <w:rtl w:val="0"/>
-        </w:rPr>
-      </w:r>
-    </w:p>
-    <w:p>
-      <w:pPr>
-        <w:widowControl w:val="0"/>
-        <w:numPr>
-          <w:ilvl w:val="0"/>
-          <w:numId w:val="5"/>
-        </w:numPr>
-        <w:spacing w:after="0" w:before="0" w:line="240" w:lineRule="auto"/>
-        <w:ind w:left="360" w:hanging="360"/>
-        <w:rPr/>
-      </w:pPr>
-      <w:r>
-        <w:rPr>
-          <w:color w:val="000000"/>
-          <w:sz w:val="21"/>
-          <w:szCs w:val="21"/>
-          <w:rtl w:val="0"/>
-        </w:rPr>
-        <w:t xml:space="preserve">Supported operating system clients on physical or virtual hardware with security patching, maintenance, and application support to ensure maximum system uptime.</w:t>
-      </w:r>
-      <w:r>
-        <w:rPr>
-          <w:rtl w:val="0"/>
-        </w:rPr>
-      </w:r>
-    </w:p>
-    <w:p>
-      <w:pPr>
-        <w:widowControl w:val="0"/>
-        <w:numPr>
-          <w:ilvl w:val="0"/>
-          <w:numId w:val="5"/>
-        </w:numPr>
-        <w:spacing w:after="0" w:before="0" w:line="240" w:lineRule="auto"/>
-        <w:ind w:left="360" w:hanging="360"/>
-        <w:rPr/>
-      </w:pPr>
-      <w:r>
-        <w:rPr>
-          <w:color w:val="000000"/>
-          <w:sz w:val="21"/>
-          <w:szCs w:val="21"/>
-          <w:rtl w:val="0"/>
-        </w:rPr>
-        <w:t xml:space="preserve">Created software and patching packages for deployment to increase deployment efficiency.</w:t>
-      </w:r>
-      <w:r>
-        <w:rPr>
-          <w:rtl w:val="0"/>
-        </w:rPr>
-      </w:r>
-    </w:p>
-    <w:p>
-      <w:pPr>
-        <w:widowControl w:val="0"/>
-        <w:numPr>
-          <w:ilvl w:val="0"/>
-          <w:numId w:val="5"/>
-        </w:numPr>
-        <w:spacing w:after="0" w:before="0" w:line="240" w:lineRule="auto"/>
-        <w:ind w:left="360" w:hanging="360"/>
-        <w:rPr/>
-      </w:pPr>
-      <w:r>
-        <w:rPr>
-          <w:color w:val="000000"/>
-          <w:sz w:val="21"/>
-          <w:szCs w:val="21"/>
-          <w:rtl w:val="0"/>
-        </w:rPr>
-        <w:t xml:space="preserve">Managed group policies, creating new policies when needed, and modifying and troubleshooting issues.</w:t>
-      </w:r>
-      <w:r>
-        <w:rPr>
-          <w:rtl w:val="0"/>
-        </w:rPr>
-      </w:r>
-    </w:p>
-    <w:p>
-      <w:pPr>
-        <w:widowControl w:val="0"/>
-        <w:numPr>
-          <w:ilvl w:val="0"/>
-          <w:numId w:val="5"/>
-        </w:numPr>
-        <w:spacing w:after="0" w:before="0" w:line="240" w:lineRule="auto"/>
-        <w:ind w:left="360" w:hanging="360"/>
-        <w:rPr/>
-      </w:pPr>
-      <w:r>
-        <w:rPr>
-          <w:color w:val="000000"/>
-          <w:sz w:val="21"/>
-          <w:szCs w:val="21"/>
-          <w:rtl w:val="0"/>
-        </w:rPr>
-        <w:t xml:space="preserve">Wrote and maintained scripts to effectively assist with client and server maintenance, including log capture, service monitoring, configuration changes, repairs, information gathering, and patching.</w:t>
-      </w:r>
-      <w:r>
-        <w:rPr>
-          <w:rtl w:val="0"/>
-        </w:rPr>
-      </w:r>
-    </w:p>
-    <w:p>
-      <w:pPr>
-        <w:widowControl w:val="0"/>
-        <w:numPr>
-          <w:ilvl w:val="0"/>
-          <w:numId w:val="5"/>
-        </w:numPr>
-        <w:spacing w:after="0" w:before="0" w:line="240" w:lineRule="auto"/>
-        <w:ind w:left="360" w:hanging="360"/>
-        <w:rPr/>
-      </w:pPr>
-      <w:r>
-        <w:rPr>
-          <w:color w:val="000000"/>
-          <w:sz w:val="21"/>
-          <w:szCs w:val="21"/>
-          <w:rtl w:val="0"/>
-        </w:rPr>
-        <w:t xml:space="preserve">Managed user and computer accounts, and security groups and performed IP address management.</w:t>
-      </w:r>
-      <w:r>
-        <w:rPr>
-          <w:rtl w:val="0"/>
-        </w:rPr>
-      </w:r>
-    </w:p>
-    <w:p>
-      <w:pPr>
-        <w:widowControl w:val="0"/>
-        <w:numPr>
-          <w:ilvl w:val="0"/>
-          <w:numId w:val="5"/>
-        </w:numPr>
-        <w:spacing w:after="0" w:before="0" w:line="240" w:lineRule="auto"/>
-        <w:ind w:left="360" w:hanging="360"/>
-        <w:rPr/>
-      </w:pPr>
-      <w:r>
-        <w:rPr>
-          <w:color w:val="000000"/>
-          <w:sz w:val="21"/>
-          <w:szCs w:val="21"/>
-          <w:rtl w:val="0"/>
-        </w:rPr>
-        <w:t xml:space="preserve">Authored standard operating procedures related to job function and served as an escalation point for desktop support.</w:t>
-      </w:r>
-      <w:r>
-        <w:rPr>
-          <w:rtl w:val="0"/>
-        </w:rPr>
-      </w:r>
-    </w:p>
-    <w:p>
-      <w:pPr>
-        <w:spacing w:after="0" w:before="0" w:line="240" w:lineRule="auto"/>
-        <w:ind w:left="360" w:firstLine="0"/>
-        <w:rPr>
-          <w:color w:val="000000"/>
-          <w:sz w:val="21"/>
-          <w:szCs w:val="21"/>
-        </w:rPr>
-      </w:pPr>
-      <w:r>
-        <w:rPr>
-          <w:rtl w:val="0"/>
-        </w:rPr>
-      </w:r>
-    </w:p>
-    <w:p>
-      <w:pPr>
+        <w:pageBreakBefore w:val="0"/>
         <w:widowControl w:val="0"/>
         <w:spacing w:after="0" w:before="0" w:lineRule="auto"/>
-        <w:jc w:val="center"/>
-        <w:rPr/>
-      </w:pPr>
-      <w:r>
-        <w:rPr>
-          <w:color w:val="000000"/>
-          <w:sz w:val="21"/>
-          <w:szCs w:val="21"/>
+        <w:rPr>
+          <w:b w:val="1"/>
+          <w:bCs w:val="1"/>
+          <w:sz w:val="21"/>
+          <w:szCs w:val="21"/>
+        </w:rPr>
+      </w:pPr>
+      <w:r>
+        <w:rPr>
+          <w:rtl w:val="0"/>
+        </w:rPr>
+      </w:r>
+    </w:p>
+    <w:p>
+      <w:pPr>
+        <w:pageBreakBefore w:val="0"/>
+        <w:widowControl w:val="0"/>
+        <w:spacing w:after="0" w:before="0" w:lineRule="auto"/>
+        <w:rPr>
+          <w:b w:val="1"/>
+          <w:bCs w:val="1"/>
+          <w:sz w:val="21"/>
+          <w:szCs w:val="21"/>
+        </w:rPr>
+      </w:pPr>
+      <w:r>
+        <w:rPr>
+          <w:rtl w:val="0"/>
+        </w:rPr>
+      </w:r>
+    </w:p>
+    <w:p>
+      <w:pPr>
+        <w:pageBreakBefore w:val="0"/>
+        <w:widowControl w:val="0"/>
+        <w:spacing w:after="0" w:before="0" w:lineRule="auto"/>
+        <w:rPr>
+          <w:b w:val="1"/>
+          <w:bCs w:val="1"/>
+          <w:sz w:val="21"/>
+          <w:szCs w:val="21"/>
+        </w:rPr>
+      </w:pPr>
+      <w:r>
+        <w:rPr>
+          <w:rtl w:val="0"/>
+        </w:rPr>
+      </w:r>
+    </w:p>
+    <w:p>
+      <w:pPr>
+        <w:pageBreakBefore w:val="0"/>
+        <w:widowControl w:val="0"/>
+        <w:spacing w:after="0" w:before="0" w:lineRule="auto"/>
+        <w:rPr>
+          <w:b w:val="1"/>
+          <w:bCs w:val="1"/>
+          <w:sz w:val="21"/>
+          <w:szCs w:val="21"/>
+        </w:rPr>
+      </w:pPr>
+      <w:r>
+        <w:rPr>
+          <w:b w:val="1"/>
+          <w:bCs w:val="1"/>
+          <w:sz w:val="21"/>
+          <w:szCs w:val="21"/>
+          <w:rtl w:val="0"/>
+        </w:rPr>
+        <w:t xml:space="preserve">Additional Experience:</w:t>
+      </w:r>
+    </w:p>
+    <w:p>
+      <w:pPr>
+        <w:spacing w:after="0" w:line="240" w:lineRule="auto"/>
+        <w:rPr>
+          <w:sz w:val="21"/>
+          <w:szCs w:val="21"/>
+        </w:rPr>
+      </w:pPr>
+      <w:r>
+        <w:rPr>
+          <w:color w:val="000000"/>
+          <w:sz w:val="21"/>
+          <w:szCs w:val="21"/>
+          <w:rtl w:val="0"/>
+        </w:rPr>
+        <w:t xml:space="preserve">NASA Goddard Space Flight Center, Greenbelt, MD: 2009 – 2011, Systems Administrator</w:t>
+      </w:r>
+      <w:r>
+        <w:rPr>
+          <w:rtl w:val="0"/>
+        </w:rPr>
+      </w:r>
+    </w:p>
+    <w:p>
+      <w:pPr>
+        <w:widowControl w:val="0"/>
+        <w:spacing w:after="0" w:lineRule="auto"/>
+        <w:rPr>
+          <w:sz w:val="21"/>
+          <w:szCs w:val="21"/>
+        </w:rPr>
+      </w:pPr>
+      <w:r>
+        <w:rPr>
+          <w:color w:val="000000"/>
+          <w:sz w:val="21"/>
+          <w:szCs w:val="21"/>
+          <w:rtl w:val="0"/>
+        </w:rPr>
+        <w:t xml:space="preserve">United States Air Force, Crystal City, VA: 2009</w:t>
+      </w:r>
+      <w:r>
+        <w:rPr>
+          <w:rtl w:val="0"/>
+        </w:rPr>
+        <w:t xml:space="preserve">, </w:t>
+      </w:r>
+      <w:r>
+        <w:rPr>
+          <w:color w:val="000000"/>
+          <w:sz w:val="21"/>
+          <w:szCs w:val="21"/>
+          <w:rtl w:val="0"/>
+        </w:rPr>
+        <w:t xml:space="preserve">Systems Administrator</w:t>
+      </w:r>
+      <w:r>
+        <w:rPr>
+          <w:rtl w:val="0"/>
+        </w:rPr>
+      </w:r>
+    </w:p>
+    <w:p>
+      <w:pPr>
+        <w:widowControl w:val="0"/>
+        <w:spacing w:after="0" w:lineRule="auto"/>
+        <w:rPr>
+          <w:sz w:val="21"/>
+          <w:szCs w:val="21"/>
+        </w:rPr>
+      </w:pPr>
+      <w:bookmarkStart w:colFirst="0" w:colLast="0" w:name="_2et92p0" w:id="3"/>
+      <w:bookmarkEnd w:id="3"/>
+      <w:r>
+        <w:rPr>
+          <w:color w:val="000000"/>
+          <w:sz w:val="21"/>
+          <w:szCs w:val="21"/>
+          <w:rtl w:val="0"/>
+        </w:rPr>
+        <w:t xml:space="preserve">Arete Associates, Crystal City, VA: 2007 – 2009,</w:t>
+      </w:r>
+      <w:r>
+        <w:rPr>
           <w:rtl w:val="0"/>
         </w:rPr>
         <w:t xml:space="preserve"> </w:t>
       </w:r>
       <w:r>
         <w:rPr>
-          <w:b w:val="1"/>
-          <w:color w:val="000000"/>
-          <w:sz w:val="21"/>
-          <w:szCs w:val="21"/>
-          <w:rtl w:val="0"/>
-        </w:rPr>
-        <w:t xml:space="preserve">Apex  </w:t>
-      </w:r>
-      <w:r>
-        <w:rPr>
-          <w:rFonts w:ascii="Noto Sans Symbols" w:cs="Noto Sans Symbols" w:eastAsia="Noto Sans Symbols" w:hAnsi="Noto Sans Symbols"/>
-          <w:b w:val="1"/>
-          <w:color w:val="000000"/>
-          <w:sz w:val="21"/>
-          <w:szCs w:val="21"/>
-          <w:rtl w:val="0"/>
-        </w:rPr>
-        <w:t xml:space="preserve">🟇</w:t>
-      </w:r>
-      <w:r>
-        <w:rPr>
-          <w:b w:val="1"/>
-          <w:color w:val="000000"/>
-          <w:sz w:val="21"/>
-          <w:szCs w:val="21"/>
-          <w:rtl w:val="0"/>
-        </w:rPr>
-        <w:t xml:space="preserve"> Crystal City, VA </w:t>
-      </w:r>
-      <w:r>
-        <w:rPr>
-          <w:rFonts w:ascii="Noto Sans Symbols" w:cs="Noto Sans Symbols" w:eastAsia="Noto Sans Symbols" w:hAnsi="Noto Sans Symbols"/>
-          <w:b w:val="1"/>
-          <w:color w:val="000000"/>
-          <w:sz w:val="21"/>
-          <w:szCs w:val="21"/>
-          <w:rtl w:val="0"/>
-        </w:rPr>
-        <w:t xml:space="preserve">🟇</w:t>
-      </w:r>
-      <w:r>
-        <w:rPr>
-          <w:b w:val="1"/>
-          <w:color w:val="000000"/>
-          <w:sz w:val="21"/>
-          <w:szCs w:val="21"/>
-          <w:rtl w:val="0"/>
-        </w:rPr>
-        <w:t xml:space="preserve"> 6/2009 – 9/2009</w:t>
-      </w:r>
-      <w:r>
-        <w:rPr>
-          <w:rtl w:val="0"/>
-        </w:rPr>
-      </w:r>
-    </w:p>
-    <w:p>
-      <w:pPr>
-        <w:spacing w:after="0" w:before="0" w:line="240" w:lineRule="auto"/>
-        <w:jc w:val="center"/>
-        <w:rPr/>
-      </w:pPr>
-      <w:r>
-        <w:rPr>
-          <w:b w:val="1"/>
-          <w:color w:val="000000"/>
-          <w:sz w:val="21"/>
-          <w:szCs w:val="21"/>
-          <w:rtl w:val="0"/>
-        </w:rPr>
-        <w:t xml:space="preserve">Systems Administrator, United States Air Force</w:t>
-      </w:r>
-      <w:r>
-        <w:rPr>
-          <w:rtl w:val="0"/>
-        </w:rPr>
-      </w:r>
-    </w:p>
-    <w:p>
-      <w:pPr>
-        <w:widowControl w:val="0"/>
-        <w:numPr>
-          <w:ilvl w:val="0"/>
-          <w:numId w:val="7"/>
-        </w:numPr>
-        <w:spacing w:after="0" w:before="0" w:line="240" w:lineRule="auto"/>
-        <w:ind w:left="360" w:hanging="360"/>
-        <w:rPr/>
-      </w:pPr>
-      <w:r>
-        <w:rPr>
-          <w:color w:val="000000"/>
-          <w:sz w:val="21"/>
-          <w:szCs w:val="21"/>
-          <w:rtl w:val="0"/>
-        </w:rPr>
-        <w:t xml:space="preserve">Monitored and maintained servers and backup servers in an environment with more than 20,000 users and more than 100 physical servers, plus clusters and virtual servers.</w:t>
-      </w:r>
-      <w:r>
-        <w:rPr>
-          <w:rtl w:val="0"/>
-        </w:rPr>
-      </w:r>
-    </w:p>
-    <w:p>
-      <w:pPr>
-        <w:widowControl w:val="0"/>
-        <w:numPr>
-          <w:ilvl w:val="0"/>
-          <w:numId w:val="7"/>
-        </w:numPr>
-        <w:spacing w:after="0" w:before="0" w:line="240" w:lineRule="auto"/>
-        <w:ind w:left="360" w:hanging="360"/>
-        <w:rPr/>
-      </w:pPr>
-      <w:r>
-        <w:rPr>
-          <w:color w:val="000000"/>
-          <w:sz w:val="21"/>
-          <w:szCs w:val="21"/>
-          <w:rtl w:val="0"/>
-        </w:rPr>
-        <w:t xml:space="preserve">Managed the backup system, backing up 20 terabytes a week.</w:t>
-      </w:r>
-      <w:r>
-        <w:rPr>
-          <w:rtl w:val="0"/>
-        </w:rPr>
-      </w:r>
-    </w:p>
-    <w:p>
-      <w:pPr>
-        <w:widowControl w:val="0"/>
-        <w:numPr>
-          <w:ilvl w:val="0"/>
-          <w:numId w:val="7"/>
-        </w:numPr>
-        <w:spacing w:after="0" w:before="0" w:line="240" w:lineRule="auto"/>
-        <w:ind w:left="360" w:hanging="360"/>
-        <w:rPr/>
-      </w:pPr>
-      <w:r>
-        <w:rPr>
-          <w:color w:val="000000"/>
-          <w:sz w:val="21"/>
-          <w:szCs w:val="21"/>
-          <w:rtl w:val="0"/>
-        </w:rPr>
-        <w:t xml:space="preserve">Supported the onsite Helpdesk phone system, maintaining user accounts and troubleshooting system failures.</w:t>
-      </w:r>
-      <w:r>
-        <w:rPr>
-          <w:rtl w:val="0"/>
-        </w:rPr>
-      </w:r>
-    </w:p>
-    <w:p>
-      <w:pPr>
-        <w:widowControl w:val="0"/>
-        <w:numPr>
-          <w:ilvl w:val="0"/>
-          <w:numId w:val="7"/>
-        </w:numPr>
-        <w:spacing w:after="0" w:before="0" w:line="240" w:lineRule="auto"/>
-        <w:ind w:left="360" w:hanging="360"/>
-        <w:rPr/>
-      </w:pPr>
-      <w:r>
-        <w:rPr>
-          <w:color w:val="000000"/>
-          <w:sz w:val="21"/>
-          <w:szCs w:val="21"/>
-          <w:rtl w:val="0"/>
-        </w:rPr>
-        <w:t xml:space="preserve">Administered user accounts, and provided network administration, responding to trouble tickets in a timely manner.</w:t>
-      </w:r>
-      <w:r>
-        <w:rPr>
-          <w:rtl w:val="0"/>
-        </w:rPr>
-      </w:r>
-    </w:p>
-    <w:p>
-      <w:pPr>
-        <w:widowControl w:val="0"/>
-        <w:numPr>
-          <w:ilvl w:val="0"/>
-          <w:numId w:val="7"/>
-        </w:numPr>
-        <w:spacing w:after="0" w:before="0" w:line="240" w:lineRule="auto"/>
-        <w:ind w:left="360" w:hanging="360"/>
-        <w:rPr/>
-      </w:pPr>
-      <w:r>
-        <w:rPr>
-          <w:color w:val="000000"/>
-          <w:sz w:val="21"/>
-          <w:szCs w:val="21"/>
-          <w:rtl w:val="0"/>
-        </w:rPr>
-        <w:t xml:space="preserve">Provided remote management, and maintained the email server and user accounts, troubleshooting failures.</w:t>
-      </w:r>
-      <w:r>
-        <w:rPr>
-          <w:rtl w:val="0"/>
-        </w:rPr>
-      </w:r>
-    </w:p>
-    <w:p>
-      <w:pPr>
-        <w:spacing w:after="0" w:before="0" w:line="240" w:lineRule="auto"/>
-        <w:rPr>
-          <w:color w:val="000000"/>
-          <w:sz w:val="21"/>
-          <w:szCs w:val="21"/>
-        </w:rPr>
-      </w:pPr>
-      <w:r>
-        <w:rPr>
-          <w:rtl w:val="0"/>
-        </w:rPr>
-      </w:r>
-    </w:p>
-    <w:p>
-      <w:pPr>
+          <w:color w:val="000000"/>
+          <w:sz w:val="21"/>
+          <w:szCs w:val="21"/>
+          <w:rtl w:val="0"/>
+        </w:rPr>
+        <w:t xml:space="preserve">Network Administrator</w:t>
+      </w:r>
+      <w:r>
+        <w:rPr>
+          <w:rtl w:val="0"/>
+        </w:rPr>
+      </w:r>
+    </w:p>
+    <w:p>
+      <w:pPr>
+        <w:pageBreakBefore w:val="0"/>
         <w:widowControl w:val="0"/>
         <w:spacing w:after="0" w:before="0" w:lineRule="auto"/>
-        <w:jc w:val="center"/>
-        <w:rPr/>
-      </w:pPr>
-      <w:bookmarkStart w:colFirst="0" w:colLast="0" w:name="_2et92p0" w:id="4"/>
-      <w:bookmarkEnd w:id="4"/>
-      <w:r>
-        <w:rPr>
-          <w:color w:val="000000"/>
-          <w:sz w:val="21"/>
-          <w:szCs w:val="21"/>
-          <w:rtl w:val="0"/>
-        </w:rPr>
-        <w:t xml:space="preserve"> </w:t>
-      </w:r>
-      <w:r>
-        <w:rPr>
-          <w:b w:val="1"/>
-          <w:color w:val="000000"/>
-          <w:sz w:val="21"/>
-          <w:szCs w:val="21"/>
-          <w:rtl w:val="0"/>
-        </w:rPr>
-        <w:t xml:space="preserve">Arete Associates </w:t>
-      </w:r>
-      <w:r>
-        <w:rPr>
-          <w:rFonts w:ascii="Noto Sans Symbols" w:cs="Noto Sans Symbols" w:eastAsia="Noto Sans Symbols" w:hAnsi="Noto Sans Symbols"/>
-          <w:b w:val="1"/>
-          <w:color w:val="000000"/>
-          <w:sz w:val="21"/>
-          <w:szCs w:val="21"/>
-          <w:rtl w:val="0"/>
-        </w:rPr>
-        <w:t xml:space="preserve">🟇</w:t>
-      </w:r>
-      <w:r>
-        <w:rPr>
-          <w:b w:val="1"/>
-          <w:color w:val="000000"/>
-          <w:sz w:val="21"/>
-          <w:szCs w:val="21"/>
-          <w:rtl w:val="0"/>
-        </w:rPr>
-        <w:t xml:space="preserve"> Crystal City, VA </w:t>
-      </w:r>
-      <w:r>
-        <w:rPr>
-          <w:rFonts w:ascii="Noto Sans Symbols" w:cs="Noto Sans Symbols" w:eastAsia="Noto Sans Symbols" w:hAnsi="Noto Sans Symbols"/>
-          <w:b w:val="1"/>
-          <w:color w:val="000000"/>
-          <w:sz w:val="21"/>
-          <w:szCs w:val="21"/>
-          <w:rtl w:val="0"/>
-        </w:rPr>
-        <w:t xml:space="preserve">🟇</w:t>
-      </w:r>
-      <w:r>
-        <w:rPr>
-          <w:b w:val="1"/>
-          <w:color w:val="000000"/>
-          <w:sz w:val="21"/>
-          <w:szCs w:val="21"/>
-          <w:rtl w:val="0"/>
-        </w:rPr>
-        <w:t xml:space="preserve"> 2007 – 6/2009 </w:t>
-      </w:r>
-      <w:r>
-        <w:rPr>
-          <w:rtl w:val="0"/>
-        </w:rPr>
-      </w:r>
-    </w:p>
-    <w:p>
-      <w:pPr>
-        <w:spacing w:after="0" w:before="0" w:line="240" w:lineRule="auto"/>
-        <w:jc w:val="center"/>
-        <w:rPr/>
-      </w:pPr>
-      <w:r>
-        <w:rPr>
-          <w:b w:val="1"/>
-          <w:color w:val="000000"/>
-          <w:sz w:val="21"/>
-          <w:szCs w:val="21"/>
-          <w:rtl w:val="0"/>
-        </w:rPr>
-        <w:t xml:space="preserve">Network Administrator</w:t>
-      </w:r>
-      <w:r>
-        <w:rPr>
-          <w:rtl w:val="0"/>
-        </w:rPr>
-      </w:r>
-    </w:p>
-    <w:p>
-      <w:pPr>
-        <w:widowControl w:val="0"/>
-        <w:numPr>
-          <w:ilvl w:val="0"/>
-          <w:numId w:val="7"/>
-        </w:numPr>
-        <w:spacing w:after="0" w:before="0" w:line="240" w:lineRule="auto"/>
-        <w:ind w:left="360" w:hanging="360"/>
-        <w:rPr/>
-      </w:pPr>
-      <w:r>
-        <w:rPr>
-          <w:color w:val="000000"/>
-          <w:sz w:val="21"/>
-          <w:szCs w:val="21"/>
-          <w:rtl w:val="0"/>
-        </w:rPr>
-        <w:t xml:space="preserve">Worked independently under an IT Manager taking duties as assigned and proactive steps to optimize the network and customer service to enhance customer satisfaction. </w:t>
-      </w:r>
-      <w:r>
-        <w:rPr>
-          <w:rtl w:val="0"/>
-        </w:rPr>
-      </w:r>
-    </w:p>
-    <w:p>
-      <w:pPr>
-        <w:widowControl w:val="0"/>
-        <w:numPr>
-          <w:ilvl w:val="0"/>
-          <w:numId w:val="7"/>
-        </w:numPr>
-        <w:spacing w:after="0" w:before="0" w:line="240" w:lineRule="auto"/>
-        <w:ind w:left="360" w:hanging="360"/>
-        <w:rPr/>
-      </w:pPr>
-      <w:r>
-        <w:rPr>
-          <w:color w:val="000000"/>
-          <w:sz w:val="21"/>
-          <w:szCs w:val="21"/>
-          <w:rtl w:val="0"/>
-        </w:rPr>
-        <w:t xml:space="preserve">Proficiently maintained servers, including the domain controller, email, file, print, and backup servers.</w:t>
-      </w:r>
-      <w:r>
-        <w:rPr>
-          <w:rtl w:val="0"/>
-        </w:rPr>
-      </w:r>
-    </w:p>
-    <w:p>
-      <w:pPr>
-        <w:widowControl w:val="0"/>
-        <w:numPr>
-          <w:ilvl w:val="0"/>
-          <w:numId w:val="7"/>
-        </w:numPr>
-        <w:spacing w:after="0" w:before="0" w:line="240" w:lineRule="auto"/>
-        <w:ind w:left="360" w:hanging="360"/>
-        <w:rPr/>
-      </w:pPr>
-      <w:r>
-        <w:rPr>
-          <w:color w:val="000000"/>
-          <w:sz w:val="21"/>
-          <w:szCs w:val="21"/>
-          <w:rtl w:val="0"/>
-        </w:rPr>
-        <w:t xml:space="preserve">Designed, set up, and implemented the backup and disaster recovery system to ensure system reliability.</w:t>
-      </w:r>
-      <w:r>
-        <w:rPr>
-          <w:rtl w:val="0"/>
-        </w:rPr>
-      </w:r>
-    </w:p>
-    <w:p>
-      <w:pPr>
-        <w:widowControl w:val="0"/>
-        <w:numPr>
-          <w:ilvl w:val="0"/>
-          <w:numId w:val="7"/>
-        </w:numPr>
-        <w:spacing w:after="0" w:before="0" w:line="240" w:lineRule="auto"/>
-        <w:ind w:left="360" w:hanging="360"/>
-        <w:rPr/>
-      </w:pPr>
-      <w:r>
-        <w:rPr>
-          <w:color w:val="000000"/>
-          <w:sz w:val="21"/>
-          <w:szCs w:val="21"/>
-          <w:rtl w:val="0"/>
-        </w:rPr>
-        <w:t xml:space="preserve">Managed antivirus and security settings on client PCs to maintain maximum system security.</w:t>
-      </w:r>
-      <w:r>
-        <w:rPr>
-          <w:rtl w:val="0"/>
-        </w:rPr>
-      </w:r>
-    </w:p>
-    <w:p>
-      <w:pPr>
-        <w:widowControl w:val="0"/>
-        <w:numPr>
-          <w:ilvl w:val="0"/>
-          <w:numId w:val="7"/>
-        </w:numPr>
-        <w:spacing w:after="0" w:before="0" w:line="240" w:lineRule="auto"/>
-        <w:ind w:left="360" w:hanging="360"/>
-        <w:rPr/>
-      </w:pPr>
-      <w:r>
-        <w:rPr>
-          <w:color w:val="000000"/>
-          <w:sz w:val="21"/>
-          <w:szCs w:val="21"/>
-          <w:rtl w:val="0"/>
-        </w:rPr>
-        <w:t xml:space="preserve">Designed and maintained the inventory system and performed audit of licensed software.</w:t>
-      </w:r>
-      <w:r>
-        <w:rPr>
-          <w:rtl w:val="0"/>
-        </w:rPr>
-      </w:r>
-    </w:p>
-    <w:p>
-      <w:pPr>
-        <w:widowControl w:val="0"/>
-        <w:numPr>
-          <w:ilvl w:val="0"/>
-          <w:numId w:val="7"/>
-        </w:numPr>
-        <w:spacing w:after="0" w:before="0" w:line="240" w:lineRule="auto"/>
-        <w:ind w:left="360" w:hanging="360"/>
-        <w:rPr/>
-      </w:pPr>
-      <w:r>
-        <w:rPr>
-          <w:color w:val="000000"/>
-          <w:sz w:val="21"/>
-          <w:szCs w:val="21"/>
-          <w:rtl w:val="0"/>
-        </w:rPr>
-        <w:t xml:space="preserve">Performed internal domain migration for the Arlington office.</w:t>
-      </w:r>
-      <w:r>
-        <w:rPr>
-          <w:rtl w:val="0"/>
-        </w:rPr>
-      </w:r>
-    </w:p>
-    <w:p>
-      <w:pPr>
-        <w:widowControl w:val="0"/>
-        <w:numPr>
-          <w:ilvl w:val="0"/>
-          <w:numId w:val="7"/>
-        </w:numPr>
-        <w:spacing w:after="0" w:before="0" w:line="240" w:lineRule="auto"/>
-        <w:ind w:left="360" w:hanging="360"/>
-        <w:rPr/>
-      </w:pPr>
-      <w:r>
-        <w:rPr>
-          <w:color w:val="000000"/>
-          <w:sz w:val="21"/>
-          <w:szCs w:val="21"/>
-          <w:rtl w:val="0"/>
-        </w:rPr>
-        <w:t xml:space="preserve">Supported the loaner laptop pool to ensure end-user technical needs were met.</w:t>
-      </w:r>
-      <w:r>
-        <w:rPr>
-          <w:rtl w:val="0"/>
-        </w:rPr>
-      </w:r>
-    </w:p>
-    <w:p>
-      <w:pPr>
-        <w:widowControl w:val="0"/>
-        <w:numPr>
-          <w:ilvl w:val="0"/>
-          <w:numId w:val="7"/>
-        </w:numPr>
-        <w:spacing w:after="0" w:before="0" w:line="240" w:lineRule="auto"/>
-        <w:ind w:left="360" w:hanging="360"/>
-        <w:rPr/>
-      </w:pPr>
-      <w:r>
-        <w:rPr>
-          <w:color w:val="000000"/>
-          <w:sz w:val="21"/>
-          <w:szCs w:val="21"/>
-          <w:rtl w:val="0"/>
-        </w:rPr>
-        <w:t xml:space="preserve">Created, tested, and implemented standard desktop images, and supported desktop functions and software.</w:t>
-      </w:r>
-      <w:r>
-        <w:rPr>
-          <w:rtl w:val="0"/>
-        </w:rPr>
-      </w:r>
-    </w:p>
-    <w:p>
-      <w:pPr>
-        <w:widowControl w:val="0"/>
-        <w:numPr>
-          <w:ilvl w:val="0"/>
-          <w:numId w:val="7"/>
-        </w:numPr>
-        <w:spacing w:after="0" w:before="0" w:line="240" w:lineRule="auto"/>
-        <w:ind w:left="360" w:hanging="360"/>
-        <w:rPr/>
-      </w:pPr>
-      <w:r>
-        <w:rPr>
-          <w:color w:val="000000"/>
-          <w:sz w:val="21"/>
-          <w:szCs w:val="21"/>
-          <w:rtl w:val="0"/>
-        </w:rPr>
-        <w:t xml:space="preserve">Designed and built custom systems to meet research and engineering needs.</w:t>
-      </w:r>
-      <w:r>
-        <w:rPr>
-          <w:rtl w:val="0"/>
-        </w:rPr>
-      </w:r>
-    </w:p>
-    <w:p>
-      <w:pPr>
-        <w:widowControl w:val="0"/>
-        <w:numPr>
-          <w:ilvl w:val="0"/>
-          <w:numId w:val="7"/>
-        </w:numPr>
-        <w:spacing w:after="0" w:before="0" w:line="240" w:lineRule="auto"/>
-        <w:ind w:left="360" w:hanging="360"/>
-        <w:rPr/>
-      </w:pPr>
-      <w:r>
-        <w:rPr>
-          <w:color w:val="000000"/>
-          <w:sz w:val="21"/>
-          <w:szCs w:val="21"/>
-          <w:rtl w:val="0"/>
-        </w:rPr>
-        <w:t xml:space="preserve">Conducted event log security audits and set up systems to comply with the National Industrial Security Program.</w:t>
-      </w:r>
-      <w:r>
-        <w:rPr>
-          <w:rtl w:val="0"/>
-        </w:rPr>
-      </w:r>
-    </w:p>
-    <w:p>
-      <w:pPr>
-        <w:spacing w:after="0" w:before="0" w:line="240" w:lineRule="auto"/>
-        <w:rPr>
-          <w:b w:val="1"/>
-          <w:color w:val="000000"/>
-          <w:sz w:val="21"/>
-          <w:szCs w:val="21"/>
-        </w:rPr>
-      </w:pPr>
-      <w:r>
-        <w:rPr>
-          <w:rtl w:val="0"/>
-        </w:rPr>
-      </w:r>
-    </w:p>
-    <w:p>
-      <w:pPr>
+        <w:rPr>
+          <w:sz w:val="21"/>
+          <w:szCs w:val="21"/>
+        </w:rPr>
+      </w:pPr>
+      <w:r>
+        <w:rPr>
+          <w:sz w:val="21"/>
+          <w:szCs w:val="21"/>
+          <w:rtl w:val="0"/>
+        </w:rPr>
+        <w:t xml:space="preserve">US Department of Health and Human Services, Washington, DC: 2005 – 2007,  Lead Field Operations Technician</w:t>
+      </w:r>
+    </w:p>
+    <w:p>
+      <w:pPr>
+        <w:pageBreakBefore w:val="0"/>
         <w:widowControl w:val="0"/>
         <w:spacing w:after="0" w:before="0" w:lineRule="auto"/>
-        <w:jc w:val="center"/>
-        <w:rPr/>
-      </w:pPr>
-      <w:r>
-        <w:rPr>
-          <w:color w:val="000000"/>
-          <w:sz w:val="21"/>
-          <w:szCs w:val="21"/>
-          <w:rtl w:val="0"/>
-        </w:rPr>
-        <w:t xml:space="preserve"> </w:t>
-      </w:r>
-      <w:r>
-        <w:rPr>
-          <w:b w:val="1"/>
-          <w:color w:val="000000"/>
-          <w:sz w:val="21"/>
-          <w:szCs w:val="21"/>
-          <w:rtl w:val="0"/>
-        </w:rPr>
-        <w:t xml:space="preserve">Unisys </w:t>
-      </w:r>
-      <w:r>
-        <w:rPr>
-          <w:rFonts w:ascii="Noto Sans Symbols" w:cs="Noto Sans Symbols" w:eastAsia="Noto Sans Symbols" w:hAnsi="Noto Sans Symbols"/>
-          <w:b w:val="1"/>
-          <w:color w:val="000000"/>
-          <w:sz w:val="21"/>
-          <w:szCs w:val="21"/>
-          <w:rtl w:val="0"/>
-        </w:rPr>
-        <w:t xml:space="preserve">🟇</w:t>
-      </w:r>
-      <w:r>
-        <w:rPr>
-          <w:b w:val="1"/>
-          <w:color w:val="000000"/>
-          <w:sz w:val="21"/>
-          <w:szCs w:val="21"/>
-          <w:rtl w:val="0"/>
-        </w:rPr>
-        <w:t xml:space="preserve"> Reston, VA </w:t>
-      </w:r>
-      <w:r>
-        <w:rPr>
-          <w:rFonts w:ascii="Noto Sans Symbols" w:cs="Noto Sans Symbols" w:eastAsia="Noto Sans Symbols" w:hAnsi="Noto Sans Symbols"/>
-          <w:b w:val="1"/>
-          <w:color w:val="000000"/>
-          <w:sz w:val="21"/>
-          <w:szCs w:val="21"/>
-          <w:rtl w:val="0"/>
-        </w:rPr>
-        <w:t xml:space="preserve">🟇</w:t>
-      </w:r>
-      <w:r>
-        <w:rPr>
-          <w:b w:val="1"/>
-          <w:color w:val="000000"/>
-          <w:sz w:val="21"/>
-          <w:szCs w:val="21"/>
-          <w:rtl w:val="0"/>
-        </w:rPr>
-        <w:t xml:space="preserve"> 2004 – 2007 </w:t>
-      </w:r>
-      <w:r>
-        <w:rPr>
-          <w:rtl w:val="0"/>
-        </w:rPr>
-      </w:r>
-    </w:p>
-    <w:p>
-      <w:pPr>
-        <w:spacing w:after="0" w:before="0" w:line="240" w:lineRule="auto"/>
-        <w:jc w:val="center"/>
-        <w:rPr/>
-      </w:pPr>
-      <w:r>
-        <w:rPr>
-          <w:b w:val="1"/>
-          <w:color w:val="000000"/>
-          <w:sz w:val="21"/>
-          <w:szCs w:val="21"/>
-          <w:rtl w:val="0"/>
-        </w:rPr>
-        <w:t xml:space="preserve">Lead Field Operations Technician, US Department of Health and Human Services: 2005 – 2007</w:t>
-      </w:r>
-      <w:r>
-        <w:rPr>
-          <w:rtl w:val="0"/>
-        </w:rPr>
-      </w:r>
-    </w:p>
-    <w:p>
-      <w:pPr>
-        <w:widowControl w:val="0"/>
-        <w:numPr>
-          <w:ilvl w:val="0"/>
-          <w:numId w:val="7"/>
-        </w:numPr>
-        <w:spacing w:after="0" w:before="0" w:line="240" w:lineRule="auto"/>
-        <w:ind w:left="360" w:hanging="360"/>
-        <w:rPr/>
-      </w:pPr>
-      <w:bookmarkStart w:colFirst="0" w:colLast="0" w:name="_tyjcwt" w:id="5"/>
-      <w:bookmarkEnd w:id="5"/>
-      <w:r>
-        <w:rPr>
-          <w:color w:val="000000"/>
-          <w:sz w:val="21"/>
-          <w:szCs w:val="21"/>
-          <w:rtl w:val="0"/>
-        </w:rPr>
-        <w:t xml:space="preserve">Received the Unisys Bronze Award for Excellent Customer Service.</w:t>
-      </w:r>
-      <w:r>
-        <w:rPr>
-          <w:rtl w:val="0"/>
-        </w:rPr>
-      </w:r>
-    </w:p>
-    <w:p>
-      <w:pPr>
-        <w:widowControl w:val="0"/>
-        <w:numPr>
-          <w:ilvl w:val="0"/>
-          <w:numId w:val="7"/>
-        </w:numPr>
-        <w:spacing w:after="0" w:before="0" w:line="240" w:lineRule="auto"/>
-        <w:ind w:left="360" w:hanging="360"/>
-        <w:rPr/>
-      </w:pPr>
-      <w:r>
-        <w:rPr>
-          <w:color w:val="000000"/>
-          <w:sz w:val="21"/>
-          <w:szCs w:val="21"/>
-          <w:rtl w:val="0"/>
-        </w:rPr>
-        <w:t xml:space="preserve">Supervised 25 on-site technicians at more than ten locations nationwide and served as technical lead to more than 50 dispatched technicians nationwide.</w:t>
-      </w:r>
-      <w:r>
-        <w:rPr>
-          <w:rtl w:val="0"/>
-        </w:rPr>
-      </w:r>
-    </w:p>
-    <w:p>
-      <w:pPr>
-        <w:keepNext w:val="0"/>
-        <w:keepLines w:val="0"/>
-        <w:widowControl w:val="1"/>
-        <w:numPr>
-          <w:ilvl w:val="0"/>
-          <w:numId w:val="7"/>
-        </w:numPr>
-        <w:pBdr>
-          <w:top w:space="0" w:sz="0" w:val="nil"/>
-          <w:left w:space="0" w:sz="0" w:val="nil"/>
-          <w:bottom w:space="0" w:sz="0" w:val="nil"/>
-          <w:right w:space="0" w:sz="0" w:val="nil"/>
-          <w:between w:space="0" w:sz="0" w:val="nil"/>
-        </w:pBdr>
-        <w:shd w:fill="auto" w:val="clear"/>
-        <w:spacing w:after="0" w:before="0" w:line="240" w:lineRule="auto"/>
-        <w:ind w:left="360" w:right="0" w:hanging="360"/>
-        <w:jc w:val="left"/>
-        <w:rPr>
-          <w:rFonts w:ascii="Times New Roman" w:cs="Times New Roman" w:eastAsia="Times New Roman" w:hAnsi="Times New Roman"/>
+        <w:rPr>
+          <w:sz w:val="21"/>
+          <w:szCs w:val="21"/>
+        </w:rPr>
+      </w:pPr>
+      <w:r>
+        <w:rPr>
+          <w:sz w:val="21"/>
+          <w:szCs w:val="21"/>
+          <w:rtl w:val="0"/>
+        </w:rPr>
+        <w:t xml:space="preserve">US Department of Defense, Washington, DC: 2004, Support Engineer</w:t>
+      </w:r>
+    </w:p>
+    <w:p>
+      <w:pPr>
+        <w:pageBreakBefore w:val="0"/>
+        <w:widowControl w:val="0"/>
+        <w:spacing w:after="0" w:before="0" w:lineRule="auto"/>
+        <w:rPr>
+          <w:sz w:val="21"/>
+          <w:szCs w:val="21"/>
+        </w:rPr>
+      </w:pPr>
+      <w:r>
+        <w:rPr>
+          <w:sz w:val="21"/>
+          <w:szCs w:val="21"/>
+          <w:rtl w:val="0"/>
+        </w:rPr>
+        <w:t xml:space="preserve">US Department of Commerce, Washington, DC: 2004, Desktop Technician Helpdesk Level 3</w:t>
+      </w:r>
+    </w:p>
+    <w:p>
+      <w:pPr>
+        <w:pageBreakBefore w:val="0"/>
+        <w:widowControl w:val="0"/>
+        <w:spacing w:after="0" w:before="0" w:lineRule="auto"/>
+        <w:rPr>
           <w:b w:val="0"/>
-          <w:i w:val="0"/>
-          <w:smallCaps w:val="0"/>
-          <w:strike w:val="0"/>
-          <w:u w:val="none"/>
-          <w:shd w:fill="auto" w:val="clear"/>
-          <w:vertAlign w:val="baseline"/>
-        </w:rPr>
-      </w:pPr>
-      <w:r>
-        <w:rPr>
-          <w:rFonts w:ascii="Calibri" w:cs="Calibri" w:eastAsia="Calibri" w:hAnsi="Calibri"/>
+          <w:bCs w:val="0"/>
+        </w:rPr>
+      </w:pPr>
+      <w:r>
+        <w:rPr>
           <w:b w:val="0"/>
-          <w:i w:val="0"/>
-          <w:smallCaps w:val="0"/>
-          <w:strike w:val="0"/>
-          <w:color w:val="000000"/>
-          <w:sz w:val="21"/>
-          <w:szCs w:val="21"/>
-          <w:u w:val="none"/>
-          <w:shd w:fill="auto" w:val="clear"/>
-          <w:vertAlign w:val="baseline"/>
-          <w:rtl w:val="0"/>
-        </w:rPr>
-        <w:t xml:space="preserve">Increased end-user efficiency by providing software and hardware installation, hardware configuration and application support for more than 5,000 end users. </w:t>
-      </w:r>
-      <w:r>
-        <w:rPr>
-          <w:rtl w:val="0"/>
-        </w:rPr>
-      </w:r>
-    </w:p>
-    <w:p>
-      <w:pPr>
-        <w:widowControl w:val="0"/>
-        <w:numPr>
-          <w:ilvl w:val="0"/>
-          <w:numId w:val="7"/>
-        </w:numPr>
-        <w:spacing w:after="0" w:before="0" w:line="240" w:lineRule="auto"/>
-        <w:ind w:left="360" w:hanging="360"/>
-        <w:rPr/>
-      </w:pPr>
-      <w:r>
-        <w:rPr>
-          <w:color w:val="000000"/>
-          <w:sz w:val="21"/>
-          <w:szCs w:val="21"/>
-          <w:rtl w:val="0"/>
-        </w:rPr>
-        <w:t xml:space="preserve">Supported more than 1000 Blackberry users, including playing a key role in a 75% refresh of Blackberry equipment.</w:t>
-      </w:r>
-      <w:r>
-        <w:rPr>
-          <w:rtl w:val="0"/>
-        </w:rPr>
-      </w:r>
-    </w:p>
-    <w:p>
-      <w:pPr>
-        <w:widowControl w:val="0"/>
-        <w:numPr>
-          <w:ilvl w:val="0"/>
-          <w:numId w:val="7"/>
-        </w:numPr>
-        <w:spacing w:after="0" w:before="0" w:line="240" w:lineRule="auto"/>
-        <w:ind w:left="360" w:hanging="360"/>
-        <w:rPr/>
-      </w:pPr>
-      <w:r>
-        <w:rPr>
-          <w:color w:val="000000"/>
-          <w:sz w:val="21"/>
-          <w:szCs w:val="21"/>
-          <w:rtl w:val="0"/>
-        </w:rPr>
-        <w:t xml:space="preserve">Led support for The Health and Human Services Secretary’s wireless networking solution in the office and at home.</w:t>
-      </w:r>
-      <w:r>
-        <w:rPr>
-          <w:rtl w:val="0"/>
-        </w:rPr>
-      </w:r>
-    </w:p>
-    <w:p>
-      <w:pPr>
-        <w:widowControl w:val="0"/>
-        <w:numPr>
-          <w:ilvl w:val="0"/>
-          <w:numId w:val="7"/>
-        </w:numPr>
-        <w:spacing w:after="0" w:before="0" w:line="240" w:lineRule="auto"/>
-        <w:ind w:left="360" w:hanging="360"/>
-        <w:rPr/>
-      </w:pPr>
-      <w:r>
-        <w:rPr>
-          <w:color w:val="000000"/>
-          <w:sz w:val="21"/>
-          <w:szCs w:val="21"/>
-          <w:rtl w:val="0"/>
-        </w:rPr>
-        <w:t xml:space="preserve">Managed nationwide call queue with an average of 146 incoming calls a day and an average of 148 closings a day.</w:t>
-      </w:r>
-      <w:r>
-        <w:rPr>
-          <w:rtl w:val="0"/>
-        </w:rPr>
-      </w:r>
-    </w:p>
-    <w:p>
-      <w:pPr>
-        <w:widowControl w:val="0"/>
-        <w:numPr>
-          <w:ilvl w:val="0"/>
-          <w:numId w:val="7"/>
-        </w:numPr>
-        <w:spacing w:after="0" w:before="0" w:line="240" w:lineRule="auto"/>
-        <w:ind w:left="360" w:hanging="360"/>
-        <w:rPr/>
-      </w:pPr>
-      <w:r>
-        <w:rPr>
-          <w:color w:val="000000"/>
-          <w:sz w:val="21"/>
-          <w:szCs w:val="21"/>
-          <w:rtl w:val="0"/>
-        </w:rPr>
-        <w:t xml:space="preserve">Supervised asset tracking and management, and maintained two on-site parts inventory locations with more than 600 parts and less than 0.5% loss.</w:t>
-      </w:r>
-      <w:r>
-        <w:rPr>
-          <w:rtl w:val="0"/>
-        </w:rPr>
-      </w:r>
-    </w:p>
-    <w:p>
-      <w:pPr>
-        <w:widowControl w:val="0"/>
-        <w:numPr>
-          <w:ilvl w:val="0"/>
-          <w:numId w:val="7"/>
-        </w:numPr>
-        <w:spacing w:after="0" w:before="0" w:line="240" w:lineRule="auto"/>
-        <w:ind w:left="360" w:hanging="360"/>
-        <w:rPr/>
-      </w:pPr>
-      <w:r>
-        <w:rPr>
-          <w:color w:val="000000"/>
-          <w:sz w:val="21"/>
-          <w:szCs w:val="21"/>
-          <w:rtl w:val="0"/>
-        </w:rPr>
-        <w:t xml:space="preserve">Directed projects involving up to 500 users at a time. </w:t>
-      </w:r>
-      <w:r>
-        <w:rPr>
-          <w:rtl w:val="0"/>
-        </w:rPr>
-      </w:r>
-    </w:p>
-    <w:p>
-      <w:pPr>
-        <w:widowControl w:val="0"/>
-        <w:numPr>
-          <w:ilvl w:val="0"/>
-          <w:numId w:val="7"/>
-        </w:numPr>
-        <w:spacing w:after="0" w:before="0" w:line="240" w:lineRule="auto"/>
-        <w:ind w:left="360" w:hanging="360"/>
-        <w:rPr/>
-      </w:pPr>
-      <w:r>
-        <w:rPr>
-          <w:color w:val="000000"/>
-          <w:sz w:val="21"/>
-          <w:szCs w:val="21"/>
-          <w:rtl w:val="0"/>
-        </w:rPr>
-        <w:t xml:space="preserve">Served as a member of the emergency response team and co-authored emergency response procedures. </w:t>
-      </w:r>
-      <w:r>
-        <w:rPr>
-          <w:rtl w:val="0"/>
-        </w:rPr>
-      </w:r>
-    </w:p>
-    <w:p>
-      <w:pPr>
-        <w:widowControl w:val="0"/>
-        <w:numPr>
-          <w:ilvl w:val="0"/>
-          <w:numId w:val="7"/>
-        </w:numPr>
-        <w:spacing w:after="0" w:before="0" w:line="240" w:lineRule="auto"/>
-        <w:ind w:left="360" w:hanging="360"/>
-        <w:rPr/>
-      </w:pPr>
-      <w:r>
-        <w:rPr>
-          <w:color w:val="000000"/>
-          <w:sz w:val="21"/>
-          <w:szCs w:val="21"/>
-          <w:rtl w:val="0"/>
-        </w:rPr>
-        <w:t xml:space="preserve">Participated in three emergency response exercises, one of which included rolling out more than 100 PC’s, eight network printers, a domain controller, and a fileserver with a network connection to headquarters with a four-man team in less than 24 hours.</w:t>
-      </w:r>
-      <w:r>
-        <w:rPr>
-          <w:rtl w:val="0"/>
-        </w:rPr>
-      </w:r>
-    </w:p>
-    <w:p>
-      <w:pPr>
-        <w:widowControl w:val="0"/>
-        <w:numPr>
-          <w:ilvl w:val="0"/>
-          <w:numId w:val="7"/>
-        </w:numPr>
-        <w:spacing w:after="0" w:before="0" w:line="240" w:lineRule="auto"/>
-        <w:ind w:left="360" w:hanging="360"/>
-        <w:rPr/>
-      </w:pPr>
-      <w:r>
-        <w:rPr>
-          <w:color w:val="000000"/>
-          <w:sz w:val="21"/>
-          <w:szCs w:val="21"/>
-          <w:rtl w:val="0"/>
-        </w:rPr>
-        <w:t xml:space="preserve">Authored installation and break/fix guides to enhance technician operational efficiency.</w:t>
-      </w:r>
-      <w:r>
-        <w:rPr>
-          <w:rtl w:val="0"/>
-        </w:rPr>
-      </w:r>
-    </w:p>
-    <w:p>
-      <w:pPr>
-        <w:widowControl w:val="0"/>
-        <w:numPr>
-          <w:ilvl w:val="0"/>
-          <w:numId w:val="7"/>
-        </w:numPr>
-        <w:spacing w:after="0" w:before="0" w:line="240" w:lineRule="auto"/>
-        <w:ind w:left="360" w:hanging="360"/>
-        <w:rPr/>
-      </w:pPr>
-      <w:r>
-        <w:rPr>
-          <w:color w:val="000000"/>
-          <w:sz w:val="21"/>
-          <w:szCs w:val="21"/>
-          <w:rtl w:val="0"/>
-        </w:rPr>
-        <w:t xml:space="preserve">Maintained communication throughout team with conference calls and up-to-the-minute reporting.</w:t>
-      </w:r>
-      <w:r>
-        <w:rPr>
-          <w:rtl w:val="0"/>
-        </w:rPr>
-      </w:r>
-    </w:p>
-    <w:p>
-      <w:pPr>
-        <w:widowControl w:val="0"/>
-        <w:numPr>
-          <w:ilvl w:val="0"/>
-          <w:numId w:val="7"/>
-        </w:numPr>
-        <w:spacing w:after="0" w:before="0" w:line="240" w:lineRule="auto"/>
-        <w:ind w:left="360" w:hanging="360"/>
-        <w:rPr/>
-      </w:pPr>
-      <w:r>
-        <w:rPr>
-          <w:color w:val="000000"/>
-          <w:sz w:val="21"/>
-          <w:szCs w:val="21"/>
-          <w:rtl w:val="0"/>
-        </w:rPr>
-        <w:t xml:space="preserve">Completed statistical reporting on technician performance and ticket activity to aid in decision-making activities.</w:t>
-      </w:r>
-      <w:r>
-        <w:rPr>
-          <w:rtl w:val="0"/>
-        </w:rPr>
-      </w:r>
-    </w:p>
-    <w:p>
-      <w:pPr>
-        <w:widowControl w:val="0"/>
-        <w:numPr>
-          <w:ilvl w:val="0"/>
-          <w:numId w:val="7"/>
-        </w:numPr>
-        <w:spacing w:after="0" w:before="0" w:line="240" w:lineRule="auto"/>
-        <w:ind w:left="360" w:hanging="360"/>
-        <w:rPr/>
-      </w:pPr>
-      <w:r>
-        <w:rPr>
-          <w:color w:val="000000"/>
-          <w:sz w:val="21"/>
-          <w:szCs w:val="21"/>
-          <w:rtl w:val="0"/>
-        </w:rPr>
-        <w:t xml:space="preserve">Engineered image and software deployments in a timely manner.</w:t>
-      </w:r>
-      <w:r>
-        <w:rPr>
-          <w:rtl w:val="0"/>
-        </w:rPr>
-      </w:r>
-    </w:p>
-    <w:p>
-      <w:pPr>
-        <w:spacing w:after="0" w:before="0" w:line="240" w:lineRule="auto"/>
-        <w:jc w:val="center"/>
-        <w:rPr/>
-      </w:pPr>
-      <w:r>
-        <w:rPr>
-          <w:b w:val="1"/>
-          <w:color w:val="000000"/>
-          <w:sz w:val="21"/>
-          <w:szCs w:val="21"/>
-          <w:rtl w:val="0"/>
-        </w:rPr>
-        <w:t xml:space="preserve">Support Engineer, Department of Defense: 2004 – 2005 </w:t>
-      </w:r>
-      <w:r>
-        <w:rPr>
-          <w:rtl w:val="0"/>
-        </w:rPr>
-      </w:r>
-    </w:p>
-    <w:p>
-      <w:pPr>
-        <w:widowControl w:val="0"/>
-        <w:numPr>
-          <w:ilvl w:val="0"/>
-          <w:numId w:val="7"/>
-        </w:numPr>
-        <w:spacing w:after="0" w:before="0" w:line="240" w:lineRule="auto"/>
-        <w:ind w:left="360" w:hanging="360"/>
-        <w:rPr/>
-      </w:pPr>
-      <w:r>
-        <w:rPr>
-          <w:color w:val="000000"/>
-          <w:sz w:val="21"/>
-          <w:szCs w:val="21"/>
-          <w:rtl w:val="0"/>
-        </w:rPr>
-        <w:t xml:space="preserve">Participated in Defence Financial Accounting Service’s nationwide Desktop Management Interface migration, helping to devise migration and deployment strategy, and training migration and support teams.</w:t>
-      </w:r>
-      <w:r>
-        <w:rPr>
-          <w:rtl w:val="0"/>
-        </w:rPr>
-      </w:r>
-    </w:p>
-    <w:p>
-      <w:pPr>
-        <w:widowControl w:val="0"/>
-        <w:numPr>
-          <w:ilvl w:val="0"/>
-          <w:numId w:val="7"/>
-        </w:numPr>
-        <w:spacing w:after="0" w:before="0" w:line="240" w:lineRule="auto"/>
-        <w:ind w:left="360" w:hanging="360"/>
-        <w:rPr/>
-      </w:pPr>
-      <w:r>
-        <w:rPr>
-          <w:color w:val="000000"/>
-          <w:sz w:val="21"/>
-          <w:szCs w:val="21"/>
-          <w:rtl w:val="0"/>
-        </w:rPr>
-        <w:t xml:space="preserve">Retrieved user’s data and settings, and re-imaged the PC to enhance end-user productivity.</w:t>
-      </w:r>
-      <w:r>
-        <w:rPr>
-          <w:rtl w:val="0"/>
-        </w:rPr>
-      </w:r>
-    </w:p>
-    <w:p>
-      <w:pPr>
-        <w:widowControl w:val="0"/>
-        <w:numPr>
-          <w:ilvl w:val="0"/>
-          <w:numId w:val="7"/>
-        </w:numPr>
-        <w:spacing w:after="0" w:before="0" w:line="240" w:lineRule="auto"/>
-        <w:ind w:left="360" w:hanging="360"/>
-        <w:rPr/>
-      </w:pPr>
-      <w:r>
-        <w:rPr>
-          <w:color w:val="000000"/>
-          <w:sz w:val="21"/>
-          <w:szCs w:val="21"/>
-          <w:rtl w:val="0"/>
-        </w:rPr>
-        <w:t xml:space="preserve">Effectively installed, configured, and supported common access control.</w:t>
-      </w:r>
-      <w:r>
-        <w:rPr>
-          <w:rtl w:val="0"/>
-        </w:rPr>
-      </w:r>
-    </w:p>
-    <w:p>
-      <w:pPr>
-        <w:widowControl w:val="0"/>
-        <w:numPr>
-          <w:ilvl w:val="0"/>
-          <w:numId w:val="7"/>
-        </w:numPr>
-        <w:spacing w:after="0" w:before="0" w:line="240" w:lineRule="auto"/>
-        <w:ind w:left="360" w:hanging="360"/>
-        <w:rPr/>
-      </w:pPr>
-      <w:r>
-        <w:rPr>
-          <w:color w:val="000000"/>
-          <w:sz w:val="21"/>
-          <w:szCs w:val="21"/>
-          <w:rtl w:val="0"/>
-        </w:rPr>
-        <w:t xml:space="preserve">Provided migration and file server setup and management, and asset tracking and management in a timely manner.</w:t>
-      </w:r>
-      <w:r>
-        <w:rPr>
-          <w:rtl w:val="0"/>
-        </w:rPr>
-      </w:r>
-    </w:p>
-    <w:p>
-      <w:pPr>
-        <w:widowControl w:val="0"/>
-        <w:numPr>
-          <w:ilvl w:val="0"/>
-          <w:numId w:val="7"/>
-        </w:numPr>
-        <w:spacing w:after="0" w:before="0" w:line="240" w:lineRule="auto"/>
-        <w:ind w:left="360" w:hanging="360"/>
-        <w:rPr/>
-      </w:pPr>
-      <w:r>
-        <w:rPr>
-          <w:color w:val="000000"/>
-          <w:sz w:val="21"/>
-          <w:szCs w:val="21"/>
-          <w:rtl w:val="0"/>
-        </w:rPr>
-        <w:t xml:space="preserve">Traveled to various sites in the US to play a key role in setting up migrations, training technicians and assisting customer information representatives.</w:t>
-      </w:r>
-      <w:r>
-        <w:rPr>
-          <w:rtl w:val="0"/>
-        </w:rPr>
-      </w:r>
-    </w:p>
-    <w:p>
-      <w:pPr>
-        <w:widowControl w:val="0"/>
-        <w:numPr>
-          <w:ilvl w:val="0"/>
-          <w:numId w:val="7"/>
-        </w:numPr>
-        <w:spacing w:after="0" w:before="0" w:line="240" w:lineRule="auto"/>
-        <w:ind w:left="360" w:hanging="360"/>
-        <w:rPr/>
-      </w:pPr>
-      <w:r>
-        <w:rPr>
-          <w:color w:val="000000"/>
-          <w:sz w:val="21"/>
-          <w:szCs w:val="21"/>
-          <w:rtl w:val="0"/>
-        </w:rPr>
-        <w:t xml:space="preserve">Authored manuals, procedures, installation guides, and break/fix restore instructions to enhance support efficiency.</w:t>
-      </w:r>
-      <w:r>
-        <w:rPr>
-          <w:rtl w:val="0"/>
-        </w:rPr>
-      </w:r>
-    </w:p>
-    <w:p>
-      <w:pPr>
-        <w:widowControl w:val="0"/>
-        <w:numPr>
-          <w:ilvl w:val="0"/>
-          <w:numId w:val="7"/>
-        </w:numPr>
-        <w:spacing w:after="0" w:before="0" w:line="240" w:lineRule="auto"/>
-        <w:ind w:left="360" w:hanging="360"/>
-        <w:rPr/>
-      </w:pPr>
-      <w:r>
-        <w:rPr>
-          <w:color w:val="000000"/>
-          <w:sz w:val="21"/>
-          <w:szCs w:val="21"/>
-          <w:rtl w:val="0"/>
-        </w:rPr>
-        <w:t xml:space="preserve">Prepared reports on service levels to be delivered via conference with regional management.</w:t>
-      </w:r>
-      <w:r>
-        <w:rPr>
-          <w:rtl w:val="0"/>
-        </w:rPr>
-      </w:r>
-    </w:p>
-    <w:p>
-      <w:pPr>
-        <w:widowControl w:val="0"/>
-        <w:spacing w:after="0" w:before="0" w:lineRule="auto"/>
-        <w:jc w:val="center"/>
-        <w:rPr>
-          <w:color w:val="000000"/>
-          <w:sz w:val="21"/>
-          <w:szCs w:val="21"/>
-        </w:rPr>
-      </w:pPr>
-      <w:r>
-        <w:rPr>
-          <w:rtl w:val="0"/>
-        </w:rPr>
-      </w:r>
-    </w:p>
-    <w:p>
-      <w:pPr>
-        <w:widowControl w:val="0"/>
-        <w:spacing w:after="0" w:before="0" w:lineRule="auto"/>
-        <w:jc w:val="center"/>
-        <w:rPr>
-          <w:color w:val="000000"/>
-          <w:sz w:val="21"/>
-          <w:szCs w:val="21"/>
-        </w:rPr>
-      </w:pPr>
-      <w:r>
-        <w:rPr>
-          <w:rtl w:val="0"/>
-        </w:rPr>
-      </w:r>
-    </w:p>
-    <w:p>
-      <w:pPr>
-        <w:widowControl w:val="0"/>
-        <w:spacing w:after="0" w:before="0" w:lineRule="auto"/>
-        <w:jc w:val="center"/>
-        <w:rPr>
-          <w:color w:val="000000"/>
-          <w:sz w:val="21"/>
-          <w:szCs w:val="21"/>
-        </w:rPr>
-      </w:pPr>
-      <w:r>
-        <w:rPr>
-          <w:rtl w:val="0"/>
-        </w:rPr>
-      </w:r>
-    </w:p>
-    <w:p>
-      <w:pPr>
-        <w:widowControl w:val="0"/>
-        <w:spacing w:after="0" w:before="0" w:lineRule="auto"/>
-        <w:jc w:val="center"/>
-        <w:rPr>
-          <w:color w:val="000000"/>
-          <w:sz w:val="21"/>
-          <w:szCs w:val="21"/>
-        </w:rPr>
-      </w:pPr>
-      <w:r>
-        <w:rPr>
-          <w:rtl w:val="0"/>
-        </w:rPr>
-      </w:r>
-    </w:p>
-    <w:p>
-      <w:pPr>
-        <w:widowControl w:val="0"/>
-        <w:spacing w:after="0" w:before="0" w:lineRule="auto"/>
-        <w:jc w:val="center"/>
-        <w:rPr>
-          <w:color w:val="000000"/>
-          <w:sz w:val="21"/>
-          <w:szCs w:val="21"/>
-        </w:rPr>
-      </w:pPr>
-      <w:r>
-        <w:rPr>
-          <w:rtl w:val="0"/>
-        </w:rPr>
-      </w:r>
-    </w:p>
-    <w:p>
-      <w:pPr>
-        <w:widowControl w:val="0"/>
-        <w:spacing w:after="0" w:before="0" w:lineRule="auto"/>
-        <w:jc w:val="center"/>
-        <w:rPr>
-          <w:color w:val="000000"/>
-          <w:sz w:val="21"/>
-          <w:szCs w:val="21"/>
-        </w:rPr>
-      </w:pPr>
-      <w:r>
-        <w:rPr>
-          <w:rtl w:val="0"/>
-        </w:rPr>
-      </w:r>
-    </w:p>
-    <w:p>
-      <w:pPr>
-        <w:widowControl w:val="0"/>
-        <w:spacing w:after="0" w:before="0" w:lineRule="auto"/>
-        <w:jc w:val="center"/>
-        <w:rPr>
-          <w:color w:val="000000"/>
-          <w:sz w:val="21"/>
-          <w:szCs w:val="21"/>
-        </w:rPr>
-      </w:pPr>
-      <w:r>
-        <w:rPr>
-          <w:rtl w:val="0"/>
-        </w:rPr>
-      </w:r>
-    </w:p>
-    <w:p>
-      <w:pPr>
-        <w:widowControl w:val="0"/>
-        <w:spacing w:after="0" w:before="0" w:lineRule="auto"/>
-        <w:jc w:val="center"/>
-        <w:rPr>
-          <w:color w:val="000000"/>
-          <w:sz w:val="21"/>
-          <w:szCs w:val="21"/>
-        </w:rPr>
-      </w:pPr>
-      <w:r>
-        <w:rPr>
-          <w:rtl w:val="0"/>
-        </w:rPr>
-      </w:r>
-    </w:p>
-    <w:p>
-      <w:pPr>
-        <w:widowControl w:val="0"/>
-        <w:spacing w:after="0" w:before="0" w:lineRule="auto"/>
-        <w:jc w:val="center"/>
-        <w:rPr>
-          <w:color w:val="000000"/>
-          <w:sz w:val="21"/>
-          <w:szCs w:val="21"/>
-        </w:rPr>
-      </w:pPr>
-      <w:r>
-        <w:rPr>
-          <w:rtl w:val="0"/>
-        </w:rPr>
-      </w:r>
-    </w:p>
-    <w:p>
-      <w:pPr>
-        <w:widowControl w:val="0"/>
-        <w:spacing w:after="0" w:before="0" w:lineRule="auto"/>
-        <w:jc w:val="center"/>
-        <w:rPr>
-          <w:color w:val="000000"/>
-          <w:sz w:val="21"/>
-          <w:szCs w:val="21"/>
-        </w:rPr>
-      </w:pPr>
-      <w:r>
-        <w:rPr>
-          <w:rtl w:val="0"/>
-        </w:rPr>
-      </w:r>
-    </w:p>
-    <w:p>
-      <w:pPr>
-        <w:widowControl w:val="0"/>
-        <w:spacing w:after="0" w:before="0" w:lineRule="auto"/>
-        <w:jc w:val="center"/>
-        <w:rPr>
-          <w:color w:val="000000"/>
-          <w:sz w:val="21"/>
-          <w:szCs w:val="21"/>
-        </w:rPr>
-      </w:pPr>
-      <w:r>
-        <w:rPr>
-          <w:rtl w:val="0"/>
-        </w:rPr>
-      </w:r>
-    </w:p>
-    <w:p>
-      <w:pPr>
-        <w:widowControl w:val="0"/>
-        <w:spacing w:after="0" w:before="0" w:lineRule="auto"/>
-        <w:jc w:val="center"/>
-        <w:rPr>
-          <w:color w:val="000000"/>
-          <w:sz w:val="21"/>
-          <w:szCs w:val="21"/>
-        </w:rPr>
-      </w:pPr>
-      <w:r>
-        <w:rPr>
-          <w:rtl w:val="0"/>
-        </w:rPr>
-      </w:r>
-    </w:p>
-    <w:p>
-      <w:pPr>
-        <w:widowControl w:val="0"/>
-        <w:spacing w:after="0" w:before="0" w:lineRule="auto"/>
-        <w:jc w:val="center"/>
-        <w:rPr>
-          <w:color w:val="000000"/>
-          <w:sz w:val="21"/>
-          <w:szCs w:val="21"/>
-        </w:rPr>
-      </w:pPr>
-      <w:r>
-        <w:rPr>
-          <w:rtl w:val="0"/>
-        </w:rPr>
-      </w:r>
-    </w:p>
-    <w:p>
-      <w:pPr>
-        <w:widowControl w:val="0"/>
-        <w:spacing w:after="0" w:before="0" w:lineRule="auto"/>
-        <w:jc w:val="center"/>
-        <w:rPr>
-          <w:color w:val="000000"/>
-          <w:sz w:val="21"/>
-          <w:szCs w:val="21"/>
-        </w:rPr>
-      </w:pPr>
-      <w:r>
-        <w:rPr>
-          <w:rtl w:val="0"/>
-        </w:rPr>
-      </w:r>
-    </w:p>
-    <w:p>
-      <w:pPr>
-        <w:widowControl w:val="0"/>
-        <w:spacing w:after="0" w:before="0" w:lineRule="auto"/>
-        <w:jc w:val="center"/>
-        <w:rPr>
-          <w:color w:val="000000"/>
-          <w:sz w:val="21"/>
-          <w:szCs w:val="21"/>
-        </w:rPr>
-      </w:pPr>
-      <w:r>
-        <w:rPr>
-          <w:rtl w:val="0"/>
-        </w:rPr>
-      </w:r>
-    </w:p>
-    <w:p>
-      <w:pPr>
-        <w:widowControl w:val="0"/>
-        <w:spacing w:after="0" w:before="0" w:lineRule="auto"/>
-        <w:jc w:val="center"/>
-        <w:rPr>
-          <w:color w:val="000000"/>
-          <w:sz w:val="21"/>
-          <w:szCs w:val="21"/>
-        </w:rPr>
-      </w:pPr>
-      <w:r>
-        <w:rPr>
-          <w:rtl w:val="0"/>
-        </w:rPr>
-      </w:r>
-    </w:p>
-    <w:p>
-      <w:pPr>
-        <w:widowControl w:val="0"/>
-        <w:spacing w:after="0" w:before="0" w:lineRule="auto"/>
-        <w:jc w:val="center"/>
-        <w:rPr>
-          <w:color w:val="000000"/>
-          <w:sz w:val="21"/>
-          <w:szCs w:val="21"/>
-        </w:rPr>
-      </w:pPr>
-      <w:r>
-        <w:rPr>
-          <w:rtl w:val="0"/>
-        </w:rPr>
-      </w:r>
-    </w:p>
-    <w:p>
-      <w:pPr>
-        <w:widowControl w:val="0"/>
-        <w:spacing w:after="0" w:before="0" w:lineRule="auto"/>
-        <w:jc w:val="center"/>
-        <w:rPr>
-          <w:color w:val="000000"/>
-          <w:sz w:val="21"/>
-          <w:szCs w:val="21"/>
-        </w:rPr>
-      </w:pPr>
-      <w:r>
-        <w:rPr>
-          <w:rtl w:val="0"/>
-        </w:rPr>
-      </w:r>
-    </w:p>
-    <w:p>
-      <w:pPr>
-        <w:widowControl w:val="0"/>
-        <w:spacing w:after="0" w:before="0" w:lineRule="auto"/>
-        <w:rPr>
-          <w:b w:val="1"/>
-          <w:sz w:val="21"/>
-          <w:szCs w:val="21"/>
-        </w:rPr>
-      </w:pPr>
-      <w:r>
-        <w:rPr>
-          <w:b w:val="1"/>
-          <w:sz w:val="21"/>
-          <w:szCs w:val="21"/>
-          <w:rtl w:val="0"/>
-        </w:rPr>
-        <w:t xml:space="preserve">Additional Experience:</w:t>
-      </w:r>
-    </w:p>
-    <w:p>
-      <w:pPr>
-        <w:widowControl w:val="0"/>
-        <w:spacing w:after="0" w:before="0" w:lineRule="auto"/>
-        <w:rPr>
-          <w:sz w:val="21"/>
-          <w:szCs w:val="21"/>
-        </w:rPr>
-      </w:pPr>
-      <w:r>
-        <w:rPr>
-          <w:sz w:val="21"/>
-          <w:szCs w:val="21"/>
-          <w:rtl w:val="0"/>
-        </w:rPr>
-        <w:t xml:space="preserve">Department of Commerce, Washington, DC: 2004, Desktop Technician Helpdesk Level 3</w:t>
-      </w:r>
-    </w:p>
-    <w:p>
-      <w:pPr>
-        <w:widowControl w:val="0"/>
-        <w:spacing w:after="0" w:before="0" w:lineRule="auto"/>
-        <w:rPr>
-          <w:b w:val="0"/>
-        </w:rPr>
-      </w:pPr>
-      <w:r>
-        <w:rPr>
-          <w:b w:val="0"/>
+          <w:bCs w:val="0"/>
           <w:sz w:val="21"/>
           <w:szCs w:val="21"/>
           <w:rtl w:val="0"/>
@@ -5379,6 +4719,7 @@
     </w:p>
     <w:p>
       <w:pPr>
+        <w:pageBreakBefore w:val="0"/>
         <w:widowControl w:val="0"/>
         <w:spacing w:after="0" w:before="0" w:lineRule="auto"/>
         <w:rPr/>
@@ -5399,6 +4740,7 @@
     </w:p>
     <w:p>
       <w:pPr>
+        <w:pageBreakBefore w:val="0"/>
         <w:widowControl w:val="0"/>
         <w:spacing w:after="0" w:before="0" w:lineRule="auto"/>
         <w:rPr/>
@@ -5422,7 +4764,7 @@
         <w:tblStyle w:val="Table6"/>
         <w:tblW w:w="10800.0" w:type="dxa"/>
         <w:jc w:val="left"/>
-        <w:tblInd w:w="109.0" w:type="dxa"/>
+        <w:tblInd w:w="0.9999999999999964" w:type="dxa"/>
         <w:tblLayout w:type="fixed"/>
         <w:tblLook w:val="0000"/>
       </w:tblPr>
@@ -5435,6 +4777,10 @@
         </w:tblGridChange>
       </w:tblGrid>
       <w:tr>
+        <w:trPr>
+          <w:cantSplit w:val="0"/>
+          <w:tblHeader w:val="0"/>
+        </w:trPr>
         <w:tc>
           <w:tcPr>
             <w:tcBorders>
@@ -5445,6 +4791,7 @@
           </w:tcPr>
           <w:p>
             <w:pPr>
+              <w:pageBreakBefore w:val="0"/>
               <w:spacing w:after="0" w:before="0" w:line="240" w:lineRule="auto"/>
               <w:jc w:val="center"/>
               <w:rPr/>
@@ -5452,6 +4799,7 @@
             <w:r>
               <w:rPr>
                 <w:b w:val="1"/>
+                <w:bCs w:val="1"/>
                 <w:smallCaps w:val="1"/>
                 <w:sz w:val="21"/>
                 <w:szCs w:val="21"/>
@@ -5470,12 +4818,14 @@
     </w:tbl>
     <w:p>
       <w:pPr>
+        <w:pageBreakBefore w:val="0"/>
         <w:spacing w:after="0" w:before="0" w:line="240" w:lineRule="auto"/>
         <w:rPr/>
       </w:pPr>
       <w:r>
         <w:rPr>
           <w:b w:val="1"/>
+          <w:bCs w:val="1"/>
           <w:sz w:val="21"/>
           <w:szCs w:val="21"/>
           <w:rtl w:val="0"/>
@@ -5490,6 +4840,7 @@
     </w:p>
     <w:p>
       <w:pPr>
+        <w:pageBreakBefore w:val="0"/>
         <w:widowControl w:val="0"/>
         <w:spacing w:after="0" w:before="0" w:line="240" w:lineRule="auto"/>
         <w:rPr/>
@@ -5497,6 +4848,7 @@
       <w:r>
         <w:rPr>
           <w:i w:val="1"/>
+          <w:iCs w:val="1"/>
           <w:sz w:val="21"/>
           <w:szCs w:val="21"/>
           <w:rtl w:val="0"/>
@@ -5511,9 +4863,11 @@
     </w:p>
     <w:p>
       <w:pPr>
-        <w:spacing w:after="0" w:before="0" w:line="240" w:lineRule="auto"/>
-        <w:rPr>
-          <w:b w:val="1"/>
+        <w:pageBreakBefore w:val="0"/>
+        <w:spacing w:after="0" w:before="0" w:line="240" w:lineRule="auto"/>
+        <w:rPr>
+          <w:b w:val="1"/>
+          <w:bCs w:val="1"/>
           <w:sz w:val="21"/>
           <w:szCs w:val="21"/>
           <w:u w:val="single"/>
@@ -5530,7 +4884,7 @@
         <w:tblStyle w:val="Table7"/>
         <w:tblW w:w="10619.0" w:type="dxa"/>
         <w:jc w:val="left"/>
-        <w:tblInd w:w="109.0" w:type="dxa"/>
+        <w:tblInd w:w="0.9999999999999964" w:type="dxa"/>
         <w:tblLayout w:type="fixed"/>
         <w:tblLook w:val="0000"/>
       </w:tblPr>
@@ -5545,6 +4899,10 @@
         </w:tblGridChange>
       </w:tblGrid>
       <w:tr>
+        <w:trPr>
+          <w:cantSplit w:val="0"/>
+          <w:tblHeader w:val="0"/>
+        </w:trPr>
         <w:tc>
           <w:tcPr>
             <w:gridSpan w:val="2"/>
@@ -5556,6 +4914,7 @@
           </w:tcPr>
           <w:p>
             <w:pPr>
+              <w:pageBreakBefore w:val="0"/>
               <w:spacing w:after="0" w:before="0" w:line="240" w:lineRule="auto"/>
               <w:jc w:val="center"/>
               <w:rPr/>
@@ -5563,6 +4922,7 @@
             <w:r>
               <w:rPr>
                 <w:b w:val="1"/>
+                <w:bCs w:val="1"/>
                 <w:smallCaps w:val="1"/>
                 <w:sz w:val="21"/>
                 <w:szCs w:val="21"/>
@@ -5579,6 +4939,10 @@
         </w:tc>
       </w:tr>
       <w:tr>
+        <w:trPr>
+          <w:cantSplit w:val="0"/>
+          <w:tblHeader w:val="0"/>
+        </w:trPr>
         <w:tc>
           <w:tcPr>
             <w:tcBorders>
@@ -5589,12 +4953,14 @@
           </w:tcPr>
           <w:p>
             <w:pPr>
+              <w:pageBreakBefore w:val="0"/>
               <w:spacing w:after="0" w:before="0" w:line="240" w:lineRule="auto"/>
               <w:rPr/>
             </w:pPr>
             <w:r>
               <w:rPr>
                 <w:b w:val="1"/>
+                <w:bCs w:val="1"/>
                 <w:smallCaps w:val="1"/>
                 <w:sz w:val="21"/>
                 <w:szCs w:val="21"/>
@@ -5623,6 +4989,7 @@
           </w:tcPr>
           <w:p>
             <w:pPr>
+              <w:pageBreakBefore w:val="0"/>
               <w:spacing w:after="0" w:before="0" w:line="240" w:lineRule="auto"/>
               <w:rPr/>
             </w:pPr>
@@ -5632,7 +4999,7 @@
                 <w:szCs w:val="21"/>
                 <w:rtl w:val="0"/>
               </w:rPr>
-              <w:t xml:space="preserve">IPA, RunDeck, Foreman, Apache, Nginx</w:t>
+              <w:t xml:space="preserve">RunDeck, Foreman, Apache, Nginx</w:t>
             </w:r>
             <w:r>
               <w:rPr>
@@ -5643,6 +5010,10 @@
         </w:tc>
       </w:tr>
       <w:tr>
+        <w:trPr>
+          <w:cantSplit w:val="0"/>
+          <w:tblHeader w:val="0"/>
+        </w:trPr>
         <w:tc>
           <w:tcPr>
             <w:tcBorders>
@@ -5653,12 +5024,14 @@
           </w:tcPr>
           <w:p>
             <w:pPr>
+              <w:pageBreakBefore w:val="0"/>
               <w:spacing w:after="0" w:before="0" w:line="240" w:lineRule="auto"/>
               <w:rPr/>
             </w:pPr>
             <w:r>
               <w:rPr>
                 <w:b w:val="1"/>
+                <w:bCs w:val="1"/>
                 <w:smallCaps w:val="1"/>
                 <w:sz w:val="21"/>
                 <w:szCs w:val="21"/>
@@ -5687,6 +5060,7 @@
           </w:tcPr>
           <w:p>
             <w:pPr>
+              <w:pageBreakBefore w:val="0"/>
               <w:spacing w:after="0" w:before="0" w:line="240" w:lineRule="auto"/>
               <w:rPr/>
             </w:pPr>
@@ -5716,6 +5090,10 @@
         </w:tc>
       </w:tr>
       <w:tr>
+        <w:trPr>
+          <w:cantSplit w:val="0"/>
+          <w:tblHeader w:val="0"/>
+        </w:trPr>
         <w:tc>
           <w:tcPr>
             <w:tcBorders>
@@ -5726,12 +5104,14 @@
           </w:tcPr>
           <w:p>
             <w:pPr>
+              <w:pageBreakBefore w:val="0"/>
               <w:spacing w:after="0" w:before="0" w:line="240" w:lineRule="auto"/>
               <w:rPr/>
             </w:pPr>
             <w:r>
               <w:rPr>
                 <w:b w:val="1"/>
+                <w:bCs w:val="1"/>
                 <w:smallCaps w:val="1"/>
                 <w:sz w:val="21"/>
                 <w:szCs w:val="21"/>
@@ -5760,6 +5140,7 @@
           </w:tcPr>
           <w:p>
             <w:pPr>
+              <w:pageBreakBefore w:val="0"/>
               <w:spacing w:after="0" w:before="0" w:line="240" w:lineRule="auto"/>
               <w:rPr/>
             </w:pPr>
@@ -5769,7 +5150,7 @@
                 <w:szCs w:val="21"/>
                 <w:rtl w:val="0"/>
               </w:rPr>
-              <w:t xml:space="preserve">Prometheus/Thanos, FluentD, ELK, Nagios, Logstash, Splunk, Graphite, CloudWatch</w:t>
+              <w:t xml:space="preserve">Prometheus/Thanos, FluentD, ELK, Nagios, Logstash, Logz.io, Splunk, Graphite, Dynatrace, CloudWatch, DataDog</w:t>
             </w:r>
             <w:r>
               <w:rPr>
@@ -5780,6 +5161,11 @@
         </w:tc>
       </w:tr>
       <w:tr>
+        <w:trPr>
+          <w:cantSplit w:val="0"/>
+          <w:trHeight w:val="495" w:hRule="atLeast"/>
+          <w:tblHeader w:val="0"/>
+        </w:trPr>
         <w:tc>
           <w:tcPr>
             <w:tcBorders>
@@ -5790,12 +5176,14 @@
           </w:tcPr>
           <w:p>
             <w:pPr>
+              <w:pageBreakBefore w:val="0"/>
               <w:spacing w:after="0" w:before="0" w:line="240" w:lineRule="auto"/>
               <w:rPr/>
             </w:pPr>
             <w:r>
               <w:rPr>
                 <w:b w:val="1"/>
+                <w:bCs w:val="1"/>
                 <w:smallCaps w:val="1"/>
                 <w:sz w:val="21"/>
                 <w:szCs w:val="21"/>
@@ -5824,6 +5212,7 @@
           </w:tcPr>
           <w:p>
             <w:pPr>
+              <w:pageBreakBefore w:val="0"/>
               <w:spacing w:after="0" w:before="0" w:line="240" w:lineRule="auto"/>
               <w:rPr/>
             </w:pPr>
@@ -5833,7 +5222,7 @@
                 <w:szCs w:val="21"/>
                 <w:rtl w:val="0"/>
               </w:rPr>
-              <w:t xml:space="preserve">Red Hat Linux, Centos 4-8, Ubuntu 18.04, Fedora 31, Gentoo, BSD, Amazon Linux</w:t>
+              <w:t xml:space="preserve">Red Hat Linux, Centos, Ubuntu, Fedora, Gentoo, BSD, Amazon Linux, IOS</w:t>
             </w:r>
             <w:r>
               <w:rPr>
@@ -5844,6 +5233,11 @@
         </w:tc>
       </w:tr>
       <w:tr>
+        <w:trPr>
+          <w:cantSplit w:val="0"/>
+          <w:trHeight w:val="495" w:hRule="atLeast"/>
+          <w:tblHeader w:val="0"/>
+        </w:trPr>
         <w:tc>
           <w:tcPr>
             <w:tcBorders>
@@ -5854,23 +5248,26 @@
           </w:tcPr>
           <w:p>
             <w:pPr>
+              <w:pageBreakBefore w:val="0"/>
               <w:spacing w:after="0" w:before="0" w:line="240" w:lineRule="auto"/>
-              <w:rPr/>
-            </w:pPr>
-            <w:r>
               <w:rPr>
                 <w:b w:val="1"/>
+                <w:bCs w:val="1"/>
                 <w:smallCaps w:val="1"/>
                 <w:sz w:val="21"/>
                 <w:szCs w:val="21"/>
-                <w:rtl w:val="0"/>
-              </w:rPr>
-              <w:t xml:space="preserve">Programming Languages</w:t>
-            </w:r>
-            <w:r>
-              <w:rPr>
-                <w:rtl w:val="0"/>
-              </w:rPr>
+              </w:rPr>
+            </w:pPr>
+            <w:r>
+              <w:rPr>
+                <w:b w:val="1"/>
+                <w:bCs w:val="1"/>
+                <w:smallCaps w:val="1"/>
+                <w:sz w:val="21"/>
+                <w:szCs w:val="21"/>
+                <w:rtl w:val="0"/>
+              </w:rPr>
+              <w:t xml:space="preserve">Cloud &amp; Infrastructure</w:t>
             </w:r>
           </w:p>
         </w:tc>
@@ -5888,26 +5285,29 @@
           </w:tcPr>
           <w:p>
             <w:pPr>
+              <w:pageBreakBefore w:val="0"/>
               <w:spacing w:after="0" w:before="0" w:line="240" w:lineRule="auto"/>
-              <w:rPr/>
-            </w:pPr>
-            <w:r>
               <w:rPr>
                 <w:sz w:val="21"/>
                 <w:szCs w:val="21"/>
-                <w:rtl w:val="0"/>
-              </w:rPr>
-              <w:t xml:space="preserve">Python, JAVA, C++, Perl, Ruby, GoLang</w:t>
-            </w:r>
-            <w:r>
-              <w:rPr>
-                <w:rtl w:val="0"/>
-              </w:rPr>
+              </w:rPr>
+            </w:pPr>
+            <w:r>
+              <w:rPr>
+                <w:sz w:val="21"/>
+                <w:szCs w:val="21"/>
+                <w:rtl w:val="0"/>
+              </w:rPr>
+              <w:t xml:space="preserve">AWS, Terraform, Kubernetes, Docker, Rancher, CloudFront, S3, EKS</w:t>
             </w:r>
           </w:p>
         </w:tc>
       </w:tr>
       <w:tr>
+        <w:trPr>
+          <w:cantSplit w:val="0"/>
+          <w:tblHeader w:val="0"/>
+        </w:trPr>
         <w:tc>
           <w:tcPr>
             <w:tcBorders>
@@ -5918,18 +5318,20 @@
           </w:tcPr>
           <w:p>
             <w:pPr>
+              <w:pageBreakBefore w:val="0"/>
               <w:spacing w:after="0" w:before="0" w:line="240" w:lineRule="auto"/>
               <w:rPr/>
             </w:pPr>
             <w:r>
               <w:rPr>
                 <w:b w:val="1"/>
+                <w:bCs w:val="1"/>
                 <w:smallCaps w:val="1"/>
                 <w:sz w:val="21"/>
                 <w:szCs w:val="21"/>
                 <w:rtl w:val="0"/>
               </w:rPr>
-              <w:t xml:space="preserve">Security</w:t>
+              <w:t xml:space="preserve">Programming Languages</w:t>
             </w:r>
             <w:r>
               <w:rPr>
@@ -5952,6 +5354,7 @@
           </w:tcPr>
           <w:p>
             <w:pPr>
+              <w:pageBreakBefore w:val="0"/>
               <w:spacing w:after="0" w:before="0" w:line="240" w:lineRule="auto"/>
               <w:rPr/>
             </w:pPr>
@@ -5961,7 +5364,7 @@
                 <w:szCs w:val="21"/>
                 <w:rtl w:val="0"/>
               </w:rPr>
-              <w:t xml:space="preserve">NetIQ, PfSense, Snort, Symantec System Center, Norton Antivirus Enterprise, WireShark, SonarQube</w:t>
+              <w:t xml:space="preserve">Python, JAVA, C++, Perl, Ruby, GoLang</w:t>
             </w:r>
             <w:r>
               <w:rPr>
@@ -5972,6 +5375,10 @@
         </w:tc>
       </w:tr>
       <w:tr>
+        <w:trPr>
+          <w:cantSplit w:val="0"/>
+          <w:tblHeader w:val="0"/>
+        </w:trPr>
         <w:tc>
           <w:tcPr>
             <w:tcBorders>
@@ -5982,18 +5389,20 @@
           </w:tcPr>
           <w:p>
             <w:pPr>
+              <w:pageBreakBefore w:val="0"/>
               <w:spacing w:after="0" w:before="0" w:line="240" w:lineRule="auto"/>
               <w:rPr/>
             </w:pPr>
             <w:r>
               <w:rPr>
                 <w:b w:val="1"/>
+                <w:bCs w:val="1"/>
                 <w:smallCaps w:val="1"/>
                 <w:sz w:val="21"/>
                 <w:szCs w:val="21"/>
                 <w:rtl w:val="0"/>
               </w:rPr>
-              <w:t xml:space="preserve">Virtualization</w:t>
+              <w:t xml:space="preserve">Security</w:t>
             </w:r>
             <w:r>
               <w:rPr>
@@ -6016,6 +5425,7 @@
           </w:tcPr>
           <w:p>
             <w:pPr>
+              <w:pageBreakBefore w:val="0"/>
               <w:spacing w:after="0" w:before="0" w:line="240" w:lineRule="auto"/>
               <w:rPr/>
             </w:pPr>
@@ -6025,7 +5435,7 @@
                 <w:szCs w:val="21"/>
                 <w:rtl w:val="0"/>
               </w:rPr>
-              <w:t xml:space="preserve">VMWare, Docker, OpenStack, AWS, Vagrant, Kubernetes, Nomad, Openshift</w:t>
+              <w:t xml:space="preserve">PfSense, Snort, Symantec System Center, Norton Antivirus Enterprise, WireShark</w:t>
             </w:r>
             <w:r>
               <w:rPr>
@@ -6036,6 +5446,10 @@
         </w:tc>
       </w:tr>
       <w:tr>
+        <w:trPr>
+          <w:cantSplit w:val="0"/>
+          <w:tblHeader w:val="0"/>
+        </w:trPr>
         <w:tc>
           <w:tcPr>
             <w:tcBorders>
@@ -6046,18 +5460,20 @@
           </w:tcPr>
           <w:p>
             <w:pPr>
+              <w:pageBreakBefore w:val="0"/>
               <w:spacing w:after="0" w:before="0" w:line="240" w:lineRule="auto"/>
               <w:rPr/>
             </w:pPr>
             <w:r>
               <w:rPr>
                 <w:b w:val="1"/>
+                <w:bCs w:val="1"/>
                 <w:smallCaps w:val="1"/>
                 <w:sz w:val="21"/>
                 <w:szCs w:val="21"/>
                 <w:rtl w:val="0"/>
               </w:rPr>
-              <w:t xml:space="preserve">DevOps </w:t>
+              <w:t xml:space="preserve">Virtualization</w:t>
             </w:r>
             <w:r>
               <w:rPr>
@@ -6080,90 +5496,17 @@
           </w:tcPr>
           <w:p>
             <w:pPr>
-              <w:widowControl w:val="0"/>
+              <w:pageBreakBefore w:val="0"/>
               <w:spacing w:after="0" w:before="0" w:line="240" w:lineRule="auto"/>
               <w:rPr/>
             </w:pPr>
-            <w:bookmarkStart w:colFirst="0" w:colLast="0" w:name="_3dy6vkm" w:id="6"/>
-            <w:bookmarkEnd w:id="6"/>
             <w:r>
               <w:rPr>
                 <w:sz w:val="21"/>
                 <w:szCs w:val="21"/>
                 <w:rtl w:val="0"/>
               </w:rPr>
-              <w:t xml:space="preserve">Git, Subversion, Jenkins, Rancher, Puppet, Chef, Terraform, Ansible</w:t>
-            </w:r>
-            <w:r>
-              <w:rPr>
-                <w:rtl w:val="0"/>
-              </w:rPr>
-            </w:r>
-          </w:p>
-        </w:tc>
-      </w:tr>
-    </w:tbl>
-    <w:p>
-      <w:pPr>
-        <w:spacing w:after="0" w:before="0" w:line="240" w:lineRule="auto"/>
-        <w:rPr>
-          <w:b w:val="1"/>
-          <w:color w:val="ff0000"/>
-          <w:sz w:val="21"/>
-          <w:szCs w:val="21"/>
-          <w:u w:val="single"/>
-        </w:rPr>
-      </w:pPr>
-      <w:r>
-        <w:rPr>
-          <w:rtl w:val="0"/>
-        </w:rPr>
-      </w:r>
-    </w:p>
-    <w:tbl>
-      <w:tblPr>
-        <w:tblStyle w:val="Table8"/>
-        <w:tblW w:w="10799.0" w:type="dxa"/>
-        <w:jc w:val="left"/>
-        <w:tblInd w:w="109.0" w:type="dxa"/>
-        <w:tblLayout w:type="fixed"/>
-        <w:tblLook w:val="0000"/>
-      </w:tblPr>
-      <w:tblGrid>
-        <w:gridCol w:w="2610"/>
-        <w:gridCol w:w="8189"/>
-        <w:tblGridChange w:id="0">
-          <w:tblGrid>
-            <w:gridCol w:w="2610"/>
-            <w:gridCol w:w="8189"/>
-          </w:tblGrid>
-        </w:tblGridChange>
-      </w:tblGrid>
-      <w:tr>
-        <w:tc>
-          <w:tcPr>
-            <w:gridSpan w:val="2"/>
-            <w:tcBorders>
-              <w:top w:color="000001" w:space="0" w:sz="12" w:val="single"/>
-              <w:bottom w:color="000001" w:space="0" w:sz="4" w:val="single"/>
-            </w:tcBorders>
-            <w:shd w:fill="d0cece" w:val="clear"/>
-          </w:tcPr>
-          <w:p>
-            <w:pPr>
-              <w:spacing w:after="0" w:before="0" w:line="240" w:lineRule="auto"/>
-              <w:jc w:val="center"/>
-              <w:rPr/>
-            </w:pPr>
-            <w:r>
-              <w:rPr>
-                <w:b w:val="1"/>
-                <w:smallCaps w:val="1"/>
-                <w:sz w:val="21"/>
-                <w:szCs w:val="21"/>
-                <w:rtl w:val="0"/>
-              </w:rPr>
-              <w:t xml:space="preserve">Additional Credentials</w:t>
+              <w:t xml:space="preserve">VMWare, Docker, OpenStack, AWS, GCloud, Vagrant, Kubernetes, Nomad, Openshift</w:t>
             </w:r>
             <w:r>
               <w:rPr>
@@ -6174,6 +5517,10 @@
         </w:tc>
       </w:tr>
       <w:tr>
+        <w:trPr>
+          <w:cantSplit w:val="0"/>
+          <w:tblHeader w:val="0"/>
+        </w:trPr>
         <w:tc>
           <w:tcPr>
             <w:tcBorders>
@@ -6184,18 +5531,20 @@
           </w:tcPr>
           <w:p>
             <w:pPr>
+              <w:pageBreakBefore w:val="0"/>
               <w:spacing w:after="0" w:before="0" w:line="240" w:lineRule="auto"/>
               <w:rPr/>
             </w:pPr>
             <w:r>
               <w:rPr>
                 <w:b w:val="1"/>
+                <w:bCs w:val="1"/>
                 <w:smallCaps w:val="1"/>
                 <w:sz w:val="21"/>
                 <w:szCs w:val="21"/>
                 <w:rtl w:val="0"/>
               </w:rPr>
-              <w:t xml:space="preserve">Honors and Awards</w:t>
+              <w:t xml:space="preserve">DevOps </w:t>
             </w:r>
             <w:r>
               <w:rPr>
@@ -6218,22 +5567,20 @@
           </w:tcPr>
           <w:p>
             <w:pPr>
-              <w:numPr>
-                <w:ilvl w:val="0"/>
-                <w:numId w:val="1"/>
-              </w:numPr>
+              <w:pageBreakBefore w:val="0"/>
+              <w:widowControl w:val="0"/>
               <w:spacing w:after="0" w:before="0" w:line="240" w:lineRule="auto"/>
-              <w:ind w:left="360" w:hanging="360"/>
               <w:rPr/>
             </w:pPr>
-            <w:r>
-              <w:rPr>
-                <w:color w:val="000000"/>
+            <w:bookmarkStart w:colFirst="0" w:colLast="0" w:name="_3dy6vkm" w:id="4"/>
+            <w:bookmarkEnd w:id="4"/>
+            <w:r>
+              <w:rPr>
                 <w:sz w:val="21"/>
                 <w:szCs w:val="21"/>
                 <w:rtl w:val="0"/>
               </w:rPr>
-              <w:t xml:space="preserve">Bronze Award for Excellent Customer Service – Unisys </w:t>
+              <w:t xml:space="preserve">Git, Artifactory, Subversion, Jenkins, GitLab, Rancher, Puppet, Chef, Terraform, Ansible</w:t>
             </w:r>
             <w:r>
               <w:rPr>
@@ -6241,76 +5588,78 @@
               </w:rPr>
             </w:r>
           </w:p>
+        </w:tc>
+      </w:tr>
+    </w:tbl>
+    <w:p>
+      <w:pPr>
+        <w:pageBreakBefore w:val="0"/>
+        <w:spacing w:after="0" w:before="0" w:line="240" w:lineRule="auto"/>
+        <w:rPr>
+          <w:b w:val="1"/>
+          <w:bCs w:val="1"/>
+          <w:color w:val="ff0000"/>
+          <w:sz w:val="21"/>
+          <w:szCs w:val="21"/>
+          <w:u w:val="single"/>
+        </w:rPr>
+      </w:pPr>
+      <w:r>
+        <w:rPr>
+          <w:rtl w:val="0"/>
+        </w:rPr>
+      </w:r>
+    </w:p>
+    <w:tbl>
+      <w:tblPr>
+        <w:tblStyle w:val="Table8"/>
+        <w:tblW w:w="10799.0" w:type="dxa"/>
+        <w:jc w:val="left"/>
+        <w:tblInd w:w="0.9999999999999964" w:type="dxa"/>
+        <w:tblLayout w:type="fixed"/>
+        <w:tblLook w:val="0000"/>
+      </w:tblPr>
+      <w:tblGrid>
+        <w:gridCol w:w="2610"/>
+        <w:gridCol w:w="8189"/>
+        <w:tblGridChange w:id="0">
+          <w:tblGrid>
+            <w:gridCol w:w="2610"/>
+            <w:gridCol w:w="8189"/>
+          </w:tblGrid>
+        </w:tblGridChange>
+      </w:tblGrid>
+      <w:tr>
+        <w:trPr>
+          <w:cantSplit w:val="0"/>
+          <w:tblHeader w:val="0"/>
+        </w:trPr>
+        <w:tc>
+          <w:tcPr>
+            <w:gridSpan w:val="2"/>
+            <w:tcBorders>
+              <w:top w:color="000001" w:space="0" w:sz="12" w:val="single"/>
+              <w:bottom w:color="000001" w:space="0" w:sz="4" w:val="single"/>
+            </w:tcBorders>
+            <w:shd w:fill="d0cece" w:val="clear"/>
+          </w:tcPr>
           <w:p>
             <w:pPr>
-              <w:numPr>
-                <w:ilvl w:val="0"/>
-                <w:numId w:val="1"/>
-              </w:numPr>
+              <w:pageBreakBefore w:val="0"/>
               <w:spacing w:after="0" w:before="0" w:line="240" w:lineRule="auto"/>
-              <w:ind w:left="360" w:hanging="360"/>
+              <w:jc w:val="center"/>
               <w:rPr/>
             </w:pPr>
             <w:r>
               <w:rPr>
-                <w:color w:val="000000"/>
+                <w:b w:val="1"/>
+                <w:bCs w:val="1"/>
+                <w:smallCaps w:val="1"/>
                 <w:sz w:val="21"/>
                 <w:szCs w:val="21"/>
                 <w:rtl w:val="0"/>
               </w:rPr>
-              <w:t xml:space="preserve">Above and Beyond Award Q2 2014 – FireEye</w:t>
-            </w:r>
-            <w:r>
-              <w:rPr>
-                <w:rtl w:val="0"/>
-              </w:rPr>
-            </w:r>
-          </w:p>
-          <w:p>
-            <w:pPr>
-              <w:numPr>
-                <w:ilvl w:val="0"/>
-                <w:numId w:val="1"/>
-              </w:numPr>
-              <w:spacing w:after="0" w:before="0" w:line="240" w:lineRule="auto"/>
-              <w:ind w:left="360" w:hanging="360"/>
-              <w:rPr/>
-            </w:pPr>
-            <w:r>
-              <w:rPr>
-                <w:color w:val="000000"/>
-                <w:sz w:val="21"/>
-                <w:szCs w:val="21"/>
-                <w:rtl w:val="0"/>
-              </w:rPr>
-              <w:t xml:space="preserve">Operation FireAnt 12/30/13 – FireEye</w:t>
-            </w:r>
-            <w:r>
-              <w:rPr>
-                <w:rtl w:val="0"/>
-              </w:rPr>
-            </w:r>
-          </w:p>
-          <w:p>
-            <w:pPr>
-              <w:numPr>
-                <w:ilvl w:val="0"/>
-                <w:numId w:val="1"/>
-              </w:numPr>
-              <w:spacing w:after="0" w:before="0" w:line="240" w:lineRule="auto"/>
-              <w:ind w:left="360" w:hanging="360"/>
-              <w:rPr/>
-            </w:pPr>
-            <w:bookmarkStart w:colFirst="0" w:colLast="0" w:name="_1t3h5sf" w:id="7"/>
-            <w:bookmarkEnd w:id="7"/>
-            <w:r>
-              <w:rPr>
-                <w:color w:val="000000"/>
-                <w:sz w:val="21"/>
-                <w:szCs w:val="21"/>
-                <w:rtl w:val="0"/>
-              </w:rPr>
-              <w:t xml:space="preserve">SingTel Success April 2015 - FireEye                                 </w:t>
+              <w:t xml:space="preserve">Additional Credentials</w:t>
             </w:r>
             <w:r>
               <w:rPr>
@@ -6321,6 +5670,10 @@
         </w:tc>
       </w:tr>
       <w:tr>
+        <w:trPr>
+          <w:cantSplit w:val="0"/>
+          <w:tblHeader w:val="0"/>
+        </w:trPr>
         <w:tc>
           <w:tcPr>
             <w:tcBorders>
@@ -6331,12 +5684,14 @@
           </w:tcPr>
           <w:p>
             <w:pPr>
+              <w:pageBreakBefore w:val="0"/>
               <w:spacing w:after="0" w:before="0" w:line="240" w:lineRule="auto"/>
               <w:rPr/>
             </w:pPr>
             <w:r>
               <w:rPr>
                 <w:b w:val="1"/>
+                <w:bCs w:val="1"/>
                 <w:smallCaps w:val="1"/>
                 <w:sz w:val="21"/>
                 <w:szCs w:val="21"/>
@@ -6365,9 +5720,10 @@
           </w:tcPr>
           <w:p>
             <w:pPr>
+              <w:pageBreakBefore w:val="0"/>
               <w:numPr>
                 <w:ilvl w:val="0"/>
-                <w:numId w:val="3"/>
+                <w:numId w:val="4"/>
               </w:numPr>
               <w:spacing w:after="0" w:before="0" w:line="240" w:lineRule="auto"/>
               <w:ind w:left="360" w:hanging="360"/>
@@ -6390,9 +5746,10 @@
           </w:p>
           <w:p>
             <w:pPr>
+              <w:pageBreakBefore w:val="0"/>
               <w:numPr>
                 <w:ilvl w:val="0"/>
-                <w:numId w:val="3"/>
+                <w:numId w:val="4"/>
               </w:numPr>
               <w:spacing w:after="0" w:before="0" w:line="240" w:lineRule="auto"/>
               <w:ind w:left="360" w:hanging="360"/>
@@ -6405,7 +5762,7 @@
                 <w:szCs w:val="21"/>
                 <w:rtl w:val="0"/>
               </w:rPr>
-              <w:t xml:space="preserve">AWS Certified Developer</w:t>
+              <w:t xml:space="preserve">Red Hat Linux Essentials 1 and 2, Red Hat eLearning</w:t>
             </w:r>
             <w:r>
               <w:rPr>
@@ -6415,9 +5772,10 @@
           </w:p>
           <w:p>
             <w:pPr>
+              <w:pageBreakBefore w:val="0"/>
               <w:numPr>
                 <w:ilvl w:val="0"/>
-                <w:numId w:val="3"/>
+                <w:numId w:val="4"/>
               </w:numPr>
               <w:spacing w:after="0" w:before="0" w:line="240" w:lineRule="auto"/>
               <w:ind w:left="360" w:hanging="360"/>
@@ -6430,7 +5788,7 @@
                 <w:szCs w:val="21"/>
                 <w:rtl w:val="0"/>
               </w:rPr>
-              <w:t xml:space="preserve">Red Hat Linux Essentials 1 and 2, Red Hat eLearning: 2007</w:t>
+              <w:t xml:space="preserve">Dell Certification</w:t>
             </w:r>
             <w:r>
               <w:rPr>
@@ -6440,9 +5798,10 @@
           </w:p>
           <w:p>
             <w:pPr>
+              <w:pageBreakBefore w:val="0"/>
               <w:numPr>
                 <w:ilvl w:val="0"/>
-                <w:numId w:val="3"/>
+                <w:numId w:val="4"/>
               </w:numPr>
               <w:spacing w:after="0" w:before="0" w:line="240" w:lineRule="auto"/>
               <w:ind w:left="360" w:hanging="360"/>
@@ -6455,7 +5814,7 @@
                 <w:szCs w:val="21"/>
                 <w:rtl w:val="0"/>
               </w:rPr>
-              <w:t xml:space="preserve">Dell Certification</w:t>
+              <w:t xml:space="preserve">CompTIA A+</w:t>
             </w:r>
             <w:r>
               <w:rPr>
@@ -6465,9 +5824,10 @@
           </w:p>
           <w:p>
             <w:pPr>
+              <w:pageBreakBefore w:val="0"/>
               <w:numPr>
                 <w:ilvl w:val="0"/>
-                <w:numId w:val="3"/>
+                <w:numId w:val="4"/>
               </w:numPr>
               <w:spacing w:after="0" w:before="0" w:line="240" w:lineRule="auto"/>
               <w:ind w:left="360" w:hanging="360"/>
@@ -6480,7 +5840,7 @@
                 <w:szCs w:val="21"/>
                 <w:rtl w:val="0"/>
               </w:rPr>
-              <w:t xml:space="preserve">CompTIA A+</w:t>
+              <w:t xml:space="preserve">Powershell Certification</w:t>
             </w:r>
             <w:r>
               <w:rPr>
@@ -6490,9 +5850,10 @@
           </w:p>
           <w:p>
             <w:pPr>
+              <w:pageBreakBefore w:val="0"/>
               <w:numPr>
                 <w:ilvl w:val="0"/>
-                <w:numId w:val="3"/>
+                <w:numId w:val="4"/>
               </w:numPr>
               <w:spacing w:after="0" w:before="0" w:line="240" w:lineRule="auto"/>
               <w:ind w:left="360" w:hanging="360"/>
@@ -6505,42 +5866,70 @@
                 <w:szCs w:val="21"/>
                 <w:rtl w:val="0"/>
               </w:rPr>
-              <w:t xml:space="preserve">Powershell Certification</w:t>
-            </w:r>
-            <w:r>
-              <w:rPr>
-                <w:rtl w:val="0"/>
-              </w:rPr>
+              <w:t xml:space="preserve">Occasional DefCon Attendee</w:t>
             </w:r>
           </w:p>
           <w:p>
             <w:pPr>
+              <w:pageBreakBefore w:val="0"/>
               <w:numPr>
                 <w:ilvl w:val="0"/>
-                <w:numId w:val="3"/>
+                <w:numId w:val="4"/>
               </w:numPr>
               <w:spacing w:after="0" w:before="0" w:line="240" w:lineRule="auto"/>
               <w:ind w:left="360" w:hanging="360"/>
-              <w:rPr/>
-            </w:pPr>
-            <w:r>
               <w:rPr>
                 <w:color w:val="000000"/>
                 <w:sz w:val="21"/>
                 <w:szCs w:val="21"/>
-                <w:rtl w:val="0"/>
-              </w:rPr>
-              <w:t xml:space="preserve">DefCon Attendee</w:t>
-            </w:r>
-            <w:r>
-              <w:rPr>
-                <w:rtl w:val="0"/>
-              </w:rPr>
+                <w:u w:val="none"/>
+              </w:rPr>
+            </w:pPr>
+            <w:r>
+              <w:rPr>
+                <w:color w:val="000000"/>
+                <w:sz w:val="21"/>
+                <w:szCs w:val="21"/>
+                <w:rtl w:val="0"/>
+              </w:rPr>
+              <w:t xml:space="preserve">OpenClaw Fan</w:t>
+            </w:r>
+          </w:p>
+          <w:p>
+            <w:pPr>
+              <w:pageBreakBefore w:val="0"/>
+              <w:numPr>
+                <w:ilvl w:val="0"/>
+                <w:numId w:val="4"/>
+              </w:numPr>
+              <w:spacing w:after="0" w:before="0" w:line="240" w:lineRule="auto"/>
+              <w:ind w:left="360" w:hanging="360"/>
+              <w:rPr>
+                <w:color w:val="000000"/>
+                <w:sz w:val="21"/>
+                <w:szCs w:val="21"/>
+                <w:u w:val="none"/>
+              </w:rPr>
+            </w:pPr>
+            <w:r>
+              <w:rPr>
+                <w:color w:val="000000"/>
+                <w:sz w:val="21"/>
+                <w:szCs w:val="21"/>
+                <w:rtl w:val="0"/>
+              </w:rPr>
+              <w:t xml:space="preserve">Completed Online Courses In:</w:t>
+              <w:br w:type="textWrapping"/>
+              <w:t xml:space="preserve">MLOps, Prompt Engineering, Puppet, Go, AWS, GCloud, Kubernetes, Chef, Java</w:t>
             </w:r>
           </w:p>
         </w:tc>
       </w:tr>
       <w:tr>
+        <w:trPr>
+          <w:cantSplit w:val="0"/>
+          <w:tblHeader w:val="0"/>
+        </w:trPr>
         <w:tc>
           <w:tcPr>
             <w:tcBorders>
@@ -6551,12 +5940,14 @@
           </w:tcPr>
           <w:p>
             <w:pPr>
+              <w:pageBreakBefore w:val="0"/>
               <w:spacing w:after="0" w:before="0" w:line="240" w:lineRule="auto"/>
               <w:rPr/>
             </w:pPr>
             <w:r>
               <w:rPr>
                 <w:b w:val="1"/>
+                <w:bCs w:val="1"/>
                 <w:smallCaps w:val="1"/>
                 <w:sz w:val="21"/>
                 <w:szCs w:val="21"/>
@@ -6585,9 +5976,10 @@
           </w:tcPr>
           <w:p>
             <w:pPr>
+              <w:pageBreakBefore w:val="0"/>
               <w:numPr>
                 <w:ilvl w:val="0"/>
-                <w:numId w:val="3"/>
+                <w:numId w:val="4"/>
               </w:numPr>
               <w:spacing w:after="0" w:before="0" w:line="240" w:lineRule="auto"/>
               <w:ind w:left="360" w:hanging="360"/>
@@ -6602,17 +5994,39 @@
               </w:rPr>
               <w:t xml:space="preserve">Jericho City of Praise</w:t>
             </w:r>
-            <w:r>
-              <w:rPr>
-                <w:rtl w:val="0"/>
-              </w:rPr>
-            </w:r>
           </w:p>
           <w:p>
             <w:pPr>
+              <w:pageBreakBefore w:val="0"/>
               <w:numPr>
                 <w:ilvl w:val="0"/>
-                <w:numId w:val="3"/>
+                <w:numId w:val="4"/>
+              </w:numPr>
+              <w:spacing w:after="0" w:before="0" w:line="240" w:lineRule="auto"/>
+              <w:ind w:left="360" w:hanging="360"/>
+              <w:rPr>
+                <w:color w:val="000000"/>
+                <w:sz w:val="21"/>
+                <w:szCs w:val="21"/>
+                <w:u w:val="none"/>
+              </w:rPr>
+            </w:pPr>
+            <w:r>
+              <w:rPr>
+                <w:color w:val="000000"/>
+                <w:sz w:val="21"/>
+                <w:szCs w:val="21"/>
+                <w:rtl w:val="0"/>
+              </w:rPr>
+              <w:t xml:space="preserve">Embassy Christian Bible Church</w:t>
+            </w:r>
+          </w:p>
+          <w:p>
+            <w:pPr>
+              <w:pageBreakBefore w:val="0"/>
+              <w:numPr>
+                <w:ilvl w:val="0"/>
+                <w:numId w:val="4"/>
               </w:numPr>
               <w:spacing w:after="0" w:before="0" w:line="240" w:lineRule="auto"/>
               <w:ind w:left="360" w:hanging="360"/>
@@ -6635,9 +6049,10 @@
           </w:p>
           <w:p>
             <w:pPr>
+              <w:pageBreakBefore w:val="0"/>
               <w:numPr>
                 <w:ilvl w:val="0"/>
-                <w:numId w:val="3"/>
+                <w:numId w:val="4"/>
               </w:numPr>
               <w:spacing w:after="0" w:before="0" w:line="240" w:lineRule="auto"/>
               <w:ind w:left="360" w:hanging="360"/>
@@ -6661,6 +6076,10 @@
         </w:tc>
       </w:tr>
       <w:tr>
+        <w:trPr>
+          <w:cantSplit w:val="0"/>
+          <w:tblHeader w:val="0"/>
+        </w:trPr>
         <w:tc>
           <w:tcPr>
             <w:tcBorders>
@@ -6671,12 +6090,14 @@
           </w:tcPr>
           <w:p>
             <w:pPr>
+              <w:pageBreakBefore w:val="0"/>
               <w:spacing w:after="0" w:before="0" w:line="240" w:lineRule="auto"/>
               <w:rPr/>
             </w:pPr>
             <w:r>
               <w:rPr>
                 <w:b w:val="1"/>
+                <w:bCs w:val="1"/>
                 <w:smallCaps w:val="1"/>
                 <w:sz w:val="21"/>
                 <w:szCs w:val="21"/>
@@ -6705,6 +6126,7 @@
           </w:tcPr>
           <w:p>
             <w:pPr>
+              <w:pageBreakBefore w:val="0"/>
               <w:spacing w:after="0" w:before="0" w:line="240" w:lineRule="auto"/>
               <w:rPr/>
             </w:pPr>
@@ -6715,7 +6137,7 @@
                 <w:szCs w:val="21"/>
                 <w:rtl w:val="0"/>
               </w:rPr>
-              <w:t xml:space="preserve">Camping, Hiking, Healthy Eating, TableTop Games          </w:t>
+              <w:t xml:space="preserve">       Camping, Hiking, Healthy Eating, TableTop Games, Futurology          </w:t>
             </w:r>
             <w:r>
               <w:rPr>
@@ -6728,26 +6150,12 @@
     </w:tbl>
     <w:p>
       <w:pPr>
+        <w:pageBreakBefore w:val="0"/>
         <w:spacing w:after="0" w:before="0" w:line="240" w:lineRule="auto"/>
         <w:jc w:val="center"/>
         <w:rPr>
           <w:b w:val="1"/>
-          <w:sz w:val="21"/>
-          <w:szCs w:val="21"/>
-        </w:rPr>
-      </w:pPr>
-      <w:r>
-        <w:rPr>
-          <w:rtl w:val="0"/>
-        </w:rPr>
-      </w:r>
-    </w:p>
-    <w:p>
-      <w:pPr>
-        <w:spacing w:after="0" w:before="0" w:line="240" w:lineRule="auto"/>
-        <w:jc w:val="center"/>
-        <w:rPr>
-          <w:b w:val="1"/>
+          <w:bCs w:val="1"/>
           <w:sz w:val="21"/>
           <w:szCs w:val="21"/>
         </w:rPr>
@@ -6762,20 +6170,20 @@
           <wp:anchor allowOverlap="1" behindDoc="0" distB="0" distT="0" distL="0" distR="0" hidden="0" layoutInCell="1" locked="0" relativeHeight="0" simplePos="0">
             <wp:simplePos x="0" y="0"/>
             <wp:positionH relativeFrom="column">
-              <wp:posOffset>3321050</wp:posOffset>
+              <wp:posOffset>3271838</wp:posOffset>
             </wp:positionH>
             <wp:positionV relativeFrom="paragraph">
-              <wp:posOffset>635</wp:posOffset>
+              <wp:posOffset>109538</wp:posOffset>
             </wp:positionV>
-            <wp:extent cx="215900" cy="215900"/>
+            <wp:extent cx="347663" cy="347663"/>
             <wp:effectExtent b="0" l="0" r="0" t="0"/>
             <wp:wrapSquare wrapText="bothSides" distB="0" distT="0" distL="0" distR="0"/>
-            <wp:docPr id="2" name="image1.png"/>
+            <wp:docPr id="2" name="image2.png"/>
             <a:graphic>
               <a:graphicData uri="http://schemas.openxmlformats.org/drawingml/2006/picture">
                 <pic:pic>
                   <pic:nvPicPr>
-                    <pic:cNvPr id="0" name="image1.png"/>
+                    <pic:cNvPr id="0" name="image2.png"/>
                     <pic:cNvPicPr preferRelativeResize="0"/>
                   </pic:nvPicPr>
                   <pic:blipFill>
@@ -6788,7 +6196,7 @@
                   <pic:spPr>
                     <a:xfrm>
                       <a:off x="0" y="0"/>
-                      <a:ext cx="215900" cy="215900"/>
+                      <a:ext cx="347663" cy="347663"/>
                     </a:xfrm>
                     <a:prstGeom prst="rect"/>
                     <a:ln/>
@@ -6802,38 +6210,61 @@
     </w:p>
     <w:p>
       <w:pPr>
+        <w:pageBreakBefore w:val="0"/>
         <w:spacing w:after="0" w:before="0" w:line="240" w:lineRule="auto"/>
         <w:jc w:val="center"/>
         <w:rPr>
           <w:b w:val="1"/>
-          <w:sz w:val="21"/>
-          <w:szCs w:val="21"/>
-        </w:rPr>
-      </w:pPr>
-      <w:r>
-        <w:rPr>
-          <w:rtl w:val="0"/>
-        </w:rPr>
-      </w:r>
-    </w:p>
-    <w:p>
-      <w:pPr>
+          <w:bCs w:val="1"/>
+          <w:sz w:val="21"/>
+          <w:szCs w:val="21"/>
+        </w:rPr>
+      </w:pPr>
+      <w:r>
+        <w:rPr>
+          <w:rtl w:val="0"/>
+        </w:rPr>
+      </w:r>
+    </w:p>
+    <w:p>
+      <w:pPr>
+        <w:pageBreakBefore w:val="0"/>
         <w:spacing w:after="0" w:before="0" w:line="240" w:lineRule="auto"/>
         <w:jc w:val="center"/>
         <w:rPr>
           <w:b w:val="1"/>
-          <w:sz w:val="21"/>
-          <w:szCs w:val="21"/>
-        </w:rPr>
-      </w:pPr>
-      <w:r>
-        <w:rPr>
-          <w:rtl w:val="0"/>
-        </w:rPr>
-      </w:r>
-    </w:p>
-    <w:p>
-      <w:pPr>
+          <w:bCs w:val="1"/>
+          <w:sz w:val="21"/>
+          <w:szCs w:val="21"/>
+        </w:rPr>
+      </w:pPr>
+      <w:r>
+        <w:rPr>
+          <w:rtl w:val="0"/>
+        </w:rPr>
+      </w:r>
+    </w:p>
+    <w:p>
+      <w:pPr>
+        <w:pageBreakBefore w:val="0"/>
+        <w:spacing w:after="0" w:before="0" w:line="240" w:lineRule="auto"/>
+        <w:jc w:val="center"/>
+        <w:rPr>
+          <w:b w:val="1"/>
+          <w:bCs w:val="1"/>
+          <w:sz w:val="21"/>
+          <w:szCs w:val="21"/>
+        </w:rPr>
+      </w:pPr>
+      <w:r>
+        <w:rPr>
+          <w:rtl w:val="0"/>
+        </w:rPr>
+      </w:r>
+    </w:p>
+    <w:p>
+      <w:pPr>
+        <w:pageBreakBefore w:val="0"/>
         <w:spacing w:after="0" w:before="0" w:line="240" w:lineRule="auto"/>
         <w:jc w:val="center"/>
         <w:rPr/>
@@ -6841,6 +6272,7 @@
       <w:r>
         <w:rPr>
           <w:b w:val="1"/>
+          <w:bCs w:val="1"/>
           <w:sz w:val="21"/>
           <w:szCs w:val="21"/>
           <w:rtl w:val="0"/>
@@ -6855,6 +6287,7 @@
     </w:p>
     <w:p>
       <w:pPr>
+        <w:pageBreakBefore w:val="0"/>
         <w:spacing w:after="0" w:before="0" w:line="240" w:lineRule="auto"/>
         <w:jc w:val="center"/>
         <w:rPr/>
@@ -6863,6 +6296,7 @@
         <w:rPr>
           <w:rFonts w:ascii="Noto Sans Symbols" w:cs="Noto Sans Symbols" w:eastAsia="Noto Sans Symbols" w:hAnsi="Noto Sans Symbols"/>
           <w:b w:val="1"/>
+          <w:bCs w:val="1"/>
           <w:sz w:val="21"/>
           <w:szCs w:val="21"/>
           <w:rtl w:val="0"/>
@@ -6872,6 +6306,7 @@
       <w:r>
         <w:rPr>
           <w:b w:val="1"/>
+          <w:bCs w:val="1"/>
           <w:sz w:val="21"/>
           <w:szCs w:val="21"/>
           <w:rtl w:val="0"/>
@@ -6882,6 +6317,7 @@
         <w:rPr>
           <w:rFonts w:ascii="Noto Sans Symbols" w:cs="Noto Sans Symbols" w:eastAsia="Noto Sans Symbols" w:hAnsi="Noto Sans Symbols"/>
           <w:b w:val="1"/>
+          <w:bCs w:val="1"/>
           <w:sz w:val="21"/>
           <w:szCs w:val="21"/>
           <w:rtl w:val="0"/>
@@ -6891,6 +6327,7 @@
       <w:r>
         <w:rPr>
           <w:b w:val="1"/>
+          <w:bCs w:val="1"/>
           <w:sz w:val="21"/>
           <w:szCs w:val="21"/>
           <w:rtl w:val="0"/>
@@ -6901,6 +6338,7 @@
         <w:rPr>
           <w:rFonts w:ascii="Noto Sans Symbols" w:cs="Noto Sans Symbols" w:eastAsia="Noto Sans Symbols" w:hAnsi="Noto Sans Symbols"/>
           <w:b w:val="1"/>
+          <w:bCs w:val="1"/>
           <w:sz w:val="21"/>
           <w:szCs w:val="21"/>
           <w:rtl w:val="0"/>
@@ -6916,7 +6354,7 @@
     <w:sectPr>
       <w:headerReference r:id="rId8" w:type="default"/>
       <w:headerReference r:id="rId9" w:type="first"/>
-      <w:pgSz w:h="15840" w:w="12240"/>
+      <w:pgSz w:h="15840" w:w="12240" w:orient="portrait"/>
       <w:pgMar w:bottom="720" w:top="777" w:left="720" w:right="720" w:header="720" w:footer="0"/>
       <w:pgNumType w:start="1"/>
       <w:titlePg w:val="1"/>
@@ -6926,11 +6364,12 @@
 </file>
 
 <file path=word/header1.xml><?xml version="1.0" encoding="utf-8"?>
-<w:hdr xmlns:mc="http://schemas.openxmlformats.org/markup-compatibility/2006" xmlns:o="urn:schemas-microsoft-com:office:office" xmlns:r="http://schemas.openxmlformats.org/officeDocument/2006/relationships" xmlns:m="http://schemas.openxmlformats.org/officeDocument/2006/math" xmlns:v="urn:schemas-microsoft-com:vml" xmlns:wp="http://schemas.openxmlformats.org/drawingml/2006/wordprocessingDrawing" xmlns:w10="urn:schemas-microsoft-com:office:word" xmlns:w="http://schemas.openxmlformats.org/wordprocessingml/2006/main" xmlns:wne="http://schemas.microsoft.com/office/word/2006/wordml" xmlns:sl="http://schemas.openxmlformats.org/schemaLibrary/2006/main" xmlns:a="http://schemas.openxmlformats.org/drawingml/2006/main" xmlns:pic="http://schemas.openxmlformats.org/drawingml/2006/picture" xmlns:c="http://schemas.openxmlformats.org/drawingml/2006/chart" xmlns:lc="http://schemas.openxmlformats.org/drawingml/2006/lockedCanvas" xmlns:dgm="http://schemas.openxmlformats.org/drawingml/2006/diagram" xmlns:wps="http://schemas.microsoft.com/office/word/2010/wordprocessingShape" xmlns:wpg="http://schemas.microsoft.com/office/word/2010/wordprocessingGroup" xmlns:w14="http://schemas.microsoft.com/office/word/2010/wordml" xmlns:w15="http://schemas.microsoft.com/office/word/2012/wordml">
+<w:hdr xmlns:mc="http://schemas.openxmlformats.org/markup-compatibility/2006" xmlns:o="urn:schemas-microsoft-com:office:office" xmlns:r="http://schemas.openxmlformats.org/officeDocument/2006/relationships" xmlns:m="http://schemas.openxmlformats.org/officeDocument/2006/math" xmlns:v="urn:schemas-microsoft-com:vml" xmlns:wp="http://schemas.openxmlformats.org/drawingml/2006/wordprocessingDrawing" xmlns:w10="urn:schemas-microsoft-com:office:word" xmlns:w="http://schemas.openxmlformats.org/wordprocessingml/2006/main" xmlns:wne="http://schemas.microsoft.com/office/word/2006/wordml" xmlns:sl="http://schemas.openxmlformats.org/schemaLibrary/2006/main" xmlns:a="http://schemas.openxmlformats.org/drawingml/2006/main" xmlns:pic="http://schemas.openxmlformats.org/drawingml/2006/picture" xmlns:c="http://schemas.openxmlformats.org/drawingml/2006/chart" xmlns:lc="http://schemas.openxmlformats.org/drawingml/2006/lockedCanvas" xmlns:dgm="http://schemas.openxmlformats.org/drawingml/2006/diagram" xmlns:wps="http://schemas.microsoft.com/office/word/2010/wordprocessingShape" xmlns:wpg="http://schemas.microsoft.com/office/word/2010/wordprocessingGroup" xmlns:w14="http://schemas.microsoft.com/office/word/2010/wordml" xmlns:w15="http://schemas.microsoft.com/office/word/2012/wordml" xmlns:w16="http://schemas.microsoft.com/office/word/2018/wordml" xmlns:w16cex="http://schemas.microsoft.com/office/word/2018/wordml/cex" xmlns:w16cid="http://schemas.microsoft.com/office/word/2016/wordml/cid" xmlns="http://schemas.microsoft.com/office/tasks/2019/documenttasks" xmlns:cr="http://schemas.microsoft.com/office/comments/2020/reactions">
   <w:p>
     <w:pPr>
       <w:keepNext w:val="0"/>
       <w:keepLines w:val="0"/>
+      <w:pageBreakBefore w:val="0"/>
       <w:widowControl w:val="1"/>
       <w:pBdr>
         <w:top w:space="0" w:sz="0" w:val="nil"/>
@@ -6941,8 +6380,8 @@
       </w:pBdr>
       <w:shd w:fill="auto" w:val="clear"/>
       <w:tabs>
-        <w:tab w:val="center" w:pos="4680"/>
-        <w:tab w:val="right" w:pos="9360"/>
+        <w:tab w:val="center" w:leader="none" w:pos="4680"/>
+        <w:tab w:val="right" w:leader="none" w:pos="9360"/>
       </w:tabs>
       <w:spacing w:after="160" w:before="0" w:line="252.00000000000003" w:lineRule="auto"/>
       <w:ind w:left="0" w:right="0" w:firstLine="0"/>
@@ -6950,7 +6389,9 @@
       <w:rPr>
         <w:rFonts w:ascii="Times New Roman" w:cs="Times New Roman" w:eastAsia="Times New Roman" w:hAnsi="Times New Roman"/>
         <w:b w:val="0"/>
+        <w:bCs w:val="0"/>
         <w:i w:val="0"/>
+        <w:iCs w:val="0"/>
         <w:smallCaps w:val="0"/>
         <w:strike w:val="0"/>
         <w:color w:val="00000a"/>
@@ -6971,11 +6412,12 @@
 </file>
 
 <file path=word/header2.xml><?xml version="1.0" encoding="utf-8"?>
-<w:hdr xmlns:mc="http://schemas.openxmlformats.org/markup-compatibility/2006" xmlns:o="urn:schemas-microsoft-com:office:office" xmlns:r="http://schemas.openxmlformats.org/officeDocument/2006/relationships" xmlns:m="http://schemas.openxmlformats.org/officeDocument/2006/math" xmlns:v="urn:schemas-microsoft-com:vml" xmlns:wp="http://schemas.openxmlformats.org/drawingml/2006/wordprocessingDrawing" xmlns:w10="urn:schemas-microsoft-com:office:word" xmlns:w="http://schemas.openxmlformats.org/wordprocessingml/2006/main" xmlns:wne="http://schemas.microsoft.com/office/word/2006/wordml" xmlns:sl="http://schemas.openxmlformats.org/schemaLibrary/2006/main" xmlns:a="http://schemas.openxmlformats.org/drawingml/2006/main" xmlns:pic="http://schemas.openxmlformats.org/drawingml/2006/picture" xmlns:c="http://schemas.openxmlformats.org/drawingml/2006/chart" xmlns:lc="http://schemas.openxmlformats.org/drawingml/2006/lockedCanvas" xmlns:dgm="http://schemas.openxmlformats.org/drawingml/2006/diagram" xmlns:wps="http://schemas.microsoft.com/office/word/2010/wordprocessingShape" xmlns:wpg="http://schemas.microsoft.com/office/word/2010/wordprocessingGroup" xmlns:w14="http://schemas.microsoft.com/office/word/2010/wordml" xmlns:w15="http://schemas.microsoft.com/office/word/2012/wordml">
+<w:hdr xmlns:mc="http://schemas.openxmlformats.org/markup-compatibility/2006" xmlns:o="urn:schemas-microsoft-com:office:office" xmlns:r="http://schemas.openxmlformats.org/officeDocument/2006/relationships" xmlns:m="http://schemas.openxmlformats.org/officeDocument/2006/math" xmlns:v="urn:schemas-microsoft-com:vml" xmlns:wp="http://schemas.openxmlformats.org/drawingml/2006/wordprocessingDrawing" xmlns:w10="urn:schemas-microsoft-com:office:word" xmlns:w="http://schemas.openxmlformats.org/wordprocessingml/2006/main" xmlns:wne="http://schemas.microsoft.com/office/word/2006/wordml" xmlns:sl="http://schemas.openxmlformats.org/schemaLibrary/2006/main" xmlns:a="http://schemas.openxmlformats.org/drawingml/2006/main" xmlns:pic="http://schemas.openxmlformats.org/drawingml/2006/picture" xmlns:c="http://schemas.openxmlformats.org/drawingml/2006/chart" xmlns:lc="http://schemas.openxmlformats.org/drawingml/2006/lockedCanvas" xmlns:dgm="http://schemas.openxmlformats.org/drawingml/2006/diagram" xmlns:wps="http://schemas.microsoft.com/office/word/2010/wordprocessingShape" xmlns:wpg="http://schemas.microsoft.com/office/word/2010/wordprocessingGroup" xmlns:w14="http://schemas.microsoft.com/office/word/2010/wordml" xmlns:w15="http://schemas.microsoft.com/office/word/2012/wordml" xmlns:w16="http://schemas.microsoft.com/office/word/2018/wordml" xmlns:w16cex="http://schemas.microsoft.com/office/word/2018/wordml/cex" xmlns:w16cid="http://schemas.microsoft.com/office/word/2016/wordml/cid" xmlns="http://schemas.microsoft.com/office/tasks/2019/documenttasks" xmlns:cr="http://schemas.microsoft.com/office/comments/2020/reactions">
   <w:p>
     <w:pPr>
       <w:keepNext w:val="0"/>
       <w:keepLines w:val="0"/>
+      <w:pageBreakBefore w:val="0"/>
       <w:widowControl w:val="1"/>
       <w:pBdr>
         <w:top w:space="0" w:sz="0" w:val="nil"/>
@@ -6986,8 +6428,8 @@
       </w:pBdr>
       <w:shd w:fill="auto" w:val="clear"/>
       <w:tabs>
-        <w:tab w:val="center" w:pos="4680"/>
-        <w:tab w:val="right" w:pos="9360"/>
+        <w:tab w:val="center" w:leader="none" w:pos="4680"/>
+        <w:tab w:val="right" w:leader="none" w:pos="9360"/>
       </w:tabs>
       <w:spacing w:after="160" w:before="0" w:line="252.00000000000003" w:lineRule="auto"/>
       <w:ind w:left="0" w:right="0" w:firstLine="0"/>
@@ -6995,7 +6437,9 @@
       <w:rPr>
         <w:rFonts w:ascii="Times New Roman" w:cs="Times New Roman" w:eastAsia="Times New Roman" w:hAnsi="Times New Roman"/>
         <w:b w:val="0"/>
+        <w:bCs w:val="0"/>
         <w:i w:val="0"/>
+        <w:iCs w:val="0"/>
         <w:smallCaps w:val="0"/>
         <w:strike w:val="0"/>
         <w:color w:val="00000a"/>
@@ -7010,7 +6454,9 @@
       <w:rPr>
         <w:rFonts w:ascii="Times New Roman" w:cs="Times New Roman" w:eastAsia="Times New Roman" w:hAnsi="Times New Roman"/>
         <w:b w:val="0"/>
+        <w:bCs w:val="0"/>
         <w:i w:val="0"/>
+        <w:iCs w:val="0"/>
         <w:smallCaps w:val="0"/>
         <w:strike w:val="0"/>
         <w:color w:val="00000a"/>
@@ -7027,7 +6473,9 @@
       <w:rPr>
         <w:rFonts w:ascii="Times New Roman" w:cs="Times New Roman" w:eastAsia="Times New Roman" w:hAnsi="Times New Roman"/>
         <w:b w:val="0"/>
+        <w:bCs w:val="0"/>
         <w:i w:val="0"/>
+        <w:iCs w:val="0"/>
         <w:smallCaps w:val="0"/>
         <w:strike w:val="0"/>
         <w:color w:val="00000a"/>
@@ -7052,8 +6500,296 @@
 </file>
 
 <file path=word/numbering.xml><?xml version="1.0" encoding="utf-8"?>
-<w:numbering xmlns:mc="http://schemas.openxmlformats.org/markup-compatibility/2006" xmlns:o="urn:schemas-microsoft-com:office:office" xmlns:r="http://schemas.openxmlformats.org/officeDocument/2006/relationships" xmlns:m="http://schemas.openxmlformats.org/officeDocument/2006/math" xmlns:v="urn:schemas-microsoft-com:vml" xmlns:wp="http://schemas.openxmlformats.org/drawingml/2006/wordprocessingDrawing" xmlns:w10="urn:schemas-microsoft-com:office:word" xmlns:w="http://schemas.openxmlformats.org/wordprocessingml/2006/main" xmlns:wne="http://schemas.microsoft.com/office/word/2006/wordml" xmlns:sl="http://schemas.openxmlformats.org/schemaLibrary/2006/main" xmlns:a="http://schemas.openxmlformats.org/drawingml/2006/main" xmlns:pic="http://schemas.openxmlformats.org/drawingml/2006/picture" xmlns:c="http://schemas.openxmlformats.org/drawingml/2006/chart" xmlns:lc="http://schemas.openxmlformats.org/drawingml/2006/lockedCanvas" xmlns:dgm="http://schemas.openxmlformats.org/drawingml/2006/diagram" xmlns:wps="http://schemas.microsoft.com/office/word/2010/wordprocessingShape" xmlns:wpg="http://schemas.microsoft.com/office/word/2010/wordprocessingGroup" xmlns:w14="http://schemas.microsoft.com/office/word/2010/wordml" xmlns:w15="http://schemas.microsoft.com/office/word/2012/wordml">
+<w:numbering xmlns:mc="http://schemas.openxmlformats.org/markup-compatibility/2006" xmlns:o="urn:schemas-microsoft-com:office:office" xmlns:r="http://schemas.openxmlformats.org/officeDocument/2006/relationships" xmlns:m="http://schemas.openxmlformats.org/officeDocument/2006/math" xmlns:v="urn:schemas-microsoft-com:vml" xmlns:wp="http://schemas.openxmlformats.org/drawingml/2006/wordprocessingDrawing" xmlns:w10="urn:schemas-microsoft-com:office:word" xmlns:w="http://schemas.openxmlformats.org/wordprocessingml/2006/main" xmlns:wne="http://schemas.microsoft.com/office/word/2006/wordml" xmlns:sl="http://schemas.openxmlformats.org/schemaLibrary/2006/main" xmlns:a="http://schemas.openxmlformats.org/drawingml/2006/main" xmlns:pic="http://schemas.openxmlformats.org/drawingml/2006/picture" xmlns:c="http://schemas.openxmlformats.org/drawingml/2006/chart" xmlns:lc="http://schemas.openxmlformats.org/drawingml/2006/lockedCanvas" xmlns:dgm="http://schemas.openxmlformats.org/drawingml/2006/diagram" xmlns:wps="http://schemas.microsoft.com/office/word/2010/wordprocessingShape" xmlns:wpg="http://schemas.microsoft.com/office/word/2010/wordprocessingGroup" xmlns:w14="http://schemas.microsoft.com/office/word/2010/wordml" xmlns:w15="http://schemas.microsoft.com/office/word/2012/wordml" xmlns:w16="http://schemas.microsoft.com/office/word/2018/wordml" xmlns:w16cex="http://schemas.microsoft.com/office/word/2018/wordml/cex" xmlns:w16cid="http://schemas.microsoft.com/office/word/2016/wordml/cid" xmlns="http://schemas.microsoft.com/office/tasks/2019/documenttasks" xmlns:cr="http://schemas.microsoft.com/office/comments/2020/reactions">
   <w:abstractNum w:abstractNumId="1">
+    <w:lvl w:ilvl="0">
+      <w:start w:val="1"/>
+      <w:numFmt w:val="bullet"/>
+      <w:lvlText w:val=""/>
+      <w:lvlJc w:val="left"/>
+      <w:pPr>
+        <w:ind w:left="360" w:hanging="360"/>
+      </w:pPr>
+      <w:rPr>
+        <w:i w:val="0"/>
+        <w:iCs w:val="0"/>
+        <w:color w:val="00000a"/>
+        <w:sz w:val="22"/>
+        <w:szCs w:val="22"/>
+      </w:rPr>
+    </w:lvl>
+    <w:lvl w:ilvl="1">
+      <w:start w:val="1"/>
+      <w:numFmt w:val="decimal"/>
+      <w:lvlText w:val="%2."/>
+      <w:lvlJc w:val="left"/>
+      <w:pPr>
+        <w:ind w:left="1080" w:hanging="360"/>
+      </w:pPr>
+      <w:rPr/>
+    </w:lvl>
+    <w:lvl w:ilvl="2">
+      <w:start w:val="1"/>
+      <w:numFmt w:val="decimal"/>
+      <w:lvlText w:val="%3."/>
+      <w:lvlJc w:val="left"/>
+      <w:pPr>
+        <w:ind w:left="1440" w:hanging="360"/>
+      </w:pPr>
+      <w:rPr/>
+    </w:lvl>
+    <w:lvl w:ilvl="3">
+      <w:start w:val="1"/>
+      <w:numFmt w:val="decimal"/>
+      <w:lvlText w:val="%4."/>
+      <w:lvlJc w:val="left"/>
+      <w:pPr>
+        <w:ind w:left="1800" w:hanging="360"/>
+      </w:pPr>
+      <w:rPr/>
+    </w:lvl>
+    <w:lvl w:ilvl="4">
+      <w:start w:val="1"/>
+      <w:numFmt w:val="decimal"/>
+      <w:lvlText w:val="%5."/>
+      <w:lvlJc w:val="left"/>
+      <w:pPr>
+        <w:ind w:left="2160" w:hanging="360"/>
+      </w:pPr>
+      <w:rPr/>
+    </w:lvl>
+    <w:lvl w:ilvl="5">
+      <w:start w:val="1"/>
+      <w:numFmt w:val="decimal"/>
+      <w:lvlText w:val="%6."/>
+      <w:lvlJc w:val="left"/>
+      <w:pPr>
+        <w:ind w:left="2520" w:hanging="360"/>
+      </w:pPr>
+      <w:rPr/>
+    </w:lvl>
+    <w:lvl w:ilvl="6">
+      <w:start w:val="1"/>
+      <w:numFmt w:val="decimal"/>
+      <w:lvlText w:val="%7."/>
+      <w:lvlJc w:val="left"/>
+      <w:pPr>
+        <w:ind w:left="2880" w:hanging="360"/>
+      </w:pPr>
+      <w:rPr/>
+    </w:lvl>
+    <w:lvl w:ilvl="7">
+      <w:start w:val="1"/>
+      <w:numFmt w:val="decimal"/>
+      <w:lvlText w:val="%8."/>
+      <w:lvlJc w:val="left"/>
+      <w:pPr>
+        <w:ind w:left="3240" w:hanging="360"/>
+      </w:pPr>
+      <w:rPr/>
+    </w:lvl>
+    <w:lvl w:ilvl="8">
+      <w:start w:val="1"/>
+      <w:numFmt w:val="decimal"/>
+      <w:lvlText w:val="%9."/>
+      <w:lvlJc w:val="left"/>
+      <w:pPr>
+        <w:ind w:left="3600" w:hanging="360"/>
+      </w:pPr>
+      <w:rPr/>
+    </w:lvl>
+  </w:abstractNum>
+  <w:abstractNum w:abstractNumId="2">
+    <w:lvl w:ilvl="0">
+      <w:start w:val="1"/>
+      <w:numFmt w:val="bullet"/>
+      <w:lvlText w:val="➢"/>
+      <w:lvlJc w:val="left"/>
+      <w:pPr>
+        <w:ind w:left="360" w:hanging="360"/>
+      </w:pPr>
+      <w:rPr>
+        <w:color w:val="00000a"/>
+        <w:sz w:val="22"/>
+        <w:szCs w:val="22"/>
+      </w:rPr>
+    </w:lvl>
+    <w:lvl w:ilvl="1">
+      <w:start w:val="1"/>
+      <w:numFmt w:val="bullet"/>
+      <w:lvlText w:val="○"/>
+      <w:lvlJc w:val="left"/>
+      <w:pPr>
+        <w:ind w:left="1080" w:hanging="360"/>
+      </w:pPr>
+      <w:rPr/>
+    </w:lvl>
+    <w:lvl w:ilvl="2">
+      <w:start w:val="1"/>
+      <w:numFmt w:val="bullet"/>
+      <w:lvlText w:val="■"/>
+      <w:lvlJc w:val="left"/>
+      <w:pPr>
+        <w:ind w:left="1440" w:hanging="360"/>
+      </w:pPr>
+      <w:rPr/>
+    </w:lvl>
+    <w:lvl w:ilvl="3">
+      <w:start w:val="1"/>
+      <w:numFmt w:val="bullet"/>
+      <w:lvlText w:val="●"/>
+      <w:lvlJc w:val="left"/>
+      <w:pPr>
+        <w:ind w:left="1800" w:hanging="360"/>
+      </w:pPr>
+      <w:rPr/>
+    </w:lvl>
+    <w:lvl w:ilvl="4">
+      <w:start w:val="1"/>
+      <w:numFmt w:val="bullet"/>
+      <w:lvlText w:val="○"/>
+      <w:lvlJc w:val="left"/>
+      <w:pPr>
+        <w:ind w:left="2160" w:hanging="360"/>
+      </w:pPr>
+      <w:rPr/>
+    </w:lvl>
+    <w:lvl w:ilvl="5">
+      <w:start w:val="1"/>
+      <w:numFmt w:val="bullet"/>
+      <w:lvlText w:val="■"/>
+      <w:lvlJc w:val="left"/>
+      <w:pPr>
+        <w:ind w:left="2520" w:hanging="360"/>
+      </w:pPr>
+      <w:rPr/>
+    </w:lvl>
+    <w:lvl w:ilvl="6">
+      <w:start w:val="1"/>
+      <w:numFmt w:val="bullet"/>
+      <w:lvlText w:val="●"/>
+      <w:lvlJc w:val="left"/>
+      <w:pPr>
+        <w:ind w:left="2880" w:hanging="360"/>
+      </w:pPr>
+      <w:rPr/>
+    </w:lvl>
+    <w:lvl w:ilvl="7">
+      <w:start w:val="1"/>
+      <w:numFmt w:val="bullet"/>
+      <w:lvlText w:val="○"/>
+      <w:lvlJc w:val="left"/>
+      <w:pPr>
+        <w:ind w:left="3240" w:hanging="360"/>
+      </w:pPr>
+      <w:rPr/>
+    </w:lvl>
+    <w:lvl w:ilvl="8">
+      <w:start w:val="1"/>
+      <w:numFmt w:val="bullet"/>
+      <w:lvlText w:val="■"/>
+      <w:lvlJc w:val="left"/>
+      <w:pPr>
+        <w:ind w:left="3600" w:hanging="360"/>
+      </w:pPr>
+      <w:rPr/>
+    </w:lvl>
+  </w:abstractNum>
+  <w:abstractNum w:abstractNumId="3">
+    <w:lvl w:ilvl="0">
+      <w:start w:val="1"/>
+      <w:numFmt w:val="bullet"/>
+      <w:lvlText w:val="●"/>
+      <w:lvlJc w:val="left"/>
+      <w:pPr>
+        <w:ind w:left="360" w:hanging="360"/>
+      </w:pPr>
+      <w:rPr>
+        <w:color w:val="00000a"/>
+      </w:rPr>
+    </w:lvl>
+    <w:lvl w:ilvl="1">
+      <w:start w:val="1"/>
+      <w:numFmt w:val="bullet"/>
+      <w:lvlText w:val="○"/>
+      <w:lvlJc w:val="left"/>
+      <w:pPr>
+        <w:ind w:left="1080" w:hanging="360"/>
+      </w:pPr>
+      <w:rPr/>
+    </w:lvl>
+    <w:lvl w:ilvl="2">
+      <w:start w:val="1"/>
+      <w:numFmt w:val="bullet"/>
+      <w:lvlText w:val="■"/>
+      <w:lvlJc w:val="left"/>
+      <w:pPr>
+        <w:ind w:left="1440" w:hanging="360"/>
+      </w:pPr>
+      <w:rPr/>
+    </w:lvl>
+    <w:lvl w:ilvl="3">
+      <w:start w:val="1"/>
+      <w:numFmt w:val="bullet"/>
+      <w:lvlText w:val="●"/>
+      <w:lvlJc w:val="left"/>
+      <w:pPr>
+        <w:ind w:left="1800" w:hanging="360"/>
+      </w:pPr>
+      <w:rPr/>
+    </w:lvl>
+    <w:lvl w:ilvl="4">
+      <w:start w:val="1"/>
+      <w:numFmt w:val="bullet"/>
+      <w:lvlText w:val="○"/>
+      <w:lvlJc w:val="left"/>
+      <w:pPr>
+        <w:ind w:left="2160" w:hanging="360"/>
+      </w:pPr>
+      <w:rPr/>
+    </w:lvl>
+    <w:lvl w:ilvl="5">
+      <w:start w:val="1"/>
+      <w:numFmt w:val="bullet"/>
+      <w:lvlText w:val="■"/>
+      <w:lvlJc w:val="left"/>
+      <w:pPr>
+        <w:ind w:left="2520" w:hanging="360"/>
+      </w:pPr>
+      <w:rPr/>
+    </w:lvl>
+    <w:lvl w:ilvl="6">
+      <w:start w:val="1"/>
+      <w:numFmt w:val="bullet"/>
+      <w:lvlText w:val="●"/>
+      <w:lvlJc w:val="left"/>
+      <w:pPr>
+        <w:ind w:left="2880" w:hanging="360"/>
+      </w:pPr>
+      <w:rPr/>
+    </w:lvl>
+    <w:lvl w:ilvl="7">
+      <w:start w:val="1"/>
+      <w:numFmt w:val="bullet"/>
+      <w:lvlText w:val="○"/>
+      <w:lvlJc w:val="left"/>
+      <w:pPr>
+        <w:ind w:left="3240" w:hanging="360"/>
+      </w:pPr>
+      <w:rPr/>
+    </w:lvl>
+    <w:lvl w:ilvl="8">
+      <w:start w:val="1"/>
+      <w:numFmt w:val="bullet"/>
+      <w:lvlText w:val="■"/>
+      <w:lvlJc w:val="left"/>
+      <w:pPr>
+        <w:ind w:left="3600" w:hanging="360"/>
+      </w:pPr>
+      <w:rPr/>
+    </w:lvl>
+  </w:abstractNum>
+  <w:abstractNum w:abstractNumId="4">
     <w:lvl w:ilvl="0">
       <w:start w:val="1"/>
       <w:numFmt w:val="bullet"/>
@@ -7142,581 +6878,6 @@
       <w:start w:val="1"/>
       <w:numFmt w:val="decimal"/>
       <w:lvlText w:val="%9."/>
-      <w:lvlJc w:val="left"/>
-      <w:pPr>
-        <w:ind w:left="3600" w:hanging="360"/>
-      </w:pPr>
-      <w:rPr/>
-    </w:lvl>
-  </w:abstractNum>
-  <w:abstractNum w:abstractNumId="2">
-    <w:lvl w:ilvl="0">
-      <w:start w:val="1"/>
-      <w:numFmt w:val="bullet"/>
-      <w:lvlText w:val="●"/>
-      <w:lvlJc w:val="left"/>
-      <w:pPr>
-        <w:ind w:left="360" w:hanging="360"/>
-      </w:pPr>
-      <w:rPr>
-        <w:color w:val="00000a"/>
-      </w:rPr>
-    </w:lvl>
-    <w:lvl w:ilvl="1">
-      <w:start w:val="1"/>
-      <w:numFmt w:val="bullet"/>
-      <w:lvlText w:val="○"/>
-      <w:lvlJc w:val="left"/>
-      <w:pPr>
-        <w:ind w:left="1080" w:hanging="360"/>
-      </w:pPr>
-      <w:rPr/>
-    </w:lvl>
-    <w:lvl w:ilvl="2">
-      <w:start w:val="1"/>
-      <w:numFmt w:val="bullet"/>
-      <w:lvlText w:val="■"/>
-      <w:lvlJc w:val="left"/>
-      <w:pPr>
-        <w:ind w:left="1440" w:hanging="360"/>
-      </w:pPr>
-      <w:rPr/>
-    </w:lvl>
-    <w:lvl w:ilvl="3">
-      <w:start w:val="1"/>
-      <w:numFmt w:val="bullet"/>
-      <w:lvlText w:val="●"/>
-      <w:lvlJc w:val="left"/>
-      <w:pPr>
-        <w:ind w:left="1800" w:hanging="360"/>
-      </w:pPr>
-      <w:rPr/>
-    </w:lvl>
-    <w:lvl w:ilvl="4">
-      <w:start w:val="1"/>
-      <w:numFmt w:val="bullet"/>
-      <w:lvlText w:val="○"/>
-      <w:lvlJc w:val="left"/>
-      <w:pPr>
-        <w:ind w:left="2160" w:hanging="360"/>
-      </w:pPr>
-      <w:rPr/>
-    </w:lvl>
-    <w:lvl w:ilvl="5">
-      <w:start w:val="1"/>
-      <w:numFmt w:val="bullet"/>
-      <w:lvlText w:val="■"/>
-      <w:lvlJc w:val="left"/>
-      <w:pPr>
-        <w:ind w:left="2520" w:hanging="360"/>
-      </w:pPr>
-      <w:rPr/>
-    </w:lvl>
-    <w:lvl w:ilvl="6">
-      <w:start w:val="1"/>
-      <w:numFmt w:val="bullet"/>
-      <w:lvlText w:val="●"/>
-      <w:lvlJc w:val="left"/>
-      <w:pPr>
-        <w:ind w:left="2880" w:hanging="360"/>
-      </w:pPr>
-      <w:rPr/>
-    </w:lvl>
-    <w:lvl w:ilvl="7">
-      <w:start w:val="1"/>
-      <w:numFmt w:val="bullet"/>
-      <w:lvlText w:val="○"/>
-      <w:lvlJc w:val="left"/>
-      <w:pPr>
-        <w:ind w:left="3240" w:hanging="360"/>
-      </w:pPr>
-      <w:rPr/>
-    </w:lvl>
-    <w:lvl w:ilvl="8">
-      <w:start w:val="1"/>
-      <w:numFmt w:val="bullet"/>
-      <w:lvlText w:val="■"/>
-      <w:lvlJc w:val="left"/>
-      <w:pPr>
-        <w:ind w:left="3600" w:hanging="360"/>
-      </w:pPr>
-      <w:rPr/>
-    </w:lvl>
-  </w:abstractNum>
-  <w:abstractNum w:abstractNumId="3">
-    <w:lvl w:ilvl="0">
-      <w:start w:val="1"/>
-      <w:numFmt w:val="bullet"/>
-      <w:lvlText w:val=""/>
-      <w:lvlJc w:val="left"/>
-      <w:pPr>
-        <w:ind w:left="360" w:hanging="360"/>
-      </w:pPr>
-      <w:rPr>
-        <w:color w:val="00000a"/>
-        <w:sz w:val="22"/>
-        <w:szCs w:val="22"/>
-      </w:rPr>
-    </w:lvl>
-    <w:lvl w:ilvl="1">
-      <w:start w:val="1"/>
-      <w:numFmt w:val="decimal"/>
-      <w:lvlText w:val="%2."/>
-      <w:lvlJc w:val="left"/>
-      <w:pPr>
-        <w:ind w:left="1080" w:hanging="360"/>
-      </w:pPr>
-      <w:rPr/>
-    </w:lvl>
-    <w:lvl w:ilvl="2">
-      <w:start w:val="1"/>
-      <w:numFmt w:val="decimal"/>
-      <w:lvlText w:val="%3."/>
-      <w:lvlJc w:val="left"/>
-      <w:pPr>
-        <w:ind w:left="1440" w:hanging="360"/>
-      </w:pPr>
-      <w:rPr/>
-    </w:lvl>
-    <w:lvl w:ilvl="3">
-      <w:start w:val="1"/>
-      <w:numFmt w:val="decimal"/>
-      <w:lvlText w:val="%4."/>
-      <w:lvlJc w:val="left"/>
-      <w:pPr>
-        <w:ind w:left="1800" w:hanging="360"/>
-      </w:pPr>
-      <w:rPr/>
-    </w:lvl>
-    <w:lvl w:ilvl="4">
-      <w:start w:val="1"/>
-      <w:numFmt w:val="decimal"/>
-      <w:lvlText w:val="%5."/>
-      <w:lvlJc w:val="left"/>
-      <w:pPr>
-        <w:ind w:left="2160" w:hanging="360"/>
-      </w:pPr>
-      <w:rPr/>
-    </w:lvl>
-    <w:lvl w:ilvl="5">
-      <w:start w:val="1"/>
-      <w:numFmt w:val="decimal"/>
-      <w:lvlText w:val="%6."/>
-      <w:lvlJc w:val="left"/>
-      <w:pPr>
-        <w:ind w:left="2520" w:hanging="360"/>
-      </w:pPr>
-      <w:rPr/>
-    </w:lvl>
-    <w:lvl w:ilvl="6">
-      <w:start w:val="1"/>
-      <w:numFmt w:val="decimal"/>
-      <w:lvlText w:val="%7."/>
-      <w:lvlJc w:val="left"/>
-      <w:pPr>
-        <w:ind w:left="2880" w:hanging="360"/>
-      </w:pPr>
-      <w:rPr/>
-    </w:lvl>
-    <w:lvl w:ilvl="7">
-      <w:start w:val="1"/>
-      <w:numFmt w:val="decimal"/>
-      <w:lvlText w:val="%8."/>
-      <w:lvlJc w:val="left"/>
-      <w:pPr>
-        <w:ind w:left="3240" w:hanging="360"/>
-      </w:pPr>
-      <w:rPr/>
-    </w:lvl>
-    <w:lvl w:ilvl="8">
-      <w:start w:val="1"/>
-      <w:numFmt w:val="decimal"/>
-      <w:lvlText w:val="%9."/>
-      <w:lvlJc w:val="left"/>
-      <w:pPr>
-        <w:ind w:left="3600" w:hanging="360"/>
-      </w:pPr>
-      <w:rPr/>
-    </w:lvl>
-  </w:abstractNum>
-  <w:abstractNum w:abstractNumId="4">
-    <w:lvl w:ilvl="0">
-      <w:start w:val="1"/>
-      <w:numFmt w:val="bullet"/>
-      <w:lvlText w:val="●"/>
-      <w:lvlJc w:val="left"/>
-      <w:pPr>
-        <w:ind w:left="360" w:hanging="360"/>
-      </w:pPr>
-      <w:rPr>
-        <w:color w:val="00000a"/>
-        <w:sz w:val="22"/>
-        <w:szCs w:val="22"/>
-      </w:rPr>
-    </w:lvl>
-    <w:lvl w:ilvl="1">
-      <w:start w:val="1"/>
-      <w:numFmt w:val="bullet"/>
-      <w:lvlText w:val="○"/>
-      <w:lvlJc w:val="left"/>
-      <w:pPr>
-        <w:ind w:left="1080" w:hanging="360"/>
-      </w:pPr>
-      <w:rPr/>
-    </w:lvl>
-    <w:lvl w:ilvl="2">
-      <w:start w:val="1"/>
-      <w:numFmt w:val="bullet"/>
-      <w:lvlText w:val="■"/>
-      <w:lvlJc w:val="left"/>
-      <w:pPr>
-        <w:ind w:left="1440" w:hanging="360"/>
-      </w:pPr>
-      <w:rPr/>
-    </w:lvl>
-    <w:lvl w:ilvl="3">
-      <w:start w:val="1"/>
-      <w:numFmt w:val="bullet"/>
-      <w:lvlText w:val="●"/>
-      <w:lvlJc w:val="left"/>
-      <w:pPr>
-        <w:ind w:left="1800" w:hanging="360"/>
-      </w:pPr>
-      <w:rPr/>
-    </w:lvl>
-    <w:lvl w:ilvl="4">
-      <w:start w:val="1"/>
-      <w:numFmt w:val="bullet"/>
-      <w:lvlText w:val="○"/>
-      <w:lvlJc w:val="left"/>
-      <w:pPr>
-        <w:ind w:left="2160" w:hanging="360"/>
-      </w:pPr>
-      <w:rPr/>
-    </w:lvl>
-    <w:lvl w:ilvl="5">
-      <w:start w:val="1"/>
-      <w:numFmt w:val="bullet"/>
-      <w:lvlText w:val="■"/>
-      <w:lvlJc w:val="left"/>
-      <w:pPr>
-        <w:ind w:left="2520" w:hanging="360"/>
-      </w:pPr>
-      <w:rPr/>
-    </w:lvl>
-    <w:lvl w:ilvl="6">
-      <w:start w:val="1"/>
-      <w:numFmt w:val="bullet"/>
-      <w:lvlText w:val="●"/>
-      <w:lvlJc w:val="left"/>
-      <w:pPr>
-        <w:ind w:left="2880" w:hanging="360"/>
-      </w:pPr>
-      <w:rPr/>
-    </w:lvl>
-    <w:lvl w:ilvl="7">
-      <w:start w:val="1"/>
-      <w:numFmt w:val="bullet"/>
-      <w:lvlText w:val="○"/>
-      <w:lvlJc w:val="left"/>
-      <w:pPr>
-        <w:ind w:left="3240" w:hanging="360"/>
-      </w:pPr>
-      <w:rPr/>
-    </w:lvl>
-    <w:lvl w:ilvl="8">
-      <w:start w:val="1"/>
-      <w:numFmt w:val="bullet"/>
-      <w:lvlText w:val="■"/>
-      <w:lvlJc w:val="left"/>
-      <w:pPr>
-        <w:ind w:left="3600" w:hanging="360"/>
-      </w:pPr>
-      <w:rPr/>
-    </w:lvl>
-  </w:abstractNum>
-  <w:abstractNum w:abstractNumId="5">
-    <w:lvl w:ilvl="0">
-      <w:start w:val="1"/>
-      <w:numFmt w:val="bullet"/>
-      <w:lvlText w:val="➢"/>
-      <w:lvlJc w:val="left"/>
-      <w:pPr>
-        <w:ind w:left="360" w:hanging="360"/>
-      </w:pPr>
-      <w:rPr>
-        <w:color w:val="00000a"/>
-        <w:sz w:val="22"/>
-        <w:szCs w:val="22"/>
-      </w:rPr>
-    </w:lvl>
-    <w:lvl w:ilvl="1">
-      <w:start w:val="1"/>
-      <w:numFmt w:val="bullet"/>
-      <w:lvlText w:val="○"/>
-      <w:lvlJc w:val="left"/>
-      <w:pPr>
-        <w:ind w:left="1080" w:hanging="360"/>
-      </w:pPr>
-      <w:rPr/>
-    </w:lvl>
-    <w:lvl w:ilvl="2">
-      <w:start w:val="1"/>
-      <w:numFmt w:val="bullet"/>
-      <w:lvlText w:val="■"/>
-      <w:lvlJc w:val="left"/>
-      <w:pPr>
-        <w:ind w:left="1440" w:hanging="360"/>
-      </w:pPr>
-      <w:rPr/>
-    </w:lvl>
-    <w:lvl w:ilvl="3">
-      <w:start w:val="1"/>
-      <w:numFmt w:val="bullet"/>
-      <w:lvlText w:val="●"/>
-      <w:lvlJc w:val="left"/>
-      <w:pPr>
-        <w:ind w:left="1800" w:hanging="360"/>
-      </w:pPr>
-      <w:rPr/>
-    </w:lvl>
-    <w:lvl w:ilvl="4">
-      <w:start w:val="1"/>
-      <w:numFmt w:val="bullet"/>
-      <w:lvlText w:val="○"/>
-      <w:lvlJc w:val="left"/>
-      <w:pPr>
-        <w:ind w:left="2160" w:hanging="360"/>
-      </w:pPr>
-      <w:rPr/>
-    </w:lvl>
-    <w:lvl w:ilvl="5">
-      <w:start w:val="1"/>
-      <w:numFmt w:val="bullet"/>
-      <w:lvlText w:val="■"/>
-      <w:lvlJc w:val="left"/>
-      <w:pPr>
-        <w:ind w:left="2520" w:hanging="360"/>
-      </w:pPr>
-      <w:rPr/>
-    </w:lvl>
-    <w:lvl w:ilvl="6">
-      <w:start w:val="1"/>
-      <w:numFmt w:val="bullet"/>
-      <w:lvlText w:val="●"/>
-      <w:lvlJc w:val="left"/>
-      <w:pPr>
-        <w:ind w:left="2880" w:hanging="360"/>
-      </w:pPr>
-      <w:rPr/>
-    </w:lvl>
-    <w:lvl w:ilvl="7">
-      <w:start w:val="1"/>
-      <w:numFmt w:val="bullet"/>
-      <w:lvlText w:val="○"/>
-      <w:lvlJc w:val="left"/>
-      <w:pPr>
-        <w:ind w:left="3240" w:hanging="360"/>
-      </w:pPr>
-      <w:rPr/>
-    </w:lvl>
-    <w:lvl w:ilvl="8">
-      <w:start w:val="1"/>
-      <w:numFmt w:val="bullet"/>
-      <w:lvlText w:val="■"/>
-      <w:lvlJc w:val="left"/>
-      <w:pPr>
-        <w:ind w:left="3600" w:hanging="360"/>
-      </w:pPr>
-      <w:rPr/>
-    </w:lvl>
-  </w:abstractNum>
-  <w:abstractNum w:abstractNumId="6">
-    <w:lvl w:ilvl="0">
-      <w:start w:val="1"/>
-      <w:numFmt w:val="bullet"/>
-      <w:lvlText w:val=""/>
-      <w:lvlJc w:val="left"/>
-      <w:pPr>
-        <w:ind w:left="360" w:hanging="360"/>
-      </w:pPr>
-      <w:rPr>
-        <w:i w:val="0"/>
-        <w:color w:val="00000a"/>
-        <w:sz w:val="22"/>
-        <w:szCs w:val="22"/>
-      </w:rPr>
-    </w:lvl>
-    <w:lvl w:ilvl="1">
-      <w:start w:val="1"/>
-      <w:numFmt w:val="decimal"/>
-      <w:lvlText w:val="%2."/>
-      <w:lvlJc w:val="left"/>
-      <w:pPr>
-        <w:ind w:left="1080" w:hanging="360"/>
-      </w:pPr>
-      <w:rPr/>
-    </w:lvl>
-    <w:lvl w:ilvl="2">
-      <w:start w:val="1"/>
-      <w:numFmt w:val="decimal"/>
-      <w:lvlText w:val="%3."/>
-      <w:lvlJc w:val="left"/>
-      <w:pPr>
-        <w:ind w:left="1440" w:hanging="360"/>
-      </w:pPr>
-      <w:rPr/>
-    </w:lvl>
-    <w:lvl w:ilvl="3">
-      <w:start w:val="1"/>
-      <w:numFmt w:val="decimal"/>
-      <w:lvlText w:val="%4."/>
-      <w:lvlJc w:val="left"/>
-      <w:pPr>
-        <w:ind w:left="1800" w:hanging="360"/>
-      </w:pPr>
-      <w:rPr/>
-    </w:lvl>
-    <w:lvl w:ilvl="4">
-      <w:start w:val="1"/>
-      <w:numFmt w:val="decimal"/>
-      <w:lvlText w:val="%5."/>
-      <w:lvlJc w:val="left"/>
-      <w:pPr>
-        <w:ind w:left="2160" w:hanging="360"/>
-      </w:pPr>
-      <w:rPr/>
-    </w:lvl>
-    <w:lvl w:ilvl="5">
-      <w:start w:val="1"/>
-      <w:numFmt w:val="decimal"/>
-      <w:lvlText w:val="%6."/>
-      <w:lvlJc w:val="left"/>
-      <w:pPr>
-        <w:ind w:left="2520" w:hanging="360"/>
-      </w:pPr>
-      <w:rPr/>
-    </w:lvl>
-    <w:lvl w:ilvl="6">
-      <w:start w:val="1"/>
-      <w:numFmt w:val="decimal"/>
-      <w:lvlText w:val="%7."/>
-      <w:lvlJc w:val="left"/>
-      <w:pPr>
-        <w:ind w:left="2880" w:hanging="360"/>
-      </w:pPr>
-      <w:rPr/>
-    </w:lvl>
-    <w:lvl w:ilvl="7">
-      <w:start w:val="1"/>
-      <w:numFmt w:val="decimal"/>
-      <w:lvlText w:val="%8."/>
-      <w:lvlJc w:val="left"/>
-      <w:pPr>
-        <w:ind w:left="3240" w:hanging="360"/>
-      </w:pPr>
-      <w:rPr/>
-    </w:lvl>
-    <w:lvl w:ilvl="8">
-      <w:start w:val="1"/>
-      <w:numFmt w:val="decimal"/>
-      <w:lvlText w:val="%9."/>
-      <w:lvlJc w:val="left"/>
-      <w:pPr>
-        <w:ind w:left="3600" w:hanging="360"/>
-      </w:pPr>
-      <w:rPr/>
-    </w:lvl>
-  </w:abstractNum>
-  <w:abstractNum w:abstractNumId="7">
-    <w:lvl w:ilvl="0">
-      <w:start w:val="1"/>
-      <w:numFmt w:val="bullet"/>
-      <w:lvlText w:val="➢"/>
-      <w:lvlJc w:val="left"/>
-      <w:pPr>
-        <w:ind w:left="360" w:hanging="360"/>
-      </w:pPr>
-      <w:rPr>
-        <w:color w:val="00000a"/>
-        <w:sz w:val="22"/>
-        <w:szCs w:val="22"/>
-      </w:rPr>
-    </w:lvl>
-    <w:lvl w:ilvl="1">
-      <w:start w:val="1"/>
-      <w:numFmt w:val="bullet"/>
-      <w:lvlText w:val="○"/>
-      <w:lvlJc w:val="left"/>
-      <w:pPr>
-        <w:ind w:left="1080" w:hanging="360"/>
-      </w:pPr>
-      <w:rPr/>
-    </w:lvl>
-    <w:lvl w:ilvl="2">
-      <w:start w:val="1"/>
-      <w:numFmt w:val="bullet"/>
-      <w:lvlText w:val="■"/>
-      <w:lvlJc w:val="left"/>
-      <w:pPr>
-        <w:ind w:left="1440" w:hanging="360"/>
-      </w:pPr>
-      <w:rPr/>
-    </w:lvl>
-    <w:lvl w:ilvl="3">
-      <w:start w:val="1"/>
-      <w:numFmt w:val="bullet"/>
-      <w:lvlText w:val="●"/>
-      <w:lvlJc w:val="left"/>
-      <w:pPr>
-        <w:ind w:left="1800" w:hanging="360"/>
-      </w:pPr>
-      <w:rPr/>
-    </w:lvl>
-    <w:lvl w:ilvl="4">
-      <w:start w:val="1"/>
-      <w:numFmt w:val="bullet"/>
-      <w:lvlText w:val="○"/>
-      <w:lvlJc w:val="left"/>
-      <w:pPr>
-        <w:ind w:left="2160" w:hanging="360"/>
-      </w:pPr>
-      <w:rPr/>
-    </w:lvl>
-    <w:lvl w:ilvl="5">
-      <w:start w:val="1"/>
-      <w:numFmt w:val="bullet"/>
-      <w:lvlText w:val="■"/>
-      <w:lvlJc w:val="left"/>
-      <w:pPr>
-        <w:ind w:left="2520" w:hanging="360"/>
-      </w:pPr>
-      <w:rPr/>
-    </w:lvl>
-    <w:lvl w:ilvl="6">
-      <w:start w:val="1"/>
-      <w:numFmt w:val="bullet"/>
-      <w:lvlText w:val="●"/>
-      <w:lvlJc w:val="left"/>
-      <w:pPr>
-        <w:ind w:left="2880" w:hanging="360"/>
-      </w:pPr>
-      <w:rPr/>
-    </w:lvl>
-    <w:lvl w:ilvl="7">
-      <w:start w:val="1"/>
-      <w:numFmt w:val="bullet"/>
-      <w:lvlText w:val="○"/>
-      <w:lvlJc w:val="left"/>
-      <w:pPr>
-        <w:ind w:left="3240" w:hanging="360"/>
-      </w:pPr>
-      <w:rPr/>
-    </w:lvl>
-    <w:lvl w:ilvl="8">
-      <w:start w:val="1"/>
-      <w:numFmt w:val="bullet"/>
-      <w:lvlText w:val="■"/>
       <w:lvlJc w:val="left"/>
       <w:pPr>
         <w:ind w:left="3600" w:hanging="360"/>
@@ -7736,20 +6897,11 @@
   <w:num w:numId="4">
     <w:abstractNumId w:val="4"/>
   </w:num>
-  <w:num w:numId="5">
-    <w:abstractNumId w:val="5"/>
-  </w:num>
-  <w:num w:numId="6">
-    <w:abstractNumId w:val="6"/>
-  </w:num>
-  <w:num w:numId="7">
-    <w:abstractNumId w:val="7"/>
-  </w:num>
 </w:numbering>
 </file>
 
 <file path=word/styles.xml><?xml version="1.0" encoding="utf-8"?>
-<w:styles xmlns:mc="http://schemas.openxmlformats.org/markup-compatibility/2006" xmlns:o="urn:schemas-microsoft-com:office:office" xmlns:r="http://schemas.openxmlformats.org/officeDocument/2006/relationships" xmlns:m="http://schemas.openxmlformats.org/officeDocument/2006/math" xmlns:v="urn:schemas-microsoft-com:vml" xmlns:wp="http://schemas.openxmlformats.org/drawingml/2006/wordprocessingDrawing" xmlns:w10="urn:schemas-microsoft-com:office:word" xmlns:w="http://schemas.openxmlformats.org/wordprocessingml/2006/main" xmlns:wne="http://schemas.microsoft.com/office/word/2006/wordml" xmlns:sl="http://schemas.openxmlformats.org/schemaLibrary/2006/main" xmlns:a="http://schemas.openxmlformats.org/drawingml/2006/main" xmlns:pic="http://schemas.openxmlformats.org/drawingml/2006/picture" xmlns:c="http://schemas.openxmlformats.org/drawingml/2006/chart" xmlns:lc="http://schemas.openxmlformats.org/drawingml/2006/lockedCanvas" xmlns:dgm="http://schemas.openxmlformats.org/drawingml/2006/diagram" xmlns:wps="http://schemas.microsoft.com/office/word/2010/wordprocessingShape" xmlns:wpg="http://schemas.microsoft.com/office/word/2010/wordprocessingGroup" xmlns:w14="http://schemas.microsoft.com/office/word/2010/wordml" xmlns:w15="http://schemas.microsoft.com/office/word/2012/wordml">
+<w:styles xmlns:mc="http://schemas.openxmlformats.org/markup-compatibility/2006" xmlns:o="urn:schemas-microsoft-com:office:office" xmlns:r="http://schemas.openxmlformats.org/officeDocument/2006/relationships" xmlns:m="http://schemas.openxmlformats.org/officeDocument/2006/math" xmlns:v="urn:schemas-microsoft-com:vml" xmlns:wp="http://schemas.openxmlformats.org/drawingml/2006/wordprocessingDrawing" xmlns:w10="urn:schemas-microsoft-com:office:word" xmlns:w="http://schemas.openxmlformats.org/wordprocessingml/2006/main" xmlns:wne="http://schemas.microsoft.com/office/word/2006/wordml" xmlns:sl="http://schemas.openxmlformats.org/schemaLibrary/2006/main" xmlns:a="http://schemas.openxmlformats.org/drawingml/2006/main" xmlns:pic="http://schemas.openxmlformats.org/drawingml/2006/picture" xmlns:c="http://schemas.openxmlformats.org/drawingml/2006/chart" xmlns:lc="http://schemas.openxmlformats.org/drawingml/2006/lockedCanvas" xmlns:dgm="http://schemas.openxmlformats.org/drawingml/2006/diagram" xmlns:wps="http://schemas.microsoft.com/office/word/2010/wordprocessingShape" xmlns:wpg="http://schemas.microsoft.com/office/word/2010/wordprocessingGroup" xmlns:w14="http://schemas.microsoft.com/office/word/2010/wordml" xmlns:w15="http://schemas.microsoft.com/office/word/2012/wordml" xmlns:w16="http://schemas.microsoft.com/office/word/2018/wordml" xmlns:w16cex="http://schemas.microsoft.com/office/word/2018/wordml/cex" xmlns:w16cid="http://schemas.microsoft.com/office/word/2016/wordml/cid" xmlns="http://schemas.microsoft.com/office/tasks/2019/documenttasks" xmlns:cr="http://schemas.microsoft.com/office/comments/2020/reactions">
   <w:docDefaults>
     <w:rPrDefault>
       <w:rPr>
@@ -7763,11 +6915,19 @@
       </w:pPr>
     </w:pPrDefault>
   </w:docDefaults>
+  <w:style w:type="table" w:styleId="TableNormal" w:default="1">
+    <w:name w:val="TableNormal"/>
+    <w:tblPr>
+      <w:tblCellMar>
+        <w:top w:w="100.0" w:type="dxa"/>
+        <w:left w:w="100.0" w:type="dxa"/>
+        <w:bottom w:w="100.0" w:type="dxa"/>
+        <w:right w:w="100.0" w:type="dxa"/>
+      </w:tblCellMar>
+    </w:tblPr>
+  </w:style>
   <w:style w:type="paragraph" w:styleId="Normal" w:default="1">
     <w:name w:val="normal"/>
-  </w:style>
-  <w:style w:type="table" w:styleId="TableNormal" w:default="1">
-    <w:name w:val="Table Normal"/>
   </w:style>
   <w:style w:type="paragraph" w:styleId="Heading1">
     <w:name w:val="heading 1"/>
@@ -7776,10 +6936,12 @@
     <w:pPr>
       <w:keepNext w:val="1"/>
       <w:keepLines w:val="1"/>
+      <w:pageBreakBefore w:val="0"/>
       <w:spacing w:after="120" w:before="480" w:lineRule="auto"/>
     </w:pPr>
     <w:rPr>
       <w:b w:val="1"/>
+      <w:bCs w:val="1"/>
       <w:sz w:val="48"/>
       <w:szCs w:val="48"/>
     </w:rPr>
@@ -7790,6 +6952,7 @@
     <w:next w:val="Normal"/>
     <w:pPr>
       <w:keepNext w:val="1"/>
+      <w:pageBreakBefore w:val="0"/>
       <w:spacing w:after="0" w:before="0" w:line="240" w:lineRule="auto"/>
       <w:jc w:val="center"/>
     </w:pPr>
@@ -7802,10 +6965,12 @@
     <w:pPr>
       <w:keepNext w:val="1"/>
       <w:keepLines w:val="1"/>
+      <w:pageBreakBefore w:val="0"/>
       <w:spacing w:after="80" w:before="280" w:lineRule="auto"/>
     </w:pPr>
     <w:rPr>
       <w:b w:val="1"/>
+      <w:bCs w:val="1"/>
       <w:sz w:val="28"/>
       <w:szCs w:val="28"/>
     </w:rPr>
@@ -7817,10 +6982,12 @@
     <w:pPr>
       <w:keepNext w:val="1"/>
       <w:keepLines w:val="1"/>
+      <w:pageBreakBefore w:val="0"/>
       <w:spacing w:after="40" w:before="240" w:lineRule="auto"/>
     </w:pPr>
     <w:rPr>
       <w:b w:val="1"/>
+      <w:bCs w:val="1"/>
       <w:sz w:val="24"/>
       <w:szCs w:val="24"/>
     </w:rPr>
@@ -7832,10 +6999,12 @@
     <w:pPr>
       <w:keepNext w:val="1"/>
       <w:keepLines w:val="1"/>
+      <w:pageBreakBefore w:val="0"/>
       <w:spacing w:after="40" w:before="220" w:lineRule="auto"/>
     </w:pPr>
     <w:rPr>
       <w:b w:val="1"/>
+      <w:bCs w:val="1"/>
       <w:sz w:val="22"/>
       <w:szCs w:val="22"/>
     </w:rPr>
@@ -7847,10 +7016,12 @@
     <w:pPr>
       <w:keepNext w:val="1"/>
       <w:keepLines w:val="1"/>
+      <w:pageBreakBefore w:val="0"/>
       <w:spacing w:after="40" w:before="200" w:lineRule="auto"/>
     </w:pPr>
     <w:rPr>
       <w:b w:val="1"/>
+      <w:bCs w:val="1"/>
       <w:sz w:val="20"/>
       <w:szCs w:val="20"/>
     </w:rPr>
@@ -7862,10 +7033,12 @@
     <w:pPr>
       <w:keepNext w:val="1"/>
       <w:keepLines w:val="1"/>
+      <w:pageBreakBefore w:val="0"/>
       <w:spacing w:after="120" w:before="480" w:lineRule="auto"/>
     </w:pPr>
     <w:rPr>
       <w:b w:val="1"/>
+      <w:bCs w:val="1"/>
       <w:sz w:val="72"/>
       <w:szCs w:val="72"/>
     </w:rPr>
@@ -7877,11 +7050,13 @@
     <w:pPr>
       <w:keepNext w:val="1"/>
       <w:keepLines w:val="1"/>
+      <w:pageBreakBefore w:val="0"/>
       <w:spacing w:after="80" w:before="360" w:lineRule="auto"/>
     </w:pPr>
     <w:rPr>
       <w:rFonts w:ascii="Georgia" w:cs="Georgia" w:eastAsia="Georgia" w:hAnsi="Georgia"/>
       <w:i w:val="1"/>
+      <w:iCs w:val="1"/>
       <w:color w:val="666666"/>
       <w:sz w:val="48"/>
       <w:szCs w:val="48"/>
